--- a/Documents/Phân tích Ứng dụng Quản lý lịch tập gym.docx
+++ b/Documents/Phân tích Ứng dụng Quản lý lịch tập gym.docx
@@ -3,17 +3,29 @@
 <w:document xmlns:wpc="http://schemas.microsoft.com/office/word/2010/wordprocessingCanvas" xmlns:cx="http://schemas.microsoft.com/office/drawing/2014/chartex" xmlns:cx1="http://schemas.microsoft.com/office/drawing/2015/9/8/chartex" xmlns:cx2="http://schemas.microsoft.com/office/drawing/2015/10/21/chartex" xmlns:cx3="http://schemas.microsoft.com/office/drawing/2016/5/9/chartex" xmlns:cx4="http://schemas.microsoft.com/office/drawing/2016/5/10/chartex" xmlns:cx5="http://schemas.microsoft.com/office/drawing/2016/5/11/chartex" xmlns:cx6="http://schemas.microsoft.com/office/drawing/2016/5/12/chartex" xmlns:cx7="http://schemas.microsoft.com/office/drawing/2016/5/13/chartex" xmlns:cx8="http://schemas.microsoft.com/office/drawing/2016/5/14/chartex" xmlns:mc="http://schemas.openxmlformats.org/markup-compatibility/2006" xmlns:aink="http://schemas.microsoft.com/office/drawing/2016/ink" xmlns:am3d="http://schemas.microsoft.com/office/drawing/2017/model3d" xmlns:o="urn:schemas-microsoft-com:office:office" xmlns:oel="http://schemas.microsoft.com/office/2019/extlst" xmlns:r="http://schemas.openxmlformats.org/officeDocument/2006/relationships" xmlns:m="http://schemas.openxmlformats.org/officeDocument/2006/math" xmlns:v="urn:schemas-microsoft-com:vml" xmlns:wp14="http://schemas.microsoft.com/office/word/2010/wordprocessingDrawing" xmlns:wp="http://schemas.openxmlformats.org/drawingml/2006/wordprocessingDrawing" xmlns:w10="urn:schemas-microsoft-com:office:word" xmlns:w="http://schemas.openxmlformats.org/wordprocessingml/2006/main" xmlns:w14="http://schemas.microsoft.com/office/word/2010/wordml" xmlns:w15="http://schemas.microsoft.com/office/word/2012/wordml" xmlns:w16cex="http://schemas.microsoft.com/office/word/2018/wordml/cex" xmlns:w16cid="http://schemas.microsoft.com/office/word/2016/wordml/cid" xmlns:w16="http://schemas.microsoft.com/office/word/2018/wordml" xmlns:w16du="http://schemas.microsoft.com/office/word/2023/wordml/word16du" xmlns:w16sdtdh="http://schemas.microsoft.com/office/word/2020/wordml/sdtdatahash" xmlns:w16sdtfl="http://schemas.microsoft.com/office/word/2024/wordml/sdtformatlock" xmlns:w16se="http://schemas.microsoft.com/office/word/2015/wordml/symex" xmlns:wpg="http://schemas.microsoft.com/office/word/2010/wordprocessingGroup" xmlns:wpi="http://schemas.microsoft.com/office/word/2010/wordprocessingInk" xmlns:wne="http://schemas.microsoft.com/office/word/2006/wordml" xmlns:wps="http://schemas.microsoft.com/office/word/2010/wordprocessingShape" mc:Ignorable="w14 w15 w16se w16cid w16 w16cex w16sdtdh w16sdtfl w16du wp14">
   <w:body>
     <w:p>
-      <w:proofErr w:type="spellStart"/>
-      <w:r>
-        <w:t>Phân</w:t>
-      </w:r>
-      <w:proofErr w:type="spellEnd"/>
-      <w:r>
-        <w:t xml:space="preserve"> </w:t>
-      </w:r>
-      <w:proofErr w:type="spellStart"/>
-      <w:r>
-        <w:t>tích</w:t>
+      <w:pPr>
+        <w:jc w:val="center"/>
+      </w:pPr>
+      <w:r>
+        <w:t>PHÂN TÍCH ỨNG DỤNG QUẢN LÝ LỊCH TẬP GYM</w:t>
+      </w:r>
+    </w:p>
+    <w:p/>
+    <w:p>
+      <w:r>
+        <w:t xml:space="preserve">1. </w:t>
+      </w:r>
+      <w:proofErr w:type="spellStart"/>
+      <w:r>
+        <w:t>Mô</w:t>
+      </w:r>
+      <w:proofErr w:type="spellEnd"/>
+      <w:r>
+        <w:t xml:space="preserve"> </w:t>
+      </w:r>
+      <w:proofErr w:type="spellStart"/>
+      <w:r>
+        <w:t>tả</w:t>
       </w:r>
       <w:proofErr w:type="spellEnd"/>
       <w:r>
@@ -33,33 +45,5492 @@
       </w:r>
       <w:proofErr w:type="spellEnd"/>
       <w:r>
-        <w:t xml:space="preserve"> Quản </w:t>
-      </w:r>
-      <w:proofErr w:type="spellStart"/>
-      <w:r>
+        <w:t>:</w:t>
+      </w:r>
+    </w:p>
+    <w:p>
+      <w:proofErr w:type="spellStart"/>
+      <w:r>
+        <w:t>Hỗ</w:t>
+      </w:r>
+      <w:proofErr w:type="spellEnd"/>
+      <w:r>
+        <w:t xml:space="preserve"> </w:t>
+      </w:r>
+      <w:proofErr w:type="spellStart"/>
+      <w:r>
+        <w:t>trợ</w:t>
+      </w:r>
+      <w:proofErr w:type="spellEnd"/>
+      <w:r>
+        <w:t xml:space="preserve"> </w:t>
+      </w:r>
+      <w:proofErr w:type="spellStart"/>
+      <w:r>
+        <w:t>người</w:t>
+      </w:r>
+      <w:proofErr w:type="spellEnd"/>
+      <w:r>
+        <w:t xml:space="preserve"> </w:t>
+      </w:r>
+      <w:proofErr w:type="spellStart"/>
+      <w:r>
+        <w:rPr>
+          <w:highlight w:val="yellow"/>
+        </w:rPr>
+        <w:t>mới</w:t>
+      </w:r>
+      <w:proofErr w:type="spellEnd"/>
+      <w:r>
+        <w:t xml:space="preserve"> </w:t>
+      </w:r>
+      <w:proofErr w:type="spellStart"/>
+      <w:r>
+        <w:t>tập</w:t>
+      </w:r>
+      <w:proofErr w:type="spellEnd"/>
+      <w:r>
+        <w:t xml:space="preserve"> gym </w:t>
+      </w:r>
+      <w:proofErr w:type="spellStart"/>
+      <w:r>
+        <w:t>trong</w:t>
+      </w:r>
+      <w:proofErr w:type="spellEnd"/>
+      <w:r>
+        <w:t xml:space="preserve"> </w:t>
+      </w:r>
+      <w:proofErr w:type="spellStart"/>
+      <w:r>
+        <w:t>việc</w:t>
+      </w:r>
+      <w:proofErr w:type="spellEnd"/>
+      <w:r>
+        <w:t xml:space="preserve"> </w:t>
+      </w:r>
+      <w:proofErr w:type="spellStart"/>
+      <w:r>
+        <w:t>lên</w:t>
+      </w:r>
+      <w:proofErr w:type="spellEnd"/>
+      <w:r>
+        <w:t xml:space="preserve"> </w:t>
+      </w:r>
+      <w:proofErr w:type="spellStart"/>
+      <w:r>
+        <w:t>kế</w:t>
+      </w:r>
+      <w:proofErr w:type="spellEnd"/>
+      <w:r>
+        <w:t xml:space="preserve"> </w:t>
+      </w:r>
+      <w:proofErr w:type="spellStart"/>
+      <w:r>
+        <w:t>hoạch</w:t>
+      </w:r>
+      <w:proofErr w:type="spellEnd"/>
+      <w:r>
+        <w:t xml:space="preserve"> </w:t>
+      </w:r>
+      <w:proofErr w:type="spellStart"/>
+      <w:r>
+        <w:t>tập</w:t>
+      </w:r>
+      <w:proofErr w:type="spellEnd"/>
+      <w:r>
+        <w:t xml:space="preserve"> </w:t>
+      </w:r>
+      <w:proofErr w:type="spellStart"/>
+      <w:r>
+        <w:t>luyện</w:t>
+      </w:r>
+      <w:proofErr w:type="spellEnd"/>
+      <w:r>
+        <w:t xml:space="preserve">, </w:t>
+      </w:r>
+      <w:proofErr w:type="spellStart"/>
+      <w:r>
+        <w:t>hướng</w:t>
+      </w:r>
+      <w:proofErr w:type="spellEnd"/>
+      <w:r>
+        <w:t xml:space="preserve"> </w:t>
+      </w:r>
+      <w:proofErr w:type="spellStart"/>
+      <w:r>
+        <w:t>dẫn</w:t>
+      </w:r>
+      <w:proofErr w:type="spellEnd"/>
+      <w:r>
+        <w:t xml:space="preserve"> </w:t>
+      </w:r>
+      <w:proofErr w:type="spellStart"/>
+      <w:r>
+        <w:t>các</w:t>
+      </w:r>
+      <w:proofErr w:type="spellEnd"/>
+      <w:r>
+        <w:t xml:space="preserve"> </w:t>
+      </w:r>
+      <w:proofErr w:type="spellStart"/>
+      <w:r>
+        <w:t>bài</w:t>
+      </w:r>
+      <w:proofErr w:type="spellEnd"/>
+      <w:r>
+        <w:t xml:space="preserve"> </w:t>
+      </w:r>
+      <w:proofErr w:type="spellStart"/>
+      <w:r>
+        <w:t>tập</w:t>
+      </w:r>
+      <w:proofErr w:type="spellEnd"/>
+      <w:r>
+        <w:t xml:space="preserve"> </w:t>
+      </w:r>
+      <w:proofErr w:type="spellStart"/>
+      <w:r>
+        <w:t>tại</w:t>
+      </w:r>
+      <w:proofErr w:type="spellEnd"/>
+      <w:r>
+        <w:t xml:space="preserve"> </w:t>
+      </w:r>
+      <w:proofErr w:type="spellStart"/>
+      <w:r>
+        <w:t>phòng</w:t>
+      </w:r>
+      <w:proofErr w:type="spellEnd"/>
+      <w:r>
+        <w:t xml:space="preserve"> gym </w:t>
+      </w:r>
+      <w:proofErr w:type="spellStart"/>
+      <w:r>
+        <w:t>và</w:t>
+      </w:r>
+      <w:proofErr w:type="spellEnd"/>
+      <w:r>
+        <w:t xml:space="preserve"> </w:t>
+      </w:r>
+      <w:proofErr w:type="spellStart"/>
+      <w:r>
+        <w:t>tại</w:t>
+      </w:r>
+      <w:proofErr w:type="spellEnd"/>
+      <w:r>
+        <w:t xml:space="preserve"> </w:t>
+      </w:r>
+      <w:proofErr w:type="spellStart"/>
+      <w:r>
+        <w:t>nhà</w:t>
+      </w:r>
+      <w:proofErr w:type="spellEnd"/>
+      <w:r>
+        <w:t xml:space="preserve">, </w:t>
+      </w:r>
+      <w:proofErr w:type="spellStart"/>
+      <w:r>
+        <w:t>hướng</w:t>
+      </w:r>
+      <w:proofErr w:type="spellEnd"/>
+      <w:r>
+        <w:t xml:space="preserve"> </w:t>
+      </w:r>
+      <w:proofErr w:type="spellStart"/>
+      <w:r>
+        <w:t>dẫn</w:t>
+      </w:r>
+      <w:proofErr w:type="spellEnd"/>
+      <w:r>
+        <w:t xml:space="preserve"> </w:t>
+      </w:r>
+      <w:proofErr w:type="spellStart"/>
+      <w:r>
+        <w:t>cách</w:t>
+      </w:r>
+      <w:proofErr w:type="spellEnd"/>
+      <w:r>
+        <w:t xml:space="preserve"> </w:t>
+      </w:r>
+      <w:proofErr w:type="spellStart"/>
+      <w:r>
+        <w:t>tập</w:t>
+      </w:r>
+      <w:proofErr w:type="spellEnd"/>
+      <w:r>
+        <w:t xml:space="preserve"> </w:t>
+      </w:r>
+      <w:proofErr w:type="spellStart"/>
+      <w:r>
+        <w:t>luyện</w:t>
+      </w:r>
+      <w:proofErr w:type="spellEnd"/>
+      <w:r>
+        <w:t xml:space="preserve"> </w:t>
+      </w:r>
+      <w:proofErr w:type="spellStart"/>
+      <w:r>
+        <w:t>và</w:t>
+      </w:r>
+      <w:proofErr w:type="spellEnd"/>
+      <w:r>
+        <w:t xml:space="preserve"> </w:t>
+      </w:r>
+      <w:proofErr w:type="spellStart"/>
+      <w:r>
+        <w:t>phương</w:t>
+      </w:r>
+      <w:proofErr w:type="spellEnd"/>
+      <w:r>
+        <w:t xml:space="preserve"> </w:t>
+      </w:r>
+      <w:proofErr w:type="spellStart"/>
+      <w:r>
+        <w:t>pháp</w:t>
+      </w:r>
+      <w:proofErr w:type="spellEnd"/>
+      <w:r>
+        <w:t xml:space="preserve"> </w:t>
+      </w:r>
+      <w:proofErr w:type="spellStart"/>
+      <w:r>
+        <w:t>tập</w:t>
+      </w:r>
+      <w:proofErr w:type="spellEnd"/>
+      <w:r>
+        <w:t xml:space="preserve"> </w:t>
+      </w:r>
+      <w:proofErr w:type="spellStart"/>
+      <w:r>
+        <w:t>luyện</w:t>
+      </w:r>
+      <w:proofErr w:type="spellEnd"/>
+      <w:r>
+        <w:t xml:space="preserve"> </w:t>
+      </w:r>
+      <w:proofErr w:type="spellStart"/>
+      <w:r>
+        <w:t>cho</w:t>
+      </w:r>
+      <w:proofErr w:type="spellEnd"/>
+      <w:r>
+        <w:t xml:space="preserve"> </w:t>
+      </w:r>
+      <w:proofErr w:type="spellStart"/>
+      <w:r>
+        <w:t>người</w:t>
+      </w:r>
+      <w:proofErr w:type="spellEnd"/>
+      <w:r>
+        <w:t xml:space="preserve"> </w:t>
+      </w:r>
+      <w:proofErr w:type="spellStart"/>
+      <w:r>
+        <w:t>mới</w:t>
+      </w:r>
+      <w:proofErr w:type="spellEnd"/>
+      <w:r>
+        <w:t xml:space="preserve"> </w:t>
+      </w:r>
+      <w:proofErr w:type="spellStart"/>
+      <w:r>
+        <w:t>bắt</w:t>
+      </w:r>
+      <w:proofErr w:type="spellEnd"/>
+      <w:r>
+        <w:t xml:space="preserve"> </w:t>
+      </w:r>
+      <w:proofErr w:type="spellStart"/>
+      <w:r>
+        <w:t>đầu</w:t>
+      </w:r>
+      <w:proofErr w:type="spellEnd"/>
+      <w:r>
+        <w:t xml:space="preserve">. </w:t>
+      </w:r>
+    </w:p>
+    <w:p>
+      <w:proofErr w:type="spellStart"/>
+      <w:r>
+        <w:t>Hỗ</w:t>
+      </w:r>
+      <w:proofErr w:type="spellEnd"/>
+      <w:r>
+        <w:t xml:space="preserve"> </w:t>
+      </w:r>
+      <w:proofErr w:type="spellStart"/>
+      <w:r>
+        <w:t>trợ</w:t>
+      </w:r>
+      <w:proofErr w:type="spellEnd"/>
+      <w:r>
+        <w:t xml:space="preserve"> </w:t>
+      </w:r>
+      <w:proofErr w:type="spellStart"/>
+      <w:r>
+        <w:t>người</w:t>
+      </w:r>
+      <w:proofErr w:type="spellEnd"/>
+      <w:r>
+        <w:t xml:space="preserve"> </w:t>
+      </w:r>
+      <w:proofErr w:type="spellStart"/>
+      <w:r>
+        <w:rPr>
+          <w:highlight w:val="yellow"/>
+        </w:rPr>
+        <w:t>đã</w:t>
+      </w:r>
+      <w:proofErr w:type="spellEnd"/>
+      <w:r>
+        <w:rPr>
+          <w:highlight w:val="yellow"/>
+        </w:rPr>
+        <w:t xml:space="preserve"> </w:t>
+      </w:r>
+      <w:proofErr w:type="spellStart"/>
+      <w:r>
+        <w:rPr>
+          <w:highlight w:val="yellow"/>
+        </w:rPr>
+        <w:t>có</w:t>
+      </w:r>
+      <w:proofErr w:type="spellEnd"/>
+      <w:r>
+        <w:rPr>
+          <w:highlight w:val="yellow"/>
+        </w:rPr>
+        <w:t xml:space="preserve"> </w:t>
+      </w:r>
+      <w:proofErr w:type="spellStart"/>
+      <w:r>
+        <w:rPr>
+          <w:highlight w:val="yellow"/>
+        </w:rPr>
+        <w:t>kinh</w:t>
+      </w:r>
+      <w:proofErr w:type="spellEnd"/>
+      <w:r>
+        <w:rPr>
+          <w:highlight w:val="yellow"/>
+        </w:rPr>
+        <w:t xml:space="preserve"> </w:t>
+      </w:r>
+      <w:proofErr w:type="spellStart"/>
+      <w:r>
+        <w:rPr>
+          <w:highlight w:val="yellow"/>
+        </w:rPr>
+        <w:t>nghiệm</w:t>
+      </w:r>
+      <w:proofErr w:type="spellEnd"/>
+      <w:r>
+        <w:rPr>
+          <w:highlight w:val="yellow"/>
+        </w:rPr>
+        <w:t xml:space="preserve"> </w:t>
+      </w:r>
+      <w:proofErr w:type="spellStart"/>
+      <w:r>
+        <w:rPr>
+          <w:highlight w:val="yellow"/>
+        </w:rPr>
+        <w:t>tập</w:t>
+      </w:r>
+      <w:proofErr w:type="spellEnd"/>
+      <w:r>
+        <w:rPr>
+          <w:highlight w:val="yellow"/>
+        </w:rPr>
+        <w:t xml:space="preserve"> </w:t>
+      </w:r>
+      <w:proofErr w:type="spellStart"/>
+      <w:r>
+        <w:rPr>
+          <w:highlight w:val="yellow"/>
+        </w:rPr>
+        <w:t>luyện</w:t>
+      </w:r>
+      <w:proofErr w:type="spellEnd"/>
+      <w:r>
+        <w:t xml:space="preserve"> </w:t>
+      </w:r>
+      <w:proofErr w:type="spellStart"/>
+      <w:r>
+        <w:t>trong</w:t>
+      </w:r>
+      <w:proofErr w:type="spellEnd"/>
+      <w:r>
+        <w:t xml:space="preserve"> </w:t>
+      </w:r>
+      <w:proofErr w:type="spellStart"/>
+      <w:r>
+        <w:t>việc</w:t>
+      </w:r>
+      <w:proofErr w:type="spellEnd"/>
+      <w:r>
+        <w:t xml:space="preserve"> </w:t>
+      </w:r>
+      <w:proofErr w:type="spellStart"/>
+      <w:r>
+        <w:t>lưu</w:t>
+      </w:r>
+      <w:proofErr w:type="spellEnd"/>
+      <w:r>
+        <w:t xml:space="preserve"> </w:t>
+      </w:r>
+      <w:proofErr w:type="spellStart"/>
+      <w:r>
+        <w:t>trữ</w:t>
+      </w:r>
+      <w:proofErr w:type="spellEnd"/>
+      <w:r>
+        <w:t xml:space="preserve"> </w:t>
+      </w:r>
+      <w:proofErr w:type="spellStart"/>
+      <w:r>
+        <w:t>kế</w:t>
+      </w:r>
+      <w:proofErr w:type="spellEnd"/>
+      <w:r>
+        <w:t xml:space="preserve"> </w:t>
+      </w:r>
+      <w:proofErr w:type="spellStart"/>
+      <w:r>
+        <w:t>hoạch</w:t>
+      </w:r>
+      <w:proofErr w:type="spellEnd"/>
+      <w:r>
+        <w:t xml:space="preserve"> </w:t>
+      </w:r>
+      <w:proofErr w:type="spellStart"/>
+      <w:r>
+        <w:t>tập</w:t>
+      </w:r>
+      <w:proofErr w:type="spellEnd"/>
+      <w:r>
+        <w:t xml:space="preserve"> </w:t>
+      </w:r>
+      <w:proofErr w:type="spellStart"/>
+      <w:r>
+        <w:t>luyện</w:t>
+      </w:r>
+      <w:proofErr w:type="spellEnd"/>
+      <w:r>
+        <w:t xml:space="preserve"> </w:t>
+      </w:r>
+      <w:proofErr w:type="spellStart"/>
+      <w:r>
+        <w:t>chuyên</w:t>
+      </w:r>
+      <w:proofErr w:type="spellEnd"/>
+      <w:r>
+        <w:t xml:space="preserve"> </w:t>
+      </w:r>
+      <w:proofErr w:type="spellStart"/>
+      <w:r>
+        <w:t>nghiệp</w:t>
+      </w:r>
+      <w:proofErr w:type="spellEnd"/>
+      <w:r>
+        <w:t xml:space="preserve">, </w:t>
+      </w:r>
+      <w:proofErr w:type="spellStart"/>
+      <w:r>
+        <w:t>tự</w:t>
+      </w:r>
+      <w:proofErr w:type="spellEnd"/>
+      <w:r>
+        <w:t xml:space="preserve"> </w:t>
+      </w:r>
+      <w:proofErr w:type="spellStart"/>
+      <w:r>
+        <w:t>tạo</w:t>
+      </w:r>
+      <w:proofErr w:type="spellEnd"/>
+      <w:r>
+        <w:t xml:space="preserve"> </w:t>
+      </w:r>
+      <w:proofErr w:type="spellStart"/>
+      <w:r>
+        <w:t>kế</w:t>
+      </w:r>
+      <w:proofErr w:type="spellEnd"/>
+      <w:r>
+        <w:t xml:space="preserve"> </w:t>
+      </w:r>
+      <w:proofErr w:type="spellStart"/>
+      <w:r>
+        <w:t>hoạch</w:t>
+      </w:r>
+      <w:proofErr w:type="spellEnd"/>
+      <w:r>
+        <w:t xml:space="preserve"> </w:t>
+      </w:r>
+      <w:proofErr w:type="spellStart"/>
+      <w:r>
+        <w:t>tập</w:t>
+      </w:r>
+      <w:proofErr w:type="spellEnd"/>
+      <w:r>
+        <w:t xml:space="preserve"> </w:t>
+      </w:r>
+      <w:proofErr w:type="spellStart"/>
+      <w:r>
+        <w:t>luyện</w:t>
+      </w:r>
+      <w:proofErr w:type="spellEnd"/>
+      <w:r>
+        <w:t xml:space="preserve"> </w:t>
+      </w:r>
+      <w:proofErr w:type="spellStart"/>
+      <w:r>
+        <w:t>cá</w:t>
+      </w:r>
+      <w:proofErr w:type="spellEnd"/>
+      <w:r>
+        <w:t xml:space="preserve"> </w:t>
+      </w:r>
+      <w:proofErr w:type="spellStart"/>
+      <w:r>
+        <w:t>nhân</w:t>
+      </w:r>
+      <w:proofErr w:type="spellEnd"/>
+      <w:r>
+        <w:t xml:space="preserve"> </w:t>
+      </w:r>
+      <w:proofErr w:type="spellStart"/>
+      <w:r>
+        <w:t>hoá</w:t>
+      </w:r>
+      <w:proofErr w:type="spellEnd"/>
+      <w:r>
+        <w:t xml:space="preserve">; </w:t>
+      </w:r>
+      <w:proofErr w:type="spellStart"/>
+      <w:r>
+        <w:t>theo</w:t>
+      </w:r>
+      <w:proofErr w:type="spellEnd"/>
+      <w:r>
+        <w:t xml:space="preserve"> </w:t>
+      </w:r>
+      <w:proofErr w:type="spellStart"/>
+      <w:r>
+        <w:t>dõi</w:t>
+      </w:r>
+      <w:proofErr w:type="spellEnd"/>
+      <w:r>
+        <w:t xml:space="preserve"> </w:t>
+      </w:r>
+      <w:proofErr w:type="spellStart"/>
+      <w:r>
+        <w:t>tiến</w:t>
+      </w:r>
+      <w:proofErr w:type="spellEnd"/>
+      <w:r>
+        <w:t xml:space="preserve"> </w:t>
+      </w:r>
+      <w:proofErr w:type="spellStart"/>
+      <w:r>
+        <w:t>độ</w:t>
+      </w:r>
+      <w:proofErr w:type="spellEnd"/>
+      <w:r>
+        <w:t xml:space="preserve"> </w:t>
+      </w:r>
+      <w:proofErr w:type="spellStart"/>
+      <w:r>
+        <w:t>tập</w:t>
+      </w:r>
+      <w:proofErr w:type="spellEnd"/>
+      <w:r>
+        <w:t xml:space="preserve"> </w:t>
+      </w:r>
+      <w:proofErr w:type="spellStart"/>
+      <w:r>
+        <w:t>luyện</w:t>
+      </w:r>
+      <w:proofErr w:type="spellEnd"/>
+      <w:r>
+        <w:t xml:space="preserve"> </w:t>
+      </w:r>
+      <w:proofErr w:type="spellStart"/>
+      <w:r>
+        <w:t>để</w:t>
+      </w:r>
+      <w:proofErr w:type="spellEnd"/>
+      <w:r>
+        <w:t xml:space="preserve"> </w:t>
+      </w:r>
+      <w:proofErr w:type="spellStart"/>
+      <w:r>
+        <w:t>điều</w:t>
+      </w:r>
+      <w:proofErr w:type="spellEnd"/>
+      <w:r>
+        <w:t xml:space="preserve"> </w:t>
+      </w:r>
+      <w:proofErr w:type="spellStart"/>
+      <w:r>
+        <w:t>chỉnh</w:t>
+      </w:r>
+      <w:proofErr w:type="spellEnd"/>
+      <w:r>
+        <w:t xml:space="preserve"> </w:t>
+      </w:r>
+      <w:proofErr w:type="spellStart"/>
+      <w:r>
+        <w:t>theo</w:t>
+      </w:r>
+      <w:proofErr w:type="spellEnd"/>
+      <w:r>
+        <w:t xml:space="preserve"> </w:t>
+      </w:r>
+      <w:proofErr w:type="spellStart"/>
+      <w:r>
+        <w:t>thể</w:t>
+      </w:r>
+      <w:proofErr w:type="spellEnd"/>
+      <w:r>
+        <w:t xml:space="preserve"> </w:t>
+      </w:r>
+      <w:proofErr w:type="spellStart"/>
+      <w:r>
+        <w:t>trạng</w:t>
+      </w:r>
+      <w:proofErr w:type="spellEnd"/>
+      <w:r>
+        <w:t>.</w:t>
+      </w:r>
+    </w:p>
+    <w:p/>
+    <w:p>
+      <w:r>
+        <w:t xml:space="preserve">2. </w:t>
+      </w:r>
+      <w:proofErr w:type="spellStart"/>
+      <w:r>
+        <w:t>Mô</w:t>
+      </w:r>
+      <w:proofErr w:type="spellEnd"/>
+      <w:r>
+        <w:t xml:space="preserve"> </w:t>
+      </w:r>
+      <w:proofErr w:type="spellStart"/>
+      <w:r>
+        <w:t>hình</w:t>
+      </w:r>
+      <w:proofErr w:type="spellEnd"/>
+      <w:r>
+        <w:t xml:space="preserve"> </w:t>
+      </w:r>
+      <w:proofErr w:type="spellStart"/>
+      <w:r>
+        <w:t>hoá</w:t>
+      </w:r>
+      <w:proofErr w:type="spellEnd"/>
+      <w:r>
+        <w:t xml:space="preserve"> </w:t>
+      </w:r>
+      <w:proofErr w:type="spellStart"/>
+      <w:r>
+        <w:t>hệ</w:t>
+      </w:r>
+      <w:proofErr w:type="spellEnd"/>
+      <w:r>
+        <w:t xml:space="preserve"> </w:t>
+      </w:r>
+      <w:proofErr w:type="spellStart"/>
+      <w:r>
+        <w:t>thống</w:t>
+      </w:r>
+      <w:proofErr w:type="spellEnd"/>
+    </w:p>
+    <w:p>
+      <w:r>
+        <w:t xml:space="preserve">a) </w:t>
+      </w:r>
+      <w:proofErr w:type="spellStart"/>
+      <w:r>
+        <w:t>Biểu</w:t>
+      </w:r>
+      <w:proofErr w:type="spellEnd"/>
+      <w:r>
+        <w:t xml:space="preserve"> </w:t>
+      </w:r>
+      <w:proofErr w:type="spellStart"/>
+      <w:r>
+        <w:t>đồ</w:t>
+      </w:r>
+      <w:proofErr w:type="spellEnd"/>
+      <w:r>
+        <w:t xml:space="preserve"> </w:t>
+      </w:r>
+      <w:proofErr w:type="spellStart"/>
+      <w:r>
+        <w:t>Usecase</w:t>
+      </w:r>
+      <w:proofErr w:type="spellEnd"/>
+      <w:r>
+        <w:t xml:space="preserve"> </w:t>
+      </w:r>
+    </w:p>
+    <w:tbl>
+      <w:tblPr>
+        <w:tblStyle w:val="TableGrid"/>
+        <w:tblW w:w="0" w:type="auto"/>
+        <w:tblLook w:val="04A0" w:firstRow="1" w:lastRow="0" w:firstColumn="1" w:lastColumn="0" w:noHBand="0" w:noVBand="1"/>
+      </w:tblPr>
+      <w:tblGrid>
+        <w:gridCol w:w="4839"/>
+        <w:gridCol w:w="4839"/>
+      </w:tblGrid>
+      <w:tr>
+        <w:tc>
+          <w:tcPr>
+            <w:tcW w:w="4839" w:type="dxa"/>
+            <w:shd w:val="clear" w:color="auto" w:fill="B4C6E7" w:themeFill="accent1" w:themeFillTint="66"/>
+          </w:tcPr>
+          <w:p>
+            <w:pPr>
+              <w:jc w:val="center"/>
+              <w:rPr>
+                <w:b/>
+                <w:bCs/>
+              </w:rPr>
+            </w:pPr>
+            <w:r>
+              <w:rPr>
+                <w:b/>
+                <w:bCs/>
+              </w:rPr>
+              <w:t>Actor</w:t>
+            </w:r>
+          </w:p>
+        </w:tc>
+        <w:tc>
+          <w:tcPr>
+            <w:tcW w:w="4839" w:type="dxa"/>
+            <w:shd w:val="clear" w:color="auto" w:fill="B4C6E7" w:themeFill="accent1" w:themeFillTint="66"/>
+          </w:tcPr>
+          <w:p>
+            <w:pPr>
+              <w:jc w:val="center"/>
+              <w:rPr>
+                <w:b/>
+                <w:bCs/>
+              </w:rPr>
+            </w:pPr>
+            <w:proofErr w:type="spellStart"/>
+            <w:r>
+              <w:rPr>
+                <w:b/>
+                <w:bCs/>
+              </w:rPr>
+              <w:t>Usecase</w:t>
+            </w:r>
+            <w:proofErr w:type="spellEnd"/>
+          </w:p>
+        </w:tc>
+      </w:tr>
+      <w:tr>
+        <w:tc>
+          <w:tcPr>
+            <w:tcW w:w="4839" w:type="dxa"/>
+            <w:vMerge w:val="restart"/>
+          </w:tcPr>
+          <w:p>
+            <w:r>
+              <w:t>User</w:t>
+            </w:r>
+          </w:p>
+        </w:tc>
+        <w:tc>
+          <w:tcPr>
+            <w:tcW w:w="4839" w:type="dxa"/>
+          </w:tcPr>
+          <w:p>
+            <w:pPr>
+              <w:pStyle w:val="ListParagraph"/>
+              <w:numPr>
+                <w:ilvl w:val="0"/>
+                <w:numId w:val="1"/>
+              </w:numPr>
+              <w:rPr>
+                <w:rFonts w:cs="Times New Roman"/>
+                <w:b/>
+                <w:bCs/>
+                <w:sz w:val="24"/>
+                <w:szCs w:val="24"/>
+              </w:rPr>
+            </w:pPr>
+            <w:proofErr w:type="spellStart"/>
+            <w:r>
+              <w:rPr>
+                <w:rStyle w:val="Strong"/>
+                <w:rFonts w:cs="Times New Roman"/>
+                <w:b w:val="0"/>
+                <w:bCs w:val="0"/>
+                <w:sz w:val="24"/>
+                <w:szCs w:val="24"/>
+              </w:rPr>
+              <w:t>Đăng</w:t>
+            </w:r>
+            <w:proofErr w:type="spellEnd"/>
+            <w:r>
+              <w:rPr>
+                <w:rStyle w:val="Strong"/>
+                <w:rFonts w:cs="Times New Roman"/>
+                <w:b w:val="0"/>
+                <w:bCs w:val="0"/>
+                <w:sz w:val="24"/>
+                <w:szCs w:val="24"/>
+              </w:rPr>
+              <w:t xml:space="preserve"> </w:t>
+            </w:r>
+            <w:proofErr w:type="spellStart"/>
+            <w:r>
+              <w:rPr>
+                <w:rStyle w:val="Strong"/>
+                <w:rFonts w:cs="Times New Roman"/>
+                <w:b w:val="0"/>
+                <w:bCs w:val="0"/>
+                <w:sz w:val="24"/>
+                <w:szCs w:val="24"/>
+              </w:rPr>
+              <w:t>ký</w:t>
+            </w:r>
+            <w:proofErr w:type="spellEnd"/>
+            <w:r>
+              <w:rPr>
+                <w:rStyle w:val="Strong"/>
+                <w:rFonts w:cs="Times New Roman"/>
+                <w:b w:val="0"/>
+                <w:bCs w:val="0"/>
+                <w:sz w:val="24"/>
+                <w:szCs w:val="24"/>
+              </w:rPr>
+              <w:t xml:space="preserve"> / </w:t>
+            </w:r>
+            <w:proofErr w:type="spellStart"/>
+            <w:r>
+              <w:rPr>
+                <w:rStyle w:val="Strong"/>
+                <w:rFonts w:cs="Times New Roman"/>
+                <w:b w:val="0"/>
+                <w:bCs w:val="0"/>
+                <w:sz w:val="24"/>
+                <w:szCs w:val="24"/>
+              </w:rPr>
+              <w:t>Đăng</w:t>
+            </w:r>
+            <w:proofErr w:type="spellEnd"/>
+            <w:r>
+              <w:rPr>
+                <w:rStyle w:val="Strong"/>
+                <w:rFonts w:cs="Times New Roman"/>
+                <w:b w:val="0"/>
+                <w:bCs w:val="0"/>
+                <w:sz w:val="24"/>
+                <w:szCs w:val="24"/>
+              </w:rPr>
+              <w:t xml:space="preserve"> </w:t>
+            </w:r>
+            <w:proofErr w:type="spellStart"/>
+            <w:r>
+              <w:rPr>
+                <w:rStyle w:val="Strong"/>
+                <w:rFonts w:cs="Times New Roman"/>
+                <w:b w:val="0"/>
+                <w:bCs w:val="0"/>
+                <w:sz w:val="24"/>
+                <w:szCs w:val="24"/>
+              </w:rPr>
+              <w:t>nhập</w:t>
+            </w:r>
+            <w:proofErr w:type="spellEnd"/>
+            <w:r>
+              <w:rPr>
+                <w:rFonts w:cs="Times New Roman"/>
+                <w:b/>
+                <w:bCs/>
+                <w:sz w:val="24"/>
+                <w:szCs w:val="24"/>
+              </w:rPr>
+              <w:t xml:space="preserve"> </w:t>
+            </w:r>
+          </w:p>
+        </w:tc>
+      </w:tr>
+      <w:tr>
+        <w:tc>
+          <w:tcPr>
+            <w:tcW w:w="4839" w:type="dxa"/>
+            <w:vMerge/>
+          </w:tcPr>
+          <w:p/>
+        </w:tc>
+        <w:tc>
+          <w:tcPr>
+            <w:tcW w:w="4839" w:type="dxa"/>
+          </w:tcPr>
+          <w:p>
+            <w:pPr>
+              <w:pStyle w:val="ListParagraph"/>
+              <w:numPr>
+                <w:ilvl w:val="0"/>
+                <w:numId w:val="1"/>
+              </w:numPr>
+              <w:rPr>
+                <w:rFonts w:cs="Times New Roman"/>
+                <w:b/>
+                <w:bCs/>
+                <w:sz w:val="24"/>
+                <w:szCs w:val="24"/>
+              </w:rPr>
+            </w:pPr>
+            <w:r>
+              <w:rPr>
+                <w:rStyle w:val="Strong"/>
+                <w:rFonts w:cs="Times New Roman"/>
+                <w:b w:val="0"/>
+                <w:bCs w:val="0"/>
+                <w:sz w:val="24"/>
+                <w:szCs w:val="24"/>
+              </w:rPr>
+              <w:t xml:space="preserve">Quản </w:t>
+            </w:r>
+            <w:proofErr w:type="spellStart"/>
+            <w:r>
+              <w:rPr>
+                <w:rStyle w:val="Strong"/>
+                <w:rFonts w:cs="Times New Roman"/>
+                <w:b w:val="0"/>
+                <w:bCs w:val="0"/>
+                <w:sz w:val="24"/>
+                <w:szCs w:val="24"/>
+              </w:rPr>
+              <w:t>lý</w:t>
+            </w:r>
+            <w:proofErr w:type="spellEnd"/>
+            <w:r>
+              <w:rPr>
+                <w:rStyle w:val="Strong"/>
+                <w:rFonts w:cs="Times New Roman"/>
+                <w:b w:val="0"/>
+                <w:bCs w:val="0"/>
+                <w:sz w:val="24"/>
+                <w:szCs w:val="24"/>
+              </w:rPr>
+              <w:t xml:space="preserve"> </w:t>
+            </w:r>
+            <w:proofErr w:type="spellStart"/>
+            <w:r>
+              <w:rPr>
+                <w:rStyle w:val="Strong"/>
+                <w:rFonts w:cs="Times New Roman"/>
+                <w:b w:val="0"/>
+                <w:bCs w:val="0"/>
+                <w:sz w:val="24"/>
+                <w:szCs w:val="24"/>
+              </w:rPr>
+              <w:t>hồ</w:t>
+            </w:r>
+            <w:proofErr w:type="spellEnd"/>
+            <w:r>
+              <w:rPr>
+                <w:rStyle w:val="Strong"/>
+                <w:rFonts w:cs="Times New Roman"/>
+                <w:b w:val="0"/>
+                <w:bCs w:val="0"/>
+                <w:sz w:val="24"/>
+                <w:szCs w:val="24"/>
+              </w:rPr>
+              <w:t xml:space="preserve"> </w:t>
+            </w:r>
+            <w:proofErr w:type="spellStart"/>
+            <w:r>
+              <w:rPr>
+                <w:rStyle w:val="Strong"/>
+                <w:rFonts w:cs="Times New Roman"/>
+                <w:b w:val="0"/>
+                <w:bCs w:val="0"/>
+                <w:sz w:val="24"/>
+                <w:szCs w:val="24"/>
+              </w:rPr>
+              <w:t>sơ</w:t>
+            </w:r>
+            <w:proofErr w:type="spellEnd"/>
+            <w:r>
+              <w:rPr>
+                <w:rStyle w:val="Strong"/>
+                <w:rFonts w:cs="Times New Roman"/>
+                <w:b w:val="0"/>
+                <w:bCs w:val="0"/>
+                <w:sz w:val="24"/>
+                <w:szCs w:val="24"/>
+              </w:rPr>
+              <w:t xml:space="preserve"> </w:t>
+            </w:r>
+            <w:proofErr w:type="spellStart"/>
+            <w:r>
+              <w:rPr>
+                <w:rStyle w:val="Strong"/>
+                <w:rFonts w:cs="Times New Roman"/>
+                <w:b w:val="0"/>
+                <w:bCs w:val="0"/>
+                <w:sz w:val="24"/>
+                <w:szCs w:val="24"/>
+              </w:rPr>
+              <w:t>cá</w:t>
+            </w:r>
+            <w:proofErr w:type="spellEnd"/>
+            <w:r>
+              <w:rPr>
+                <w:rStyle w:val="Strong"/>
+                <w:rFonts w:cs="Times New Roman"/>
+                <w:b w:val="0"/>
+                <w:bCs w:val="0"/>
+                <w:sz w:val="24"/>
+                <w:szCs w:val="24"/>
+              </w:rPr>
+              <w:t xml:space="preserve"> </w:t>
+            </w:r>
+            <w:proofErr w:type="spellStart"/>
+            <w:r>
+              <w:rPr>
+                <w:rStyle w:val="Strong"/>
+                <w:rFonts w:cs="Times New Roman"/>
+                <w:b w:val="0"/>
+                <w:bCs w:val="0"/>
+                <w:sz w:val="24"/>
+                <w:szCs w:val="24"/>
+              </w:rPr>
+              <w:t>nhân</w:t>
+            </w:r>
+            <w:proofErr w:type="spellEnd"/>
+            <w:r>
+              <w:rPr>
+                <w:rFonts w:cs="Times New Roman"/>
+                <w:b/>
+                <w:bCs/>
+                <w:sz w:val="24"/>
+                <w:szCs w:val="24"/>
+              </w:rPr>
+              <w:t xml:space="preserve"> </w:t>
+            </w:r>
+          </w:p>
+        </w:tc>
+      </w:tr>
+      <w:tr>
+        <w:tc>
+          <w:tcPr>
+            <w:tcW w:w="4839" w:type="dxa"/>
+            <w:vMerge/>
+          </w:tcPr>
+          <w:p/>
+        </w:tc>
+        <w:tc>
+          <w:tcPr>
+            <w:tcW w:w="4839" w:type="dxa"/>
+          </w:tcPr>
+          <w:p>
+            <w:pPr>
+              <w:pStyle w:val="ListParagraph"/>
+              <w:numPr>
+                <w:ilvl w:val="0"/>
+                <w:numId w:val="1"/>
+              </w:numPr>
+              <w:rPr>
+                <w:rFonts w:cs="Times New Roman"/>
+                <w:b/>
+                <w:bCs/>
+                <w:sz w:val="24"/>
+                <w:szCs w:val="24"/>
+              </w:rPr>
+            </w:pPr>
+            <w:r>
+              <w:rPr>
+                <w:rStyle w:val="Strong"/>
+                <w:rFonts w:cs="Times New Roman"/>
+                <w:b w:val="0"/>
+                <w:bCs w:val="0"/>
+                <w:sz w:val="24"/>
+                <w:szCs w:val="24"/>
+              </w:rPr>
+              <w:t xml:space="preserve">Tra </w:t>
+            </w:r>
+            <w:proofErr w:type="spellStart"/>
+            <w:r>
+              <w:rPr>
+                <w:rStyle w:val="Strong"/>
+                <w:rFonts w:cs="Times New Roman"/>
+                <w:b w:val="0"/>
+                <w:bCs w:val="0"/>
+                <w:sz w:val="24"/>
+                <w:szCs w:val="24"/>
+              </w:rPr>
+              <w:t>cứu</w:t>
+            </w:r>
+            <w:proofErr w:type="spellEnd"/>
+            <w:r>
+              <w:rPr>
+                <w:rStyle w:val="Strong"/>
+                <w:rFonts w:cs="Times New Roman"/>
+                <w:b w:val="0"/>
+                <w:bCs w:val="0"/>
+                <w:sz w:val="24"/>
+                <w:szCs w:val="24"/>
+              </w:rPr>
+              <w:t xml:space="preserve"> </w:t>
+            </w:r>
+            <w:proofErr w:type="spellStart"/>
+            <w:r>
+              <w:rPr>
+                <w:rStyle w:val="Strong"/>
+                <w:rFonts w:cs="Times New Roman"/>
+                <w:b w:val="0"/>
+                <w:bCs w:val="0"/>
+                <w:sz w:val="24"/>
+                <w:szCs w:val="24"/>
+              </w:rPr>
+              <w:t>bài</w:t>
+            </w:r>
+            <w:proofErr w:type="spellEnd"/>
+            <w:r>
+              <w:rPr>
+                <w:rStyle w:val="Strong"/>
+                <w:rFonts w:cs="Times New Roman"/>
+                <w:b w:val="0"/>
+                <w:bCs w:val="0"/>
+                <w:sz w:val="24"/>
+                <w:szCs w:val="24"/>
+              </w:rPr>
+              <w:t xml:space="preserve"> </w:t>
+            </w:r>
+            <w:proofErr w:type="spellStart"/>
+            <w:r>
+              <w:rPr>
+                <w:rStyle w:val="Strong"/>
+                <w:rFonts w:cs="Times New Roman"/>
+                <w:b w:val="0"/>
+                <w:bCs w:val="0"/>
+                <w:sz w:val="24"/>
+                <w:szCs w:val="24"/>
+              </w:rPr>
+              <w:t>tập</w:t>
+            </w:r>
+            <w:proofErr w:type="spellEnd"/>
+            <w:r>
+              <w:rPr>
+                <w:rFonts w:cs="Times New Roman"/>
+                <w:b/>
+                <w:bCs/>
+                <w:sz w:val="24"/>
+                <w:szCs w:val="24"/>
+              </w:rPr>
+              <w:t xml:space="preserve"> </w:t>
+            </w:r>
+          </w:p>
+        </w:tc>
+      </w:tr>
+      <w:tr>
+        <w:tc>
+          <w:tcPr>
+            <w:tcW w:w="4839" w:type="dxa"/>
+            <w:vMerge/>
+          </w:tcPr>
+          <w:p/>
+        </w:tc>
+        <w:tc>
+          <w:tcPr>
+            <w:tcW w:w="4839" w:type="dxa"/>
+          </w:tcPr>
+          <w:p>
+            <w:pPr>
+              <w:pStyle w:val="ListParagraph"/>
+              <w:numPr>
+                <w:ilvl w:val="0"/>
+                <w:numId w:val="1"/>
+              </w:numPr>
+              <w:rPr>
+                <w:rFonts w:cs="Times New Roman"/>
+                <w:b/>
+                <w:bCs/>
+                <w:sz w:val="24"/>
+                <w:szCs w:val="24"/>
+              </w:rPr>
+            </w:pPr>
+            <w:r>
+              <w:rPr>
+                <w:rStyle w:val="Strong"/>
+                <w:rFonts w:cs="Times New Roman"/>
+                <w:b w:val="0"/>
+                <w:bCs w:val="0"/>
+                <w:sz w:val="24"/>
+                <w:szCs w:val="24"/>
+              </w:rPr>
+              <w:t xml:space="preserve">Quản </w:t>
+            </w:r>
+            <w:proofErr w:type="spellStart"/>
+            <w:r>
+              <w:rPr>
+                <w:rStyle w:val="Strong"/>
+                <w:rFonts w:cs="Times New Roman"/>
+                <w:b w:val="0"/>
+                <w:bCs w:val="0"/>
+                <w:sz w:val="24"/>
+                <w:szCs w:val="24"/>
+              </w:rPr>
+              <w:t>lý</w:t>
+            </w:r>
+            <w:proofErr w:type="spellEnd"/>
+            <w:r>
+              <w:rPr>
+                <w:rStyle w:val="Strong"/>
+                <w:rFonts w:cs="Times New Roman"/>
+                <w:b w:val="0"/>
+                <w:bCs w:val="0"/>
+                <w:sz w:val="24"/>
+                <w:szCs w:val="24"/>
+              </w:rPr>
+              <w:t xml:space="preserve"> </w:t>
+            </w:r>
+            <w:proofErr w:type="spellStart"/>
+            <w:r>
+              <w:rPr>
+                <w:rStyle w:val="Strong"/>
+                <w:rFonts w:cs="Times New Roman"/>
+                <w:b w:val="0"/>
+                <w:bCs w:val="0"/>
+                <w:sz w:val="24"/>
+                <w:szCs w:val="24"/>
+              </w:rPr>
+              <w:t>lịch</w:t>
+            </w:r>
+            <w:proofErr w:type="spellEnd"/>
+            <w:r>
+              <w:rPr>
+                <w:rStyle w:val="Strong"/>
+                <w:rFonts w:cs="Times New Roman"/>
+                <w:b w:val="0"/>
+                <w:bCs w:val="0"/>
+                <w:sz w:val="24"/>
+                <w:szCs w:val="24"/>
+              </w:rPr>
+              <w:t xml:space="preserve"> </w:t>
+            </w:r>
+            <w:proofErr w:type="spellStart"/>
+            <w:r>
+              <w:rPr>
+                <w:rStyle w:val="Strong"/>
+                <w:rFonts w:cs="Times New Roman"/>
+                <w:b w:val="0"/>
+                <w:bCs w:val="0"/>
+                <w:sz w:val="24"/>
+                <w:szCs w:val="24"/>
+              </w:rPr>
+              <w:t>tập</w:t>
+            </w:r>
+            <w:proofErr w:type="spellEnd"/>
+            <w:r>
+              <w:rPr>
+                <w:rStyle w:val="Strong"/>
+                <w:rFonts w:cs="Times New Roman"/>
+                <w:b w:val="0"/>
+                <w:bCs w:val="0"/>
+                <w:sz w:val="24"/>
+                <w:szCs w:val="24"/>
+              </w:rPr>
+              <w:t xml:space="preserve"> </w:t>
+            </w:r>
+            <w:proofErr w:type="spellStart"/>
+            <w:r>
+              <w:rPr>
+                <w:rStyle w:val="Strong"/>
+                <w:rFonts w:cs="Times New Roman"/>
+                <w:b w:val="0"/>
+                <w:bCs w:val="0"/>
+                <w:sz w:val="24"/>
+                <w:szCs w:val="24"/>
+              </w:rPr>
+              <w:t>cá</w:t>
+            </w:r>
+            <w:proofErr w:type="spellEnd"/>
+            <w:r>
+              <w:rPr>
+                <w:rStyle w:val="Strong"/>
+                <w:rFonts w:cs="Times New Roman"/>
+                <w:b w:val="0"/>
+                <w:bCs w:val="0"/>
+                <w:sz w:val="24"/>
+                <w:szCs w:val="24"/>
+              </w:rPr>
+              <w:t xml:space="preserve"> </w:t>
+            </w:r>
+            <w:proofErr w:type="spellStart"/>
+            <w:r>
+              <w:rPr>
+                <w:rStyle w:val="Strong"/>
+                <w:rFonts w:cs="Times New Roman"/>
+                <w:b w:val="0"/>
+                <w:bCs w:val="0"/>
+                <w:sz w:val="24"/>
+                <w:szCs w:val="24"/>
+              </w:rPr>
+              <w:t>nhân</w:t>
+            </w:r>
+            <w:proofErr w:type="spellEnd"/>
+            <w:r>
+              <w:rPr>
+                <w:rFonts w:cs="Times New Roman"/>
+                <w:b/>
+                <w:bCs/>
+                <w:sz w:val="24"/>
+                <w:szCs w:val="24"/>
+              </w:rPr>
+              <w:t xml:space="preserve"> </w:t>
+            </w:r>
+          </w:p>
+        </w:tc>
+      </w:tr>
+      <w:tr>
+        <w:tc>
+          <w:tcPr>
+            <w:tcW w:w="4839" w:type="dxa"/>
+            <w:vMerge/>
+          </w:tcPr>
+          <w:p/>
+        </w:tc>
+        <w:tc>
+          <w:tcPr>
+            <w:tcW w:w="4839" w:type="dxa"/>
+          </w:tcPr>
+          <w:p>
+            <w:pPr>
+              <w:pStyle w:val="ListParagraph"/>
+              <w:numPr>
+                <w:ilvl w:val="0"/>
+                <w:numId w:val="1"/>
+              </w:numPr>
+              <w:rPr>
+                <w:rFonts w:cs="Times New Roman"/>
+                <w:b/>
+                <w:bCs/>
+                <w:sz w:val="24"/>
+                <w:szCs w:val="24"/>
+              </w:rPr>
+            </w:pPr>
+            <w:r>
+              <w:rPr>
+                <w:rStyle w:val="Strong"/>
+                <w:rFonts w:cs="Times New Roman"/>
+                <w:b w:val="0"/>
+                <w:bCs w:val="0"/>
+                <w:sz w:val="24"/>
+                <w:szCs w:val="24"/>
+              </w:rPr>
+              <w:t xml:space="preserve">Tham </w:t>
+            </w:r>
+            <w:proofErr w:type="spellStart"/>
+            <w:r>
+              <w:rPr>
+                <w:rStyle w:val="Strong"/>
+                <w:rFonts w:cs="Times New Roman"/>
+                <w:b w:val="0"/>
+                <w:bCs w:val="0"/>
+                <w:sz w:val="24"/>
+                <w:szCs w:val="24"/>
+              </w:rPr>
+              <w:t>gia</w:t>
+            </w:r>
+            <w:proofErr w:type="spellEnd"/>
+            <w:r>
+              <w:rPr>
+                <w:rStyle w:val="Strong"/>
+                <w:rFonts w:cs="Times New Roman"/>
+                <w:b w:val="0"/>
+                <w:bCs w:val="0"/>
+                <w:sz w:val="24"/>
+                <w:szCs w:val="24"/>
+              </w:rPr>
+              <w:t xml:space="preserve"> </w:t>
+            </w:r>
+            <w:proofErr w:type="spellStart"/>
+            <w:r>
+              <w:rPr>
+                <w:rStyle w:val="Strong"/>
+                <w:rFonts w:cs="Times New Roman"/>
+                <w:b w:val="0"/>
+                <w:bCs w:val="0"/>
+                <w:sz w:val="24"/>
+                <w:szCs w:val="24"/>
+              </w:rPr>
+              <w:t>lịch</w:t>
+            </w:r>
+            <w:proofErr w:type="spellEnd"/>
+            <w:r>
+              <w:rPr>
+                <w:rStyle w:val="Strong"/>
+                <w:rFonts w:cs="Times New Roman"/>
+                <w:b w:val="0"/>
+                <w:bCs w:val="0"/>
+                <w:sz w:val="24"/>
+                <w:szCs w:val="24"/>
+              </w:rPr>
+              <w:t xml:space="preserve"> </w:t>
+            </w:r>
+            <w:proofErr w:type="spellStart"/>
+            <w:r>
+              <w:rPr>
+                <w:rStyle w:val="Strong"/>
+                <w:rFonts w:cs="Times New Roman"/>
+                <w:b w:val="0"/>
+                <w:bCs w:val="0"/>
+                <w:sz w:val="24"/>
+                <w:szCs w:val="24"/>
+              </w:rPr>
+              <w:t>tập</w:t>
+            </w:r>
+            <w:proofErr w:type="spellEnd"/>
+            <w:r>
+              <w:rPr>
+                <w:rStyle w:val="Strong"/>
+                <w:rFonts w:cs="Times New Roman"/>
+                <w:b w:val="0"/>
+                <w:bCs w:val="0"/>
+                <w:sz w:val="24"/>
+                <w:szCs w:val="24"/>
+              </w:rPr>
+              <w:t xml:space="preserve"> </w:t>
+            </w:r>
+            <w:proofErr w:type="spellStart"/>
+            <w:r>
+              <w:rPr>
+                <w:rStyle w:val="Strong"/>
+                <w:rFonts w:cs="Times New Roman"/>
+                <w:b w:val="0"/>
+                <w:bCs w:val="0"/>
+                <w:sz w:val="24"/>
+                <w:szCs w:val="24"/>
+              </w:rPr>
+              <w:t>mẫu</w:t>
+            </w:r>
+            <w:proofErr w:type="spellEnd"/>
+            <w:r>
+              <w:rPr>
+                <w:rFonts w:cs="Times New Roman"/>
+                <w:b/>
+                <w:bCs/>
+                <w:sz w:val="24"/>
+                <w:szCs w:val="24"/>
+              </w:rPr>
+              <w:t xml:space="preserve"> </w:t>
+            </w:r>
+          </w:p>
+        </w:tc>
+      </w:tr>
+      <w:tr>
+        <w:tc>
+          <w:tcPr>
+            <w:tcW w:w="4839" w:type="dxa"/>
+            <w:vMerge/>
+          </w:tcPr>
+          <w:p/>
+        </w:tc>
+        <w:tc>
+          <w:tcPr>
+            <w:tcW w:w="4839" w:type="dxa"/>
+          </w:tcPr>
+          <w:p>
+            <w:pPr>
+              <w:pStyle w:val="ListParagraph"/>
+              <w:numPr>
+                <w:ilvl w:val="0"/>
+                <w:numId w:val="1"/>
+              </w:numPr>
+              <w:rPr>
+                <w:rFonts w:cs="Times New Roman"/>
+                <w:b/>
+                <w:bCs/>
+                <w:sz w:val="24"/>
+                <w:szCs w:val="24"/>
+              </w:rPr>
+            </w:pPr>
+            <w:proofErr w:type="spellStart"/>
+            <w:r>
+              <w:rPr>
+                <w:rStyle w:val="Strong"/>
+                <w:rFonts w:cs="Times New Roman"/>
+                <w:b w:val="0"/>
+                <w:bCs w:val="0"/>
+                <w:sz w:val="24"/>
+                <w:szCs w:val="24"/>
+              </w:rPr>
+              <w:t>Thực</w:t>
+            </w:r>
+            <w:proofErr w:type="spellEnd"/>
+            <w:r>
+              <w:rPr>
+                <w:rStyle w:val="Strong"/>
+                <w:rFonts w:cs="Times New Roman"/>
+                <w:b w:val="0"/>
+                <w:bCs w:val="0"/>
+                <w:sz w:val="24"/>
+                <w:szCs w:val="24"/>
+              </w:rPr>
+              <w:t xml:space="preserve"> </w:t>
+            </w:r>
+            <w:proofErr w:type="spellStart"/>
+            <w:r>
+              <w:rPr>
+                <w:rStyle w:val="Strong"/>
+                <w:rFonts w:cs="Times New Roman"/>
+                <w:b w:val="0"/>
+                <w:bCs w:val="0"/>
+                <w:sz w:val="24"/>
+                <w:szCs w:val="24"/>
+              </w:rPr>
+              <w:t>hiện</w:t>
+            </w:r>
+            <w:proofErr w:type="spellEnd"/>
+            <w:r>
+              <w:rPr>
+                <w:rStyle w:val="Strong"/>
+                <w:rFonts w:cs="Times New Roman"/>
+                <w:b w:val="0"/>
+                <w:bCs w:val="0"/>
+                <w:sz w:val="24"/>
+                <w:szCs w:val="24"/>
+              </w:rPr>
+              <w:t xml:space="preserve"> </w:t>
+            </w:r>
+            <w:proofErr w:type="spellStart"/>
+            <w:r>
+              <w:rPr>
+                <w:rStyle w:val="Strong"/>
+                <w:rFonts w:cs="Times New Roman"/>
+                <w:b w:val="0"/>
+                <w:bCs w:val="0"/>
+                <w:sz w:val="24"/>
+                <w:szCs w:val="24"/>
+              </w:rPr>
+              <w:t>buổi</w:t>
+            </w:r>
+            <w:proofErr w:type="spellEnd"/>
+            <w:r>
+              <w:rPr>
+                <w:rStyle w:val="Strong"/>
+                <w:rFonts w:cs="Times New Roman"/>
+                <w:b w:val="0"/>
+                <w:bCs w:val="0"/>
+                <w:sz w:val="24"/>
+                <w:szCs w:val="24"/>
+              </w:rPr>
+              <w:t xml:space="preserve"> </w:t>
+            </w:r>
+            <w:proofErr w:type="spellStart"/>
+            <w:r>
+              <w:rPr>
+                <w:rStyle w:val="Strong"/>
+                <w:rFonts w:cs="Times New Roman"/>
+                <w:b w:val="0"/>
+                <w:bCs w:val="0"/>
+                <w:sz w:val="24"/>
+                <w:szCs w:val="24"/>
+              </w:rPr>
+              <w:t>tập</w:t>
+            </w:r>
+            <w:proofErr w:type="spellEnd"/>
+            <w:r>
+              <w:rPr>
+                <w:rFonts w:cs="Times New Roman"/>
+                <w:b/>
+                <w:bCs/>
+                <w:sz w:val="24"/>
+                <w:szCs w:val="24"/>
+              </w:rPr>
+              <w:t xml:space="preserve"> </w:t>
+            </w:r>
+          </w:p>
+        </w:tc>
+      </w:tr>
+      <w:tr>
+        <w:tc>
+          <w:tcPr>
+            <w:tcW w:w="4839" w:type="dxa"/>
+            <w:vMerge/>
+          </w:tcPr>
+          <w:p/>
+        </w:tc>
+        <w:tc>
+          <w:tcPr>
+            <w:tcW w:w="4839" w:type="dxa"/>
+          </w:tcPr>
+          <w:p>
+            <w:pPr>
+              <w:pStyle w:val="ListParagraph"/>
+              <w:numPr>
+                <w:ilvl w:val="0"/>
+                <w:numId w:val="1"/>
+              </w:numPr>
+              <w:rPr>
+                <w:rFonts w:cs="Times New Roman"/>
+                <w:b/>
+                <w:bCs/>
+                <w:sz w:val="24"/>
+                <w:szCs w:val="24"/>
+              </w:rPr>
+            </w:pPr>
+            <w:r>
+              <w:rPr>
+                <w:rStyle w:val="Strong"/>
+                <w:rFonts w:cs="Times New Roman"/>
+                <w:b w:val="0"/>
+                <w:bCs w:val="0"/>
+                <w:sz w:val="24"/>
+                <w:szCs w:val="24"/>
+              </w:rPr>
+              <w:t xml:space="preserve">Quản </w:t>
+            </w:r>
+            <w:proofErr w:type="spellStart"/>
+            <w:r>
+              <w:rPr>
+                <w:rStyle w:val="Strong"/>
+                <w:rFonts w:cs="Times New Roman"/>
+                <w:b w:val="0"/>
+                <w:bCs w:val="0"/>
+                <w:sz w:val="24"/>
+                <w:szCs w:val="24"/>
+              </w:rPr>
+              <w:t>lý</w:t>
+            </w:r>
+            <w:proofErr w:type="spellEnd"/>
+            <w:r>
+              <w:rPr>
+                <w:rStyle w:val="Strong"/>
+                <w:rFonts w:cs="Times New Roman"/>
+                <w:b w:val="0"/>
+                <w:bCs w:val="0"/>
+                <w:sz w:val="24"/>
+                <w:szCs w:val="24"/>
+              </w:rPr>
+              <w:t xml:space="preserve"> </w:t>
+            </w:r>
+            <w:proofErr w:type="spellStart"/>
+            <w:r>
+              <w:rPr>
+                <w:rStyle w:val="Strong"/>
+                <w:rFonts w:cs="Times New Roman"/>
+                <w:b w:val="0"/>
+                <w:bCs w:val="0"/>
+                <w:sz w:val="24"/>
+                <w:szCs w:val="24"/>
+              </w:rPr>
+              <w:t>lịch</w:t>
+            </w:r>
+            <w:proofErr w:type="spellEnd"/>
+            <w:r>
+              <w:rPr>
+                <w:rStyle w:val="Strong"/>
+                <w:rFonts w:cs="Times New Roman"/>
+                <w:b w:val="0"/>
+                <w:bCs w:val="0"/>
+                <w:sz w:val="24"/>
+                <w:szCs w:val="24"/>
+              </w:rPr>
+              <w:t xml:space="preserve"> </w:t>
+            </w:r>
+            <w:proofErr w:type="spellStart"/>
+            <w:r>
+              <w:rPr>
+                <w:rStyle w:val="Strong"/>
+                <w:rFonts w:cs="Times New Roman"/>
+                <w:b w:val="0"/>
+                <w:bCs w:val="0"/>
+                <w:sz w:val="24"/>
+                <w:szCs w:val="24"/>
+              </w:rPr>
+              <w:t>sử</w:t>
+            </w:r>
+            <w:proofErr w:type="spellEnd"/>
+            <w:r>
+              <w:rPr>
+                <w:rStyle w:val="Strong"/>
+                <w:rFonts w:cs="Times New Roman"/>
+                <w:b w:val="0"/>
+                <w:bCs w:val="0"/>
+                <w:sz w:val="24"/>
+                <w:szCs w:val="24"/>
+              </w:rPr>
+              <w:t xml:space="preserve"> </w:t>
+            </w:r>
+            <w:proofErr w:type="spellStart"/>
+            <w:r>
+              <w:rPr>
+                <w:rStyle w:val="Strong"/>
+                <w:rFonts w:cs="Times New Roman"/>
+                <w:b w:val="0"/>
+                <w:bCs w:val="0"/>
+                <w:sz w:val="24"/>
+                <w:szCs w:val="24"/>
+              </w:rPr>
+              <w:t>tập</w:t>
+            </w:r>
+            <w:proofErr w:type="spellEnd"/>
+            <w:r>
+              <w:rPr>
+                <w:rStyle w:val="Strong"/>
+                <w:rFonts w:cs="Times New Roman"/>
+                <w:b w:val="0"/>
+                <w:bCs w:val="0"/>
+                <w:sz w:val="24"/>
+                <w:szCs w:val="24"/>
+              </w:rPr>
+              <w:t xml:space="preserve"> </w:t>
+            </w:r>
+            <w:proofErr w:type="spellStart"/>
+            <w:r>
+              <w:rPr>
+                <w:rStyle w:val="Strong"/>
+                <w:rFonts w:cs="Times New Roman"/>
+                <w:b w:val="0"/>
+                <w:bCs w:val="0"/>
+                <w:sz w:val="24"/>
+                <w:szCs w:val="24"/>
+              </w:rPr>
+              <w:t>luyện</w:t>
+            </w:r>
+            <w:proofErr w:type="spellEnd"/>
+            <w:r>
+              <w:rPr>
+                <w:rFonts w:cs="Times New Roman"/>
+                <w:b/>
+                <w:bCs/>
+                <w:sz w:val="24"/>
+                <w:szCs w:val="24"/>
+              </w:rPr>
+              <w:t xml:space="preserve"> </w:t>
+            </w:r>
+          </w:p>
+        </w:tc>
+      </w:tr>
+      <w:tr>
+        <w:tc>
+          <w:tcPr>
+            <w:tcW w:w="4839" w:type="dxa"/>
+            <w:vMerge/>
+          </w:tcPr>
+          <w:p/>
+        </w:tc>
+        <w:tc>
+          <w:tcPr>
+            <w:tcW w:w="4839" w:type="dxa"/>
+          </w:tcPr>
+          <w:p>
+            <w:pPr>
+              <w:pStyle w:val="ListParagraph"/>
+              <w:numPr>
+                <w:ilvl w:val="0"/>
+                <w:numId w:val="1"/>
+              </w:numPr>
+              <w:rPr>
+                <w:rFonts w:cs="Times New Roman"/>
+                <w:b/>
+                <w:bCs/>
+                <w:sz w:val="24"/>
+                <w:szCs w:val="24"/>
+              </w:rPr>
+            </w:pPr>
+            <w:r>
+              <w:rPr>
+                <w:rStyle w:val="Strong"/>
+                <w:rFonts w:cs="Times New Roman"/>
+                <w:b w:val="0"/>
+                <w:bCs w:val="0"/>
+                <w:sz w:val="24"/>
+                <w:szCs w:val="24"/>
+              </w:rPr>
+              <w:t xml:space="preserve">Theo </w:t>
+            </w:r>
+            <w:proofErr w:type="spellStart"/>
+            <w:r>
+              <w:rPr>
+                <w:rStyle w:val="Strong"/>
+                <w:rFonts w:cs="Times New Roman"/>
+                <w:b w:val="0"/>
+                <w:bCs w:val="0"/>
+                <w:sz w:val="24"/>
+                <w:szCs w:val="24"/>
+              </w:rPr>
+              <w:t>dõi</w:t>
+            </w:r>
+            <w:proofErr w:type="spellEnd"/>
+            <w:r>
+              <w:rPr>
+                <w:rStyle w:val="Strong"/>
+                <w:rFonts w:cs="Times New Roman"/>
+                <w:b w:val="0"/>
+                <w:bCs w:val="0"/>
+                <w:sz w:val="24"/>
+                <w:szCs w:val="24"/>
+              </w:rPr>
+              <w:t xml:space="preserve"> </w:t>
+            </w:r>
+            <w:proofErr w:type="spellStart"/>
+            <w:r>
+              <w:rPr>
+                <w:rStyle w:val="Strong"/>
+                <w:rFonts w:cs="Times New Roman"/>
+                <w:b w:val="0"/>
+                <w:bCs w:val="0"/>
+                <w:sz w:val="24"/>
+                <w:szCs w:val="24"/>
+              </w:rPr>
+              <w:t>tiến</w:t>
+            </w:r>
+            <w:proofErr w:type="spellEnd"/>
+            <w:r>
+              <w:rPr>
+                <w:rStyle w:val="Strong"/>
+                <w:rFonts w:cs="Times New Roman"/>
+                <w:b w:val="0"/>
+                <w:bCs w:val="0"/>
+                <w:sz w:val="24"/>
+                <w:szCs w:val="24"/>
+              </w:rPr>
+              <w:t xml:space="preserve"> </w:t>
+            </w:r>
+            <w:proofErr w:type="spellStart"/>
+            <w:r>
+              <w:rPr>
+                <w:rStyle w:val="Strong"/>
+                <w:rFonts w:cs="Times New Roman"/>
+                <w:b w:val="0"/>
+                <w:bCs w:val="0"/>
+                <w:sz w:val="24"/>
+                <w:szCs w:val="24"/>
+              </w:rPr>
+              <w:t>độ</w:t>
+            </w:r>
+            <w:proofErr w:type="spellEnd"/>
+            <w:r>
+              <w:rPr>
+                <w:rStyle w:val="Strong"/>
+                <w:rFonts w:cs="Times New Roman"/>
+                <w:b w:val="0"/>
+                <w:bCs w:val="0"/>
+                <w:sz w:val="24"/>
+                <w:szCs w:val="24"/>
+              </w:rPr>
+              <w:t xml:space="preserve"> </w:t>
+            </w:r>
+            <w:proofErr w:type="spellStart"/>
+            <w:r>
+              <w:rPr>
+                <w:rStyle w:val="Strong"/>
+                <w:rFonts w:cs="Times New Roman"/>
+                <w:b w:val="0"/>
+                <w:bCs w:val="0"/>
+                <w:sz w:val="24"/>
+                <w:szCs w:val="24"/>
+              </w:rPr>
+              <w:t>tập</w:t>
+            </w:r>
+            <w:proofErr w:type="spellEnd"/>
+            <w:r>
+              <w:rPr>
+                <w:rStyle w:val="Strong"/>
+                <w:rFonts w:cs="Times New Roman"/>
+                <w:b w:val="0"/>
+                <w:bCs w:val="0"/>
+                <w:sz w:val="24"/>
+                <w:szCs w:val="24"/>
+              </w:rPr>
+              <w:t xml:space="preserve"> </w:t>
+            </w:r>
+            <w:proofErr w:type="spellStart"/>
+            <w:r>
+              <w:rPr>
+                <w:rStyle w:val="Strong"/>
+                <w:rFonts w:cs="Times New Roman"/>
+                <w:b w:val="0"/>
+                <w:bCs w:val="0"/>
+                <w:sz w:val="24"/>
+                <w:szCs w:val="24"/>
+              </w:rPr>
+              <w:t>luyện</w:t>
+            </w:r>
+            <w:proofErr w:type="spellEnd"/>
+          </w:p>
+        </w:tc>
+      </w:tr>
+      <w:tr>
+        <w:tc>
+          <w:tcPr>
+            <w:tcW w:w="4839" w:type="dxa"/>
+            <w:vMerge w:val="restart"/>
+          </w:tcPr>
+          <w:p>
+            <w:r>
+              <w:t>Admin</w:t>
+            </w:r>
+          </w:p>
+        </w:tc>
+        <w:tc>
+          <w:tcPr>
+            <w:tcW w:w="4839" w:type="dxa"/>
+          </w:tcPr>
+          <w:p>
+            <w:pPr>
+              <w:pStyle w:val="ListParagraph"/>
+              <w:numPr>
+                <w:ilvl w:val="0"/>
+                <w:numId w:val="1"/>
+              </w:numPr>
+              <w:rPr>
+                <w:rStyle w:val="Strong"/>
+                <w:rFonts w:cs="Times New Roman"/>
+                <w:b w:val="0"/>
+                <w:bCs w:val="0"/>
+                <w:sz w:val="24"/>
+                <w:szCs w:val="24"/>
+              </w:rPr>
+            </w:pPr>
+            <w:r>
+              <w:rPr>
+                <w:rStyle w:val="Strong"/>
+                <w:b w:val="0"/>
+                <w:bCs w:val="0"/>
+                <w:sz w:val="24"/>
+                <w:szCs w:val="24"/>
+              </w:rPr>
+              <w:t xml:space="preserve">Quản lý </w:t>
+            </w:r>
+            <w:proofErr w:type="spellStart"/>
+            <w:r>
+              <w:rPr>
+                <w:rStyle w:val="Strong"/>
+                <w:b w:val="0"/>
+                <w:bCs w:val="0"/>
+                <w:sz w:val="24"/>
+                <w:szCs w:val="24"/>
+              </w:rPr>
+              <w:t>người</w:t>
+            </w:r>
+            <w:proofErr w:type="spellEnd"/>
+            <w:r>
+              <w:rPr>
+                <w:rStyle w:val="Strong"/>
+                <w:b w:val="0"/>
+                <w:bCs w:val="0"/>
+                <w:sz w:val="24"/>
+                <w:szCs w:val="24"/>
+              </w:rPr>
+              <w:t xml:space="preserve"> </w:t>
+            </w:r>
+            <w:proofErr w:type="spellStart"/>
+            <w:r>
+              <w:rPr>
+                <w:rStyle w:val="Strong"/>
+                <w:b w:val="0"/>
+                <w:bCs w:val="0"/>
+                <w:sz w:val="24"/>
+                <w:szCs w:val="24"/>
+              </w:rPr>
+              <w:t>dùng</w:t>
+            </w:r>
+            <w:proofErr w:type="spellEnd"/>
+            <w:r>
+              <w:rPr>
+                <w:b/>
+                <w:bCs/>
+                <w:sz w:val="24"/>
+                <w:szCs w:val="24"/>
+              </w:rPr>
+              <w:t xml:space="preserve"> </w:t>
+            </w:r>
+          </w:p>
+        </w:tc>
+      </w:tr>
+      <w:tr>
+        <w:tc>
+          <w:tcPr>
+            <w:tcW w:w="4839" w:type="dxa"/>
+            <w:vMerge/>
+          </w:tcPr>
+          <w:p/>
+        </w:tc>
+        <w:tc>
+          <w:tcPr>
+            <w:tcW w:w="4839" w:type="dxa"/>
+          </w:tcPr>
+          <w:p>
+            <w:pPr>
+              <w:pStyle w:val="ListParagraph"/>
+              <w:numPr>
+                <w:ilvl w:val="0"/>
+                <w:numId w:val="1"/>
+              </w:numPr>
+              <w:rPr>
+                <w:rStyle w:val="Strong"/>
+                <w:rFonts w:cs="Times New Roman"/>
+                <w:b w:val="0"/>
+                <w:bCs w:val="0"/>
+                <w:sz w:val="24"/>
+                <w:szCs w:val="24"/>
+              </w:rPr>
+            </w:pPr>
+            <w:r>
+              <w:rPr>
+                <w:rStyle w:val="Strong"/>
+                <w:b w:val="0"/>
+                <w:bCs w:val="0"/>
+                <w:sz w:val="24"/>
+                <w:szCs w:val="24"/>
+              </w:rPr>
+              <w:t xml:space="preserve">Quản lý </w:t>
+            </w:r>
+            <w:proofErr w:type="spellStart"/>
+            <w:r>
+              <w:rPr>
+                <w:rStyle w:val="Strong"/>
+                <w:b w:val="0"/>
+                <w:bCs w:val="0"/>
+                <w:sz w:val="24"/>
+                <w:szCs w:val="24"/>
+              </w:rPr>
+              <w:t>bài</w:t>
+            </w:r>
+            <w:proofErr w:type="spellEnd"/>
+            <w:r>
+              <w:rPr>
+                <w:rStyle w:val="Strong"/>
+                <w:b w:val="0"/>
+                <w:bCs w:val="0"/>
+                <w:sz w:val="24"/>
+                <w:szCs w:val="24"/>
+              </w:rPr>
+              <w:t xml:space="preserve"> </w:t>
+            </w:r>
+            <w:proofErr w:type="spellStart"/>
+            <w:r>
+              <w:rPr>
+                <w:rStyle w:val="Strong"/>
+                <w:b w:val="0"/>
+                <w:bCs w:val="0"/>
+                <w:sz w:val="24"/>
+                <w:szCs w:val="24"/>
+              </w:rPr>
+              <w:t>tập</w:t>
+            </w:r>
+            <w:proofErr w:type="spellEnd"/>
+            <w:r>
+              <w:rPr>
+                <w:b/>
+                <w:bCs/>
+                <w:sz w:val="24"/>
+                <w:szCs w:val="24"/>
+              </w:rPr>
+              <w:t xml:space="preserve"> </w:t>
+            </w:r>
+          </w:p>
+        </w:tc>
+      </w:tr>
+      <w:tr>
+        <w:tc>
+          <w:tcPr>
+            <w:tcW w:w="4839" w:type="dxa"/>
+            <w:vMerge/>
+          </w:tcPr>
+          <w:p/>
+        </w:tc>
+        <w:tc>
+          <w:tcPr>
+            <w:tcW w:w="4839" w:type="dxa"/>
+          </w:tcPr>
+          <w:p>
+            <w:pPr>
+              <w:pStyle w:val="ListParagraph"/>
+              <w:numPr>
+                <w:ilvl w:val="0"/>
+                <w:numId w:val="1"/>
+              </w:numPr>
+              <w:rPr>
+                <w:rStyle w:val="Strong"/>
+                <w:rFonts w:cs="Times New Roman"/>
+                <w:b w:val="0"/>
+                <w:bCs w:val="0"/>
+                <w:sz w:val="24"/>
+                <w:szCs w:val="24"/>
+              </w:rPr>
+            </w:pPr>
+            <w:r>
+              <w:rPr>
+                <w:rStyle w:val="Strong"/>
+                <w:b w:val="0"/>
+                <w:bCs w:val="0"/>
+                <w:sz w:val="24"/>
+                <w:szCs w:val="24"/>
+              </w:rPr>
+              <w:t xml:space="preserve">Quản </w:t>
+            </w:r>
+            <w:proofErr w:type="spellStart"/>
+            <w:r>
+              <w:rPr>
+                <w:rStyle w:val="Strong"/>
+                <w:b w:val="0"/>
+                <w:bCs w:val="0"/>
+                <w:sz w:val="24"/>
+                <w:szCs w:val="24"/>
+              </w:rPr>
+              <w:t>lý</w:t>
+            </w:r>
+            <w:proofErr w:type="spellEnd"/>
+            <w:r>
+              <w:rPr>
+                <w:rStyle w:val="Strong"/>
+                <w:b w:val="0"/>
+                <w:bCs w:val="0"/>
+                <w:sz w:val="24"/>
+                <w:szCs w:val="24"/>
+              </w:rPr>
+              <w:t xml:space="preserve"> </w:t>
+            </w:r>
+            <w:proofErr w:type="spellStart"/>
+            <w:r>
+              <w:rPr>
+                <w:rStyle w:val="Strong"/>
+                <w:b w:val="0"/>
+                <w:bCs w:val="0"/>
+                <w:sz w:val="24"/>
+                <w:szCs w:val="24"/>
+              </w:rPr>
+              <w:t>lịch</w:t>
+            </w:r>
+            <w:proofErr w:type="spellEnd"/>
+            <w:r>
+              <w:rPr>
+                <w:rStyle w:val="Strong"/>
+                <w:b w:val="0"/>
+                <w:bCs w:val="0"/>
+                <w:sz w:val="24"/>
+                <w:szCs w:val="24"/>
+              </w:rPr>
+              <w:t xml:space="preserve"> </w:t>
+            </w:r>
+            <w:proofErr w:type="spellStart"/>
+            <w:r>
+              <w:rPr>
+                <w:rStyle w:val="Strong"/>
+                <w:b w:val="0"/>
+                <w:bCs w:val="0"/>
+                <w:sz w:val="24"/>
+                <w:szCs w:val="24"/>
+              </w:rPr>
+              <w:t>tập</w:t>
+            </w:r>
+            <w:proofErr w:type="spellEnd"/>
+            <w:r>
+              <w:rPr>
+                <w:rStyle w:val="Strong"/>
+                <w:b w:val="0"/>
+                <w:bCs w:val="0"/>
+                <w:sz w:val="24"/>
+                <w:szCs w:val="24"/>
+              </w:rPr>
+              <w:t xml:space="preserve"> </w:t>
+            </w:r>
+            <w:proofErr w:type="spellStart"/>
+            <w:r>
+              <w:rPr>
+                <w:rStyle w:val="Strong"/>
+                <w:b w:val="0"/>
+                <w:bCs w:val="0"/>
+                <w:sz w:val="24"/>
+                <w:szCs w:val="24"/>
+              </w:rPr>
+              <w:t>mẫu</w:t>
+            </w:r>
+            <w:proofErr w:type="spellEnd"/>
+            <w:r>
+              <w:rPr>
+                <w:b/>
+                <w:bCs/>
+                <w:sz w:val="24"/>
+                <w:szCs w:val="24"/>
+              </w:rPr>
+              <w:t xml:space="preserve"> </w:t>
+            </w:r>
+          </w:p>
+        </w:tc>
+      </w:tr>
+      <w:tr>
+        <w:tc>
+          <w:tcPr>
+            <w:tcW w:w="4839" w:type="dxa"/>
+            <w:vMerge/>
+          </w:tcPr>
+          <w:p/>
+        </w:tc>
+        <w:tc>
+          <w:tcPr>
+            <w:tcW w:w="4839" w:type="dxa"/>
+          </w:tcPr>
+          <w:p>
+            <w:pPr>
+              <w:pStyle w:val="ListParagraph"/>
+              <w:numPr>
+                <w:ilvl w:val="0"/>
+                <w:numId w:val="1"/>
+              </w:numPr>
+              <w:rPr>
+                <w:rStyle w:val="Strong"/>
+                <w:rFonts w:cs="Times New Roman"/>
+                <w:b w:val="0"/>
+                <w:bCs w:val="0"/>
+                <w:sz w:val="24"/>
+                <w:szCs w:val="24"/>
+              </w:rPr>
+            </w:pPr>
+            <w:proofErr w:type="spellStart"/>
+            <w:r>
+              <w:rPr>
+                <w:rStyle w:val="Strong"/>
+                <w:rFonts w:cs="Times New Roman"/>
+                <w:b w:val="0"/>
+                <w:bCs w:val="0"/>
+                <w:sz w:val="24"/>
+                <w:szCs w:val="24"/>
+              </w:rPr>
+              <w:t>Cấu</w:t>
+            </w:r>
+            <w:proofErr w:type="spellEnd"/>
+            <w:r>
+              <w:rPr>
+                <w:rStyle w:val="Strong"/>
+                <w:rFonts w:cs="Times New Roman"/>
+                <w:b w:val="0"/>
+                <w:bCs w:val="0"/>
+                <w:sz w:val="24"/>
+                <w:szCs w:val="24"/>
+              </w:rPr>
+              <w:t xml:space="preserve"> </w:t>
+            </w:r>
+            <w:proofErr w:type="spellStart"/>
+            <w:r>
+              <w:rPr>
+                <w:rStyle w:val="Strong"/>
+                <w:rFonts w:cs="Times New Roman"/>
+                <w:b w:val="0"/>
+                <w:bCs w:val="0"/>
+                <w:sz w:val="24"/>
+                <w:szCs w:val="24"/>
+              </w:rPr>
+              <w:t>hình</w:t>
+            </w:r>
+            <w:proofErr w:type="spellEnd"/>
+            <w:r>
+              <w:rPr>
+                <w:rStyle w:val="Strong"/>
+                <w:rFonts w:cs="Times New Roman"/>
+                <w:b w:val="0"/>
+                <w:bCs w:val="0"/>
+                <w:sz w:val="24"/>
+                <w:szCs w:val="24"/>
+              </w:rPr>
+              <w:t xml:space="preserve"> </w:t>
+            </w:r>
+            <w:proofErr w:type="spellStart"/>
+            <w:r>
+              <w:rPr>
+                <w:rStyle w:val="Strong"/>
+                <w:rFonts w:cs="Times New Roman"/>
+                <w:b w:val="0"/>
+                <w:bCs w:val="0"/>
+                <w:sz w:val="24"/>
+                <w:szCs w:val="24"/>
+              </w:rPr>
+              <w:t>hệ</w:t>
+            </w:r>
+            <w:proofErr w:type="spellEnd"/>
+            <w:r>
+              <w:rPr>
+                <w:rStyle w:val="Strong"/>
+                <w:rFonts w:cs="Times New Roman"/>
+                <w:b w:val="0"/>
+                <w:bCs w:val="0"/>
+                <w:sz w:val="24"/>
+                <w:szCs w:val="24"/>
+              </w:rPr>
+              <w:t xml:space="preserve"> </w:t>
+            </w:r>
+            <w:proofErr w:type="spellStart"/>
+            <w:r>
+              <w:rPr>
+                <w:rStyle w:val="Strong"/>
+                <w:rFonts w:cs="Times New Roman"/>
+                <w:b w:val="0"/>
+                <w:bCs w:val="0"/>
+                <w:sz w:val="24"/>
+                <w:szCs w:val="24"/>
+              </w:rPr>
+              <w:t>thống</w:t>
+            </w:r>
+            <w:proofErr w:type="spellEnd"/>
+          </w:p>
+        </w:tc>
+      </w:tr>
+    </w:tbl>
+    <w:p/>
+    <w:p>
+      <w:r>
+        <w:lastRenderedPageBreak/>
+        <w:drawing>
+          <wp:inline distT="0" distB="0" distL="0" distR="0" wp14:anchorId="1714ED32" wp14:editId="5FCD6D6E">
+            <wp:extent cx="6134100" cy="4171950"/>
+            <wp:effectExtent l="0" t="0" r="0" b="0"/>
+            <wp:docPr id="1764177091" name="Picture 5"/>
+            <wp:cNvGraphicFramePr>
+              <a:graphicFrameLocks xmlns:a="http://schemas.openxmlformats.org/drawingml/2006/main" noChangeAspect="1"/>
+            </wp:cNvGraphicFramePr>
+            <a:graphic xmlns:a="http://schemas.openxmlformats.org/drawingml/2006/main">
+              <a:graphicData uri="http://schemas.openxmlformats.org/drawingml/2006/picture">
+                <pic:pic xmlns:pic="http://schemas.openxmlformats.org/drawingml/2006/picture">
+                  <pic:nvPicPr>
+                    <pic:cNvPr id="0" name="Picture 455"/>
+                    <pic:cNvPicPr>
+                      <a:picLocks noChangeAspect="1" noChangeArrowheads="1"/>
+                    </pic:cNvPicPr>
+                  </pic:nvPicPr>
+                  <pic:blipFill>
+                    <a:blip r:embed="rId5">
+                      <a:extLst>
+                        <a:ext uri="{28A0092B-C50C-407E-A947-70E740481C1C}">
+                          <a14:useLocalDpi xmlns:a14="http://schemas.microsoft.com/office/drawing/2010/main" val="0"/>
+                        </a:ext>
+                      </a:extLst>
+                    </a:blip>
+                    <a:srcRect/>
+                    <a:stretch>
+                      <a:fillRect/>
+                    </a:stretch>
+                  </pic:blipFill>
+                  <pic:spPr bwMode="auto">
+                    <a:xfrm>
+                      <a:off x="0" y="0"/>
+                      <a:ext cx="6134100" cy="4171950"/>
+                    </a:xfrm>
+                    <a:prstGeom prst="rect">
+                      <a:avLst/>
+                    </a:prstGeom>
+                    <a:noFill/>
+                    <a:ln>
+                      <a:noFill/>
+                    </a:ln>
+                  </pic:spPr>
+                </pic:pic>
+              </a:graphicData>
+            </a:graphic>
+          </wp:inline>
+        </w:drawing>
+      </w:r>
+    </w:p>
+    <w:p/>
+    <w:p>
+      <w:pPr>
+        <w:rPr>
+          <w:b/>
+          <w:bCs/>
+        </w:rPr>
+      </w:pPr>
+      <w:r>
+        <w:rPr>
+          <w:b/>
+          <w:bCs/>
+        </w:rPr>
+        <w:t xml:space="preserve">UC01 — </w:t>
+      </w:r>
+      <w:proofErr w:type="spellStart"/>
+      <w:r>
+        <w:rPr>
+          <w:b/>
+          <w:bCs/>
+        </w:rPr>
+        <w:t>Đăng</w:t>
+      </w:r>
+      <w:proofErr w:type="spellEnd"/>
+      <w:r>
+        <w:rPr>
+          <w:b/>
+          <w:bCs/>
+        </w:rPr>
+        <w:t xml:space="preserve"> </w:t>
+      </w:r>
+      <w:proofErr w:type="spellStart"/>
+      <w:r>
+        <w:rPr>
+          <w:b/>
+          <w:bCs/>
+        </w:rPr>
+        <w:t>ký</w:t>
+      </w:r>
+      <w:proofErr w:type="spellEnd"/>
+      <w:r>
+        <w:rPr>
+          <w:b/>
+          <w:bCs/>
+        </w:rPr>
+        <w:t xml:space="preserve"> / </w:t>
+      </w:r>
+      <w:proofErr w:type="spellStart"/>
+      <w:r>
+        <w:rPr>
+          <w:b/>
+          <w:bCs/>
+        </w:rPr>
+        <w:t>Đăng</w:t>
+      </w:r>
+      <w:proofErr w:type="spellEnd"/>
+      <w:r>
+        <w:rPr>
+          <w:b/>
+          <w:bCs/>
+        </w:rPr>
+        <w:t xml:space="preserve"> </w:t>
+      </w:r>
+      <w:proofErr w:type="spellStart"/>
+      <w:r>
+        <w:rPr>
+          <w:b/>
+          <w:bCs/>
+        </w:rPr>
+        <w:t>nhập</w:t>
+      </w:r>
+      <w:proofErr w:type="spellEnd"/>
+    </w:p>
+    <w:p>
+      <w:proofErr w:type="spellStart"/>
+      <w:r>
+        <w:t>Gộp</w:t>
+      </w:r>
+      <w:proofErr w:type="spellEnd"/>
+      <w:r>
+        <w:t xml:space="preserve"> </w:t>
+      </w:r>
+      <w:proofErr w:type="spellStart"/>
+      <w:r>
+        <w:t>các</w:t>
+      </w:r>
+      <w:proofErr w:type="spellEnd"/>
+      <w:r>
+        <w:t xml:space="preserve"> </w:t>
+      </w:r>
+      <w:proofErr w:type="spellStart"/>
+      <w:r>
+        <w:t>chức</w:t>
+      </w:r>
+      <w:proofErr w:type="spellEnd"/>
+      <w:r>
+        <w:t xml:space="preserve"> </w:t>
+      </w:r>
+      <w:proofErr w:type="spellStart"/>
+      <w:r>
+        <w:t>năng</w:t>
+      </w:r>
+      <w:proofErr w:type="spellEnd"/>
+      <w:r>
+        <w:t>:</w:t>
+      </w:r>
+    </w:p>
+    <w:p>
+      <w:proofErr w:type="spellStart"/>
+      <w:r>
+        <w:t>Đăng</w:t>
+      </w:r>
+      <w:proofErr w:type="spellEnd"/>
+      <w:r>
+        <w:t xml:space="preserve"> </w:t>
+      </w:r>
+      <w:proofErr w:type="spellStart"/>
+      <w:r>
+        <w:t>ký</w:t>
+      </w:r>
+      <w:proofErr w:type="spellEnd"/>
+    </w:p>
+    <w:p>
+      <w:proofErr w:type="spellStart"/>
+      <w:r>
+        <w:t>Đăng</w:t>
+      </w:r>
+      <w:proofErr w:type="spellEnd"/>
+      <w:r>
+        <w:t xml:space="preserve"> </w:t>
+      </w:r>
+      <w:proofErr w:type="spellStart"/>
+      <w:r>
+        <w:t>nhập</w:t>
+      </w:r>
+      <w:proofErr w:type="spellEnd"/>
+    </w:p>
+    <w:p>
+      <w:proofErr w:type="spellStart"/>
+      <w:r>
+        <w:t>Đăng</w:t>
+      </w:r>
+      <w:proofErr w:type="spellEnd"/>
+      <w:r>
+        <w:t xml:space="preserve"> </w:t>
+      </w:r>
+      <w:proofErr w:type="spellStart"/>
+      <w:r>
+        <w:t>xuất</w:t>
+      </w:r>
+      <w:proofErr w:type="spellEnd"/>
+    </w:p>
+    <w:p>
+      <w:proofErr w:type="spellStart"/>
+      <w:r>
+        <w:t>Quên</w:t>
+      </w:r>
+      <w:proofErr w:type="spellEnd"/>
+      <w:r>
+        <w:t xml:space="preserve"> </w:t>
+      </w:r>
+      <w:proofErr w:type="spellStart"/>
+      <w:r>
+        <w:t>mật</w:t>
+      </w:r>
+      <w:proofErr w:type="spellEnd"/>
+      <w:r>
+        <w:t xml:space="preserve"> </w:t>
+      </w:r>
+      <w:proofErr w:type="spellStart"/>
+      <w:r>
+        <w:t>khẩu</w:t>
+      </w:r>
+      <w:proofErr w:type="spellEnd"/>
+    </w:p>
+    <w:p>
+      <w:proofErr w:type="spellStart"/>
+      <w:r>
+        <w:t>Không</w:t>
+      </w:r>
+      <w:proofErr w:type="spellEnd"/>
+      <w:r>
+        <w:t xml:space="preserve"> </w:t>
+      </w:r>
+      <w:proofErr w:type="spellStart"/>
+      <w:r>
+        <w:t>cần</w:t>
+      </w:r>
+      <w:proofErr w:type="spellEnd"/>
+      <w:r>
+        <w:t xml:space="preserve"> </w:t>
+      </w:r>
+      <w:proofErr w:type="spellStart"/>
+      <w:r>
+        <w:t>tách</w:t>
+      </w:r>
+      <w:proofErr w:type="spellEnd"/>
+      <w:r>
+        <w:t xml:space="preserve"> </w:t>
+      </w:r>
+      <w:proofErr w:type="spellStart"/>
+      <w:r>
+        <w:t>thành</w:t>
+      </w:r>
+      <w:proofErr w:type="spellEnd"/>
+      <w:r>
+        <w:t xml:space="preserve"> 4 UC </w:t>
+      </w:r>
+      <w:proofErr w:type="spellStart"/>
+      <w:r>
+        <w:t>trên</w:t>
+      </w:r>
+      <w:proofErr w:type="spellEnd"/>
+      <w:r>
+        <w:t xml:space="preserve"> </w:t>
+      </w:r>
+      <w:proofErr w:type="spellStart"/>
+      <w:r>
+        <w:t>sơ</w:t>
+      </w:r>
+      <w:proofErr w:type="spellEnd"/>
+      <w:r>
+        <w:t xml:space="preserve"> </w:t>
+      </w:r>
+      <w:proofErr w:type="spellStart"/>
+      <w:r>
+        <w:t>đồ</w:t>
+      </w:r>
+      <w:proofErr w:type="spellEnd"/>
+      <w:r>
+        <w:t xml:space="preserve"> </w:t>
+      </w:r>
+      <w:proofErr w:type="spellStart"/>
+      <w:r>
+        <w:t>tổng</w:t>
+      </w:r>
+      <w:proofErr w:type="spellEnd"/>
+      <w:r>
+        <w:t xml:space="preserve"> </w:t>
+      </w:r>
+      <w:proofErr w:type="spellStart"/>
+      <w:r>
+        <w:t>quát</w:t>
+      </w:r>
+      <w:proofErr w:type="spellEnd"/>
+      <w:r>
+        <w:t>.</w:t>
+      </w:r>
+    </w:p>
+    <w:p/>
+    <w:p>
+      <w:pPr>
+        <w:rPr>
+          <w:b/>
+          <w:bCs/>
+        </w:rPr>
+      </w:pPr>
+      <w:r>
+        <w:rPr>
+          <w:b/>
+          <w:bCs/>
+        </w:rPr>
+        <w:t xml:space="preserve">UC02 — Quản </w:t>
+      </w:r>
+      <w:proofErr w:type="spellStart"/>
+      <w:r>
+        <w:rPr>
+          <w:b/>
+          <w:bCs/>
+        </w:rPr>
         <w:t>lý</w:t>
       </w:r>
       <w:proofErr w:type="spellEnd"/>
       <w:r>
-        <w:t xml:space="preserve"> </w:t>
-      </w:r>
-      <w:proofErr w:type="spellStart"/>
-      <w:r>
+        <w:rPr>
+          <w:b/>
+          <w:bCs/>
+        </w:rPr>
+        <w:t xml:space="preserve"> </w:t>
+      </w:r>
+      <w:proofErr w:type="spellStart"/>
+      <w:r>
+        <w:rPr>
+          <w:b/>
+          <w:bCs/>
+        </w:rPr>
+        <w:t>hồ</w:t>
+      </w:r>
+      <w:proofErr w:type="spellEnd"/>
+      <w:r>
+        <w:rPr>
+          <w:b/>
+          <w:bCs/>
+        </w:rPr>
+        <w:t xml:space="preserve"> </w:t>
+      </w:r>
+      <w:proofErr w:type="spellStart"/>
+      <w:r>
+        <w:rPr>
+          <w:b/>
+          <w:bCs/>
+        </w:rPr>
+        <w:t>sơ</w:t>
+      </w:r>
+      <w:proofErr w:type="spellEnd"/>
+      <w:r>
+        <w:rPr>
+          <w:b/>
+          <w:bCs/>
+        </w:rPr>
+        <w:t xml:space="preserve"> </w:t>
+      </w:r>
+      <w:proofErr w:type="spellStart"/>
+      <w:r>
+        <w:rPr>
+          <w:b/>
+          <w:bCs/>
+        </w:rPr>
+        <w:t>cá</w:t>
+      </w:r>
+      <w:proofErr w:type="spellEnd"/>
+      <w:r>
+        <w:rPr>
+          <w:b/>
+          <w:bCs/>
+        </w:rPr>
+        <w:t xml:space="preserve"> </w:t>
+      </w:r>
+      <w:proofErr w:type="spellStart"/>
+      <w:r>
+        <w:rPr>
+          <w:b/>
+          <w:bCs/>
+        </w:rPr>
+        <w:t>nhân</w:t>
+      </w:r>
+      <w:proofErr w:type="spellEnd"/>
+    </w:p>
+    <w:p>
+      <w:r>
+        <w:t xml:space="preserve">User </w:t>
+      </w:r>
+      <w:proofErr w:type="spellStart"/>
+      <w:r>
+        <w:t>quản</w:t>
+      </w:r>
+      <w:proofErr w:type="spellEnd"/>
+      <w:r>
+        <w:t xml:space="preserve"> </w:t>
+      </w:r>
+      <w:proofErr w:type="spellStart"/>
+      <w:r>
+        <w:t>lý</w:t>
+      </w:r>
+      <w:proofErr w:type="spellEnd"/>
+      <w:r>
+        <w:t xml:space="preserve"> </w:t>
+      </w:r>
+      <w:proofErr w:type="spellStart"/>
+      <w:r>
+        <w:t>các</w:t>
+      </w:r>
+      <w:proofErr w:type="spellEnd"/>
+      <w:r>
+        <w:t xml:space="preserve"> </w:t>
+      </w:r>
+      <w:proofErr w:type="spellStart"/>
+      <w:r>
+        <w:t>thông</w:t>
+      </w:r>
+      <w:proofErr w:type="spellEnd"/>
+      <w:r>
+        <w:t xml:space="preserve"> tin </w:t>
+      </w:r>
+      <w:proofErr w:type="spellStart"/>
+      <w:r>
+        <w:t>phục</w:t>
+      </w:r>
+      <w:proofErr w:type="spellEnd"/>
+      <w:r>
+        <w:t xml:space="preserve"> </w:t>
+      </w:r>
+      <w:proofErr w:type="spellStart"/>
+      <w:r>
+        <w:t>vụ</w:t>
+      </w:r>
+      <w:proofErr w:type="spellEnd"/>
+      <w:r>
+        <w:t xml:space="preserve"> </w:t>
+      </w:r>
+      <w:proofErr w:type="spellStart"/>
+      <w:r>
+        <w:t>việc</w:t>
+      </w:r>
+      <w:proofErr w:type="spellEnd"/>
+      <w:r>
+        <w:t xml:space="preserve"> </w:t>
+      </w:r>
+      <w:proofErr w:type="spellStart"/>
+      <w:r>
+        <w:t>tập</w:t>
+      </w:r>
+      <w:proofErr w:type="spellEnd"/>
+      <w:r>
+        <w:t xml:space="preserve"> </w:t>
+      </w:r>
+      <w:proofErr w:type="spellStart"/>
+      <w:r>
+        <w:t>luyện</w:t>
+      </w:r>
+      <w:proofErr w:type="spellEnd"/>
+      <w:r>
+        <w:t>:</w:t>
+      </w:r>
+    </w:p>
+    <w:p>
+      <w:r>
+        <w:t xml:space="preserve">Thông tin </w:t>
+      </w:r>
+      <w:proofErr w:type="spellStart"/>
+      <w:r>
+        <w:t>cá</w:t>
+      </w:r>
+      <w:proofErr w:type="spellEnd"/>
+      <w:r>
+        <w:t xml:space="preserve"> </w:t>
+      </w:r>
+      <w:proofErr w:type="spellStart"/>
+      <w:r>
+        <w:t>nhân</w:t>
+      </w:r>
+      <w:proofErr w:type="spellEnd"/>
+      <w:r>
+        <w:t xml:space="preserve"> </w:t>
+      </w:r>
+    </w:p>
+    <w:p>
+      <w:proofErr w:type="spellStart"/>
+      <w:r>
+        <w:t>Chiều</w:t>
+      </w:r>
+      <w:proofErr w:type="spellEnd"/>
+      <w:r>
+        <w:t xml:space="preserve"> </w:t>
+      </w:r>
+      <w:proofErr w:type="spellStart"/>
+      <w:r>
+        <w:t>cao</w:t>
+      </w:r>
+      <w:proofErr w:type="spellEnd"/>
+      <w:r>
+        <w:t xml:space="preserve">, </w:t>
+      </w:r>
+      <w:proofErr w:type="spellStart"/>
+      <w:r>
+        <w:t>cân</w:t>
+      </w:r>
+      <w:proofErr w:type="spellEnd"/>
+      <w:r>
+        <w:t xml:space="preserve"> </w:t>
+      </w:r>
+      <w:proofErr w:type="spellStart"/>
+      <w:r>
+        <w:t>nặng</w:t>
+      </w:r>
+      <w:proofErr w:type="spellEnd"/>
+      <w:r>
+        <w:t xml:space="preserve"> </w:t>
+      </w:r>
+    </w:p>
+    <w:p>
+      <w:proofErr w:type="spellStart"/>
+      <w:r>
+        <w:lastRenderedPageBreak/>
+        <w:t>Trình</w:t>
+      </w:r>
+      <w:proofErr w:type="spellEnd"/>
+      <w:r>
+        <w:t xml:space="preserve"> </w:t>
+      </w:r>
+      <w:proofErr w:type="spellStart"/>
+      <w:r>
+        <w:t>độ</w:t>
+      </w:r>
+      <w:proofErr w:type="spellEnd"/>
+      <w:r>
+        <w:t xml:space="preserve"> </w:t>
+      </w:r>
+      <w:proofErr w:type="spellStart"/>
+      <w:r>
+        <w:t>tập</w:t>
+      </w:r>
+      <w:proofErr w:type="spellEnd"/>
+      <w:r>
+        <w:t xml:space="preserve"> </w:t>
+      </w:r>
+      <w:proofErr w:type="spellStart"/>
+      <w:r>
+        <w:t>luyện</w:t>
+      </w:r>
+      <w:proofErr w:type="spellEnd"/>
+      <w:r>
+        <w:t xml:space="preserve"> </w:t>
+      </w:r>
+    </w:p>
+    <w:p>
+      <w:proofErr w:type="spellStart"/>
+      <w:r>
+        <w:t>Mục</w:t>
+      </w:r>
+      <w:proofErr w:type="spellEnd"/>
+      <w:r>
+        <w:t xml:space="preserve"> </w:t>
+      </w:r>
+      <w:proofErr w:type="spellStart"/>
+      <w:r>
+        <w:t>tiêu</w:t>
+      </w:r>
+      <w:proofErr w:type="spellEnd"/>
+      <w:r>
+        <w:t xml:space="preserve"> </w:t>
+      </w:r>
+    </w:p>
+    <w:p>
+      <w:proofErr w:type="spellStart"/>
+      <w:r>
+        <w:t>Số</w:t>
+      </w:r>
+      <w:proofErr w:type="spellEnd"/>
+      <w:r>
+        <w:t xml:space="preserve"> </w:t>
+      </w:r>
+      <w:proofErr w:type="spellStart"/>
+      <w:r>
+        <w:t>buổi</w:t>
+      </w:r>
+      <w:proofErr w:type="spellEnd"/>
+      <w:r>
+        <w:t xml:space="preserve"> </w:t>
+      </w:r>
+      <w:proofErr w:type="spellStart"/>
+      <w:r>
+        <w:t>tập</w:t>
+      </w:r>
+      <w:proofErr w:type="spellEnd"/>
+      <w:r>
+        <w:t>/</w:t>
+      </w:r>
+      <w:proofErr w:type="spellStart"/>
+      <w:r>
+        <w:t>tuần</w:t>
+      </w:r>
+      <w:proofErr w:type="spellEnd"/>
+      <w:r>
+        <w:t xml:space="preserve"> </w:t>
+      </w:r>
+    </w:p>
+    <w:p>
+      <w:proofErr w:type="spellStart"/>
+      <w:r>
+        <w:t>Ví</w:t>
+      </w:r>
+      <w:proofErr w:type="spellEnd"/>
+      <w:r>
+        <w:t xml:space="preserve"> </w:t>
+      </w:r>
+      <w:proofErr w:type="spellStart"/>
+      <w:r>
+        <w:t>dụ</w:t>
+      </w:r>
+      <w:proofErr w:type="spellEnd"/>
+      <w:r>
+        <w:t>:</w:t>
+      </w:r>
+    </w:p>
+    <w:p>
+      <w:r>
+        <w:t xml:space="preserve">Beginner → 3 </w:t>
+      </w:r>
+      <w:proofErr w:type="spellStart"/>
+      <w:r>
+        <w:t>buổi</w:t>
+      </w:r>
+      <w:proofErr w:type="spellEnd"/>
+      <w:r>
+        <w:t>/</w:t>
+      </w:r>
+      <w:proofErr w:type="spellStart"/>
+      <w:r>
+        <w:t>tuần</w:t>
+      </w:r>
+      <w:proofErr w:type="spellEnd"/>
+      <w:r>
+        <w:t xml:space="preserve"> → Muscle Gain</w:t>
+      </w:r>
+    </w:p>
+    <w:p/>
+    <w:p>
+      <w:pPr>
+        <w:rPr>
+          <w:b/>
+          <w:bCs/>
+        </w:rPr>
+      </w:pPr>
+      <w:r>
+        <w:rPr>
+          <w:b/>
+          <w:bCs/>
+        </w:rPr>
+        <w:t xml:space="preserve">UC03 — Tra </w:t>
+      </w:r>
+      <w:proofErr w:type="spellStart"/>
+      <w:r>
+        <w:rPr>
+          <w:b/>
+          <w:bCs/>
+        </w:rPr>
+        <w:t>cứu</w:t>
+      </w:r>
+      <w:proofErr w:type="spellEnd"/>
+      <w:r>
+        <w:rPr>
+          <w:b/>
+          <w:bCs/>
+        </w:rPr>
+        <w:t xml:space="preserve"> </w:t>
+      </w:r>
+      <w:proofErr w:type="spellStart"/>
+      <w:r>
+        <w:rPr>
+          <w:b/>
+          <w:bCs/>
+        </w:rPr>
+        <w:t>bài</w:t>
+      </w:r>
+      <w:proofErr w:type="spellEnd"/>
+      <w:r>
+        <w:rPr>
+          <w:b/>
+          <w:bCs/>
+        </w:rPr>
+        <w:t xml:space="preserve"> </w:t>
+      </w:r>
+      <w:proofErr w:type="spellStart"/>
+      <w:r>
+        <w:rPr>
+          <w:b/>
+          <w:bCs/>
+        </w:rPr>
+        <w:t>tập</w:t>
+      </w:r>
+      <w:proofErr w:type="spellEnd"/>
+    </w:p>
+    <w:p>
+      <w:proofErr w:type="spellStart"/>
+      <w:r>
+        <w:t>Gộp</w:t>
+      </w:r>
+      <w:proofErr w:type="spellEnd"/>
+      <w:r>
+        <w:t>:</w:t>
+      </w:r>
+    </w:p>
+    <w:p>
+      <w:r>
+        <w:t xml:space="preserve">Xem </w:t>
+      </w:r>
+      <w:proofErr w:type="spellStart"/>
+      <w:r>
+        <w:t>danh</w:t>
+      </w:r>
+      <w:proofErr w:type="spellEnd"/>
+      <w:r>
+        <w:t xml:space="preserve"> </w:t>
+      </w:r>
+      <w:proofErr w:type="spellStart"/>
+      <w:r>
+        <w:t>sách</w:t>
+      </w:r>
+      <w:proofErr w:type="spellEnd"/>
+      <w:r>
+        <w:t xml:space="preserve"> </w:t>
+      </w:r>
+      <w:proofErr w:type="spellStart"/>
+      <w:r>
+        <w:t>bài</w:t>
+      </w:r>
+      <w:proofErr w:type="spellEnd"/>
+      <w:r>
+        <w:t xml:space="preserve"> </w:t>
+      </w:r>
+      <w:proofErr w:type="spellStart"/>
+      <w:r>
+        <w:t>tập</w:t>
+      </w:r>
+      <w:proofErr w:type="spellEnd"/>
+    </w:p>
+    <w:p>
+      <w:proofErr w:type="spellStart"/>
+      <w:r>
+        <w:t>Tìm</w:t>
+      </w:r>
+      <w:proofErr w:type="spellEnd"/>
+      <w:r>
+        <w:t xml:space="preserve"> </w:t>
+      </w:r>
+      <w:proofErr w:type="spellStart"/>
+      <w:r>
+        <w:t>kiếm</w:t>
+      </w:r>
+      <w:proofErr w:type="spellEnd"/>
+    </w:p>
+    <w:p>
+      <w:proofErr w:type="spellStart"/>
+      <w:r>
+        <w:t>Lọc</w:t>
+      </w:r>
+      <w:proofErr w:type="spellEnd"/>
+    </w:p>
+    <w:p>
+      <w:r>
+        <w:t xml:space="preserve">Xem chi </w:t>
+      </w:r>
+      <w:proofErr w:type="spellStart"/>
+      <w:r>
+        <w:t>tiết</w:t>
+      </w:r>
+      <w:proofErr w:type="spellEnd"/>
+    </w:p>
+    <w:p>
+      <w:proofErr w:type="spellStart"/>
+      <w:r>
+        <w:t>Ví</w:t>
+      </w:r>
+      <w:proofErr w:type="spellEnd"/>
+      <w:r>
+        <w:t xml:space="preserve"> </w:t>
+      </w:r>
+      <w:proofErr w:type="spellStart"/>
+      <w:r>
+        <w:t>dụ</w:t>
+      </w:r>
+      <w:proofErr w:type="spellEnd"/>
+      <w:r>
+        <w:t>:</w:t>
+      </w:r>
+    </w:p>
+    <w:p>
+      <w:r>
+        <w:t xml:space="preserve">User </w:t>
+      </w:r>
+      <w:proofErr w:type="spellStart"/>
+      <w:r>
+        <w:t>tìm</w:t>
+      </w:r>
+      <w:proofErr w:type="spellEnd"/>
+      <w:r>
+        <w:t xml:space="preserve"> "Chest" → </w:t>
+      </w:r>
+      <w:proofErr w:type="spellStart"/>
+      <w:r>
+        <w:t>xem</w:t>
+      </w:r>
+      <w:proofErr w:type="spellEnd"/>
+      <w:r>
+        <w:t xml:space="preserve"> </w:t>
+      </w:r>
+      <w:proofErr w:type="spellStart"/>
+      <w:r>
+        <w:t>các</w:t>
+      </w:r>
+      <w:proofErr w:type="spellEnd"/>
+      <w:r>
+        <w:t xml:space="preserve"> </w:t>
+      </w:r>
+      <w:proofErr w:type="spellStart"/>
+      <w:r>
+        <w:t>bài</w:t>
+      </w:r>
+      <w:proofErr w:type="spellEnd"/>
+      <w:r>
+        <w:t xml:space="preserve"> </w:t>
+      </w:r>
+      <w:proofErr w:type="spellStart"/>
+      <w:r>
+        <w:t>tập</w:t>
+      </w:r>
+      <w:proofErr w:type="spellEnd"/>
+      <w:r>
+        <w:t xml:space="preserve"> </w:t>
+      </w:r>
+      <w:proofErr w:type="spellStart"/>
+      <w:r>
+        <w:t>ngực</w:t>
+      </w:r>
+      <w:proofErr w:type="spellEnd"/>
+      <w:r>
+        <w:t xml:space="preserve"> → </w:t>
+      </w:r>
+      <w:proofErr w:type="spellStart"/>
+      <w:r>
+        <w:t>chọn</w:t>
+      </w:r>
+      <w:proofErr w:type="spellEnd"/>
+      <w:r>
+        <w:t xml:space="preserve"> Bench Press → </w:t>
+      </w:r>
+      <w:proofErr w:type="spellStart"/>
+      <w:r>
+        <w:t>xem</w:t>
+      </w:r>
+      <w:proofErr w:type="spellEnd"/>
+      <w:r>
+        <w:t xml:space="preserve"> </w:t>
+      </w:r>
+      <w:proofErr w:type="spellStart"/>
+      <w:r>
+        <w:t>hướng</w:t>
+      </w:r>
+      <w:proofErr w:type="spellEnd"/>
+      <w:r>
+        <w:t xml:space="preserve"> </w:t>
+      </w:r>
+      <w:proofErr w:type="spellStart"/>
+      <w:r>
+        <w:t>dẫn</w:t>
+      </w:r>
+      <w:proofErr w:type="spellEnd"/>
+      <w:r>
+        <w:t>.</w:t>
+      </w:r>
+    </w:p>
+    <w:p/>
+    <w:p>
+      <w:pPr>
+        <w:rPr>
+          <w:b/>
+          <w:bCs/>
+        </w:rPr>
+      </w:pPr>
+      <w:r>
+        <w:rPr>
+          <w:b/>
+          <w:bCs/>
+        </w:rPr>
+        <w:t xml:space="preserve">UC04 — Quản </w:t>
+      </w:r>
+      <w:proofErr w:type="spellStart"/>
+      <w:r>
+        <w:rPr>
+          <w:b/>
+          <w:bCs/>
+        </w:rPr>
+        <w:t>lý</w:t>
+      </w:r>
+      <w:proofErr w:type="spellEnd"/>
+      <w:r>
+        <w:rPr>
+          <w:b/>
+          <w:bCs/>
+        </w:rPr>
+        <w:t xml:space="preserve"> </w:t>
+      </w:r>
+      <w:proofErr w:type="spellStart"/>
+      <w:r>
+        <w:rPr>
+          <w:b/>
+          <w:bCs/>
+        </w:rPr>
         <w:t>lịch</w:t>
       </w:r>
       <w:proofErr w:type="spellEnd"/>
       <w:r>
-        <w:t xml:space="preserve"> </w:t>
-      </w:r>
-      <w:proofErr w:type="spellStart"/>
-      <w:r>
+        <w:rPr>
+          <w:b/>
+          <w:bCs/>
+        </w:rPr>
+        <w:t xml:space="preserve"> </w:t>
+      </w:r>
+      <w:proofErr w:type="spellStart"/>
+      <w:r>
+        <w:rPr>
+          <w:b/>
+          <w:bCs/>
+        </w:rPr>
         <w:t>tập</w:t>
       </w:r>
       <w:proofErr w:type="spellEnd"/>
       <w:r>
-        <w:t xml:space="preserve"> gym</w:t>
-      </w:r>
-    </w:p>
+        <w:rPr>
+          <w:b/>
+          <w:bCs/>
+        </w:rPr>
+        <w:t xml:space="preserve"> </w:t>
+      </w:r>
+      <w:proofErr w:type="spellStart"/>
+      <w:r>
+        <w:rPr>
+          <w:b/>
+          <w:bCs/>
+        </w:rPr>
+        <w:t>cá</w:t>
+      </w:r>
+      <w:proofErr w:type="spellEnd"/>
+      <w:r>
+        <w:rPr>
+          <w:b/>
+          <w:bCs/>
+        </w:rPr>
+        <w:t xml:space="preserve"> </w:t>
+      </w:r>
+      <w:proofErr w:type="spellStart"/>
+      <w:r>
+        <w:rPr>
+          <w:b/>
+          <w:bCs/>
+        </w:rPr>
+        <w:t>nhân</w:t>
+      </w:r>
+      <w:proofErr w:type="spellEnd"/>
+    </w:p>
+    <w:p>
+      <w:proofErr w:type="spellStart"/>
+      <w:r>
+        <w:t>Đây</w:t>
+      </w:r>
+      <w:proofErr w:type="spellEnd"/>
+      <w:r>
+        <w:t xml:space="preserve"> </w:t>
+      </w:r>
+      <w:proofErr w:type="spellStart"/>
+      <w:r>
+        <w:t>là</w:t>
+      </w:r>
+      <w:proofErr w:type="spellEnd"/>
+      <w:r>
+        <w:t xml:space="preserve"> UC </w:t>
+      </w:r>
+      <w:proofErr w:type="spellStart"/>
+      <w:r>
+        <w:t>lớn</w:t>
+      </w:r>
+      <w:proofErr w:type="spellEnd"/>
+      <w:r>
+        <w:t xml:space="preserve">, bao </w:t>
+      </w:r>
+      <w:proofErr w:type="spellStart"/>
+      <w:r>
+        <w:t>gồm</w:t>
+      </w:r>
+      <w:proofErr w:type="spellEnd"/>
+      <w:r>
+        <w:t>:</w:t>
+      </w:r>
+    </w:p>
+    <w:p>
+      <w:proofErr w:type="spellStart"/>
+      <w:r>
+        <w:t>Tạo</w:t>
+      </w:r>
+      <w:proofErr w:type="spellEnd"/>
+      <w:r>
+        <w:t xml:space="preserve"> </w:t>
+      </w:r>
+      <w:proofErr w:type="spellStart"/>
+      <w:r>
+        <w:t>lịch</w:t>
+      </w:r>
+      <w:proofErr w:type="spellEnd"/>
+      <w:r>
+        <w:t xml:space="preserve"> </w:t>
+      </w:r>
+      <w:proofErr w:type="spellStart"/>
+      <w:r>
+        <w:t>tập</w:t>
+      </w:r>
+      <w:proofErr w:type="spellEnd"/>
+    </w:p>
+    <w:p>
+      <w:proofErr w:type="spellStart"/>
+      <w:r>
+        <w:t>Chỉnh</w:t>
+      </w:r>
+      <w:proofErr w:type="spellEnd"/>
+      <w:r>
+        <w:t xml:space="preserve"> </w:t>
+      </w:r>
+      <w:proofErr w:type="spellStart"/>
+      <w:r>
+        <w:t>sửa</w:t>
+      </w:r>
+      <w:proofErr w:type="spellEnd"/>
+      <w:r>
+        <w:t xml:space="preserve"> </w:t>
+      </w:r>
+      <w:proofErr w:type="spellStart"/>
+      <w:r>
+        <w:t>lịch</w:t>
+      </w:r>
+      <w:proofErr w:type="spellEnd"/>
+      <w:r>
+        <w:t xml:space="preserve"> </w:t>
+      </w:r>
+      <w:proofErr w:type="spellStart"/>
+      <w:r>
+        <w:t>tập</w:t>
+      </w:r>
+      <w:proofErr w:type="spellEnd"/>
+    </w:p>
+    <w:p>
+      <w:proofErr w:type="spellStart"/>
+      <w:r>
+        <w:t>Xóa</w:t>
+      </w:r>
+      <w:proofErr w:type="spellEnd"/>
+      <w:r>
+        <w:t xml:space="preserve"> </w:t>
+      </w:r>
+      <w:proofErr w:type="spellStart"/>
+      <w:r>
+        <w:t>lịch</w:t>
+      </w:r>
+      <w:proofErr w:type="spellEnd"/>
+      <w:r>
+        <w:t xml:space="preserve"> </w:t>
+      </w:r>
+      <w:proofErr w:type="spellStart"/>
+      <w:r>
+        <w:t>tập</w:t>
+      </w:r>
+      <w:proofErr w:type="spellEnd"/>
+    </w:p>
+    <w:p>
+      <w:proofErr w:type="spellStart"/>
+      <w:r>
+        <w:t>Thêm</w:t>
+      </w:r>
+      <w:proofErr w:type="spellEnd"/>
+      <w:r>
+        <w:t xml:space="preserve"> </w:t>
+      </w:r>
+      <w:proofErr w:type="spellStart"/>
+      <w:r>
+        <w:t>bài</w:t>
+      </w:r>
+      <w:proofErr w:type="spellEnd"/>
+      <w:r>
+        <w:t xml:space="preserve"> </w:t>
+      </w:r>
+      <w:proofErr w:type="spellStart"/>
+      <w:r>
+        <w:t>tập</w:t>
+      </w:r>
+      <w:proofErr w:type="spellEnd"/>
+    </w:p>
+    <w:p>
+      <w:proofErr w:type="spellStart"/>
+      <w:r>
+        <w:t>Xóa</w:t>
+      </w:r>
+      <w:proofErr w:type="spellEnd"/>
+      <w:r>
+        <w:t xml:space="preserve"> </w:t>
+      </w:r>
+      <w:proofErr w:type="spellStart"/>
+      <w:r>
+        <w:t>bài</w:t>
+      </w:r>
+      <w:proofErr w:type="spellEnd"/>
+      <w:r>
+        <w:t xml:space="preserve"> </w:t>
+      </w:r>
+      <w:proofErr w:type="spellStart"/>
+      <w:r>
+        <w:t>tập</w:t>
+      </w:r>
+      <w:proofErr w:type="spellEnd"/>
+    </w:p>
+    <w:p>
+      <w:proofErr w:type="spellStart"/>
+      <w:r>
+        <w:t>Sắp</w:t>
+      </w:r>
+      <w:proofErr w:type="spellEnd"/>
+      <w:r>
+        <w:t xml:space="preserve"> </w:t>
+      </w:r>
+      <w:proofErr w:type="spellStart"/>
+      <w:r>
+        <w:t>xếp</w:t>
+      </w:r>
+      <w:proofErr w:type="spellEnd"/>
+      <w:r>
+        <w:t xml:space="preserve"> </w:t>
+      </w:r>
+      <w:proofErr w:type="spellStart"/>
+      <w:r>
+        <w:t>bài</w:t>
+      </w:r>
+      <w:proofErr w:type="spellEnd"/>
+      <w:r>
+        <w:t xml:space="preserve"> </w:t>
+      </w:r>
+      <w:proofErr w:type="spellStart"/>
+      <w:r>
+        <w:t>tập</w:t>
+      </w:r>
+      <w:proofErr w:type="spellEnd"/>
+    </w:p>
+    <w:p>
+      <w:proofErr w:type="spellStart"/>
+      <w:r>
+        <w:t>Cấu</w:t>
+      </w:r>
+      <w:proofErr w:type="spellEnd"/>
+      <w:r>
+        <w:t xml:space="preserve"> </w:t>
+      </w:r>
+      <w:proofErr w:type="spellStart"/>
+      <w:r>
+        <w:t>hình</w:t>
+      </w:r>
+      <w:proofErr w:type="spellEnd"/>
+      <w:r>
+        <w:t xml:space="preserve"> sets/reps/rest</w:t>
+      </w:r>
+    </w:p>
+    <w:p>
+      <w:proofErr w:type="spellStart"/>
+      <w:r>
+        <w:t>Ví</w:t>
+      </w:r>
+      <w:proofErr w:type="spellEnd"/>
+      <w:r>
+        <w:t xml:space="preserve"> </w:t>
+      </w:r>
+      <w:proofErr w:type="spellStart"/>
+      <w:r>
+        <w:t>dụ</w:t>
+      </w:r>
+      <w:proofErr w:type="spellEnd"/>
+      <w:r>
+        <w:t>:</w:t>
+      </w:r>
+    </w:p>
+    <w:p>
+      <w:r>
+        <w:t xml:space="preserve">User </w:t>
+      </w:r>
+      <w:proofErr w:type="spellStart"/>
+      <w:r>
+        <w:t>tạo</w:t>
+      </w:r>
+      <w:proofErr w:type="spellEnd"/>
+      <w:r>
+        <w:t xml:space="preserve"> "Push Pull Legs" </w:t>
+      </w:r>
+      <w:proofErr w:type="spellStart"/>
+      <w:r>
+        <w:t>và</w:t>
+      </w:r>
+      <w:proofErr w:type="spellEnd"/>
+      <w:r>
+        <w:t xml:space="preserve"> </w:t>
+      </w:r>
+      <w:proofErr w:type="spellStart"/>
+      <w:r>
+        <w:t>tự</w:t>
+      </w:r>
+      <w:proofErr w:type="spellEnd"/>
+      <w:r>
+        <w:t xml:space="preserve"> </w:t>
+      </w:r>
+      <w:proofErr w:type="spellStart"/>
+      <w:r>
+        <w:t>thêm</w:t>
+      </w:r>
+      <w:proofErr w:type="spellEnd"/>
+      <w:r>
+        <w:t xml:space="preserve"> </w:t>
+      </w:r>
+      <w:proofErr w:type="spellStart"/>
+      <w:r>
+        <w:t>các</w:t>
+      </w:r>
+      <w:proofErr w:type="spellEnd"/>
+      <w:r>
+        <w:t xml:space="preserve"> </w:t>
+      </w:r>
+      <w:proofErr w:type="spellStart"/>
+      <w:r>
+        <w:t>bài</w:t>
+      </w:r>
+      <w:proofErr w:type="spellEnd"/>
+      <w:r>
+        <w:t xml:space="preserve"> </w:t>
+      </w:r>
+      <w:proofErr w:type="spellStart"/>
+      <w:r>
+        <w:t>tập</w:t>
+      </w:r>
+      <w:proofErr w:type="spellEnd"/>
+      <w:r>
+        <w:t xml:space="preserve"> </w:t>
+      </w:r>
+      <w:proofErr w:type="spellStart"/>
+      <w:r>
+        <w:t>vào</w:t>
+      </w:r>
+      <w:proofErr w:type="spellEnd"/>
+      <w:r>
+        <w:t xml:space="preserve"> </w:t>
+      </w:r>
+      <w:proofErr w:type="spellStart"/>
+      <w:r>
+        <w:t>từng</w:t>
+      </w:r>
+      <w:proofErr w:type="spellEnd"/>
+      <w:r>
+        <w:t xml:space="preserve"> </w:t>
+      </w:r>
+      <w:proofErr w:type="spellStart"/>
+      <w:r>
+        <w:t>ngày</w:t>
+      </w:r>
+      <w:proofErr w:type="spellEnd"/>
+      <w:r>
+        <w:t>.</w:t>
+      </w:r>
+    </w:p>
+    <w:p/>
+    <w:p>
+      <w:pPr>
+        <w:rPr>
+          <w:b/>
+          <w:bCs/>
+        </w:rPr>
+      </w:pPr>
+      <w:r>
+        <w:rPr>
+          <w:b/>
+          <w:bCs/>
+        </w:rPr>
+        <w:lastRenderedPageBreak/>
+        <w:t xml:space="preserve">UC05 — Tham </w:t>
+      </w:r>
+      <w:proofErr w:type="spellStart"/>
+      <w:r>
+        <w:rPr>
+          <w:b/>
+          <w:bCs/>
+        </w:rPr>
+        <w:t>gia</w:t>
+      </w:r>
+      <w:proofErr w:type="spellEnd"/>
+      <w:r>
+        <w:rPr>
+          <w:b/>
+          <w:bCs/>
+        </w:rPr>
+        <w:t xml:space="preserve"> </w:t>
+      </w:r>
+      <w:proofErr w:type="spellStart"/>
+      <w:r>
+        <w:rPr>
+          <w:b/>
+          <w:bCs/>
+        </w:rPr>
+        <w:t>lịch</w:t>
+      </w:r>
+      <w:proofErr w:type="spellEnd"/>
+      <w:r>
+        <w:rPr>
+          <w:b/>
+          <w:bCs/>
+        </w:rPr>
+        <w:t xml:space="preserve"> </w:t>
+      </w:r>
+      <w:proofErr w:type="spellStart"/>
+      <w:r>
+        <w:rPr>
+          <w:b/>
+          <w:bCs/>
+        </w:rPr>
+        <w:t>tập</w:t>
+      </w:r>
+      <w:proofErr w:type="spellEnd"/>
+      <w:r>
+        <w:rPr>
+          <w:b/>
+          <w:bCs/>
+        </w:rPr>
+        <w:t xml:space="preserve"> </w:t>
+      </w:r>
+      <w:proofErr w:type="spellStart"/>
+      <w:r>
+        <w:rPr>
+          <w:b/>
+          <w:bCs/>
+        </w:rPr>
+        <w:t>mẫu</w:t>
+      </w:r>
+      <w:proofErr w:type="spellEnd"/>
+    </w:p>
+    <w:p>
+      <w:r>
+        <w:t xml:space="preserve">User </w:t>
+      </w:r>
+      <w:proofErr w:type="spellStart"/>
+      <w:r>
+        <w:t>có</w:t>
+      </w:r>
+      <w:proofErr w:type="spellEnd"/>
+      <w:r>
+        <w:t xml:space="preserve"> </w:t>
+      </w:r>
+      <w:proofErr w:type="spellStart"/>
+      <w:r>
+        <w:t>thể</w:t>
+      </w:r>
+      <w:proofErr w:type="spellEnd"/>
+      <w:r>
+        <w:t>:</w:t>
+      </w:r>
+    </w:p>
+    <w:p>
+      <w:r>
+        <w:t xml:space="preserve">Xem </w:t>
+      </w:r>
+      <w:proofErr w:type="spellStart"/>
+      <w:r>
+        <w:t>lịch</w:t>
+      </w:r>
+      <w:proofErr w:type="spellEnd"/>
+      <w:r>
+        <w:t xml:space="preserve"> </w:t>
+      </w:r>
+      <w:proofErr w:type="spellStart"/>
+      <w:r>
+        <w:t>mẫu</w:t>
+      </w:r>
+      <w:proofErr w:type="spellEnd"/>
+    </w:p>
+    <w:p>
+      <w:r>
+        <w:t xml:space="preserve">Xem chi </w:t>
+      </w:r>
+      <w:proofErr w:type="spellStart"/>
+      <w:r>
+        <w:t>tiết</w:t>
+      </w:r>
+      <w:proofErr w:type="spellEnd"/>
+    </w:p>
+    <w:p>
+      <w:proofErr w:type="spellStart"/>
+      <w:r>
+        <w:t>Chọn</w:t>
+      </w:r>
+      <w:proofErr w:type="spellEnd"/>
+      <w:r>
+        <w:t xml:space="preserve"> </w:t>
+      </w:r>
+      <w:proofErr w:type="spellStart"/>
+      <w:r>
+        <w:t>lịch</w:t>
+      </w:r>
+      <w:proofErr w:type="spellEnd"/>
+    </w:p>
+    <w:p>
+      <w:r>
+        <w:t xml:space="preserve">Lưu </w:t>
+      </w:r>
+      <w:proofErr w:type="spellStart"/>
+      <w:r>
+        <w:t>vào</w:t>
+      </w:r>
+      <w:proofErr w:type="spellEnd"/>
+      <w:r>
+        <w:t xml:space="preserve"> </w:t>
+      </w:r>
+      <w:proofErr w:type="spellStart"/>
+      <w:r>
+        <w:t>tài</w:t>
+      </w:r>
+      <w:proofErr w:type="spellEnd"/>
+      <w:r>
+        <w:t xml:space="preserve"> </w:t>
+      </w:r>
+      <w:proofErr w:type="spellStart"/>
+      <w:r>
+        <w:t>khoản</w:t>
+      </w:r>
+      <w:proofErr w:type="spellEnd"/>
+    </w:p>
+    <w:p>
+      <w:proofErr w:type="spellStart"/>
+      <w:r>
+        <w:t>Ví</w:t>
+      </w:r>
+      <w:proofErr w:type="spellEnd"/>
+      <w:r>
+        <w:t xml:space="preserve"> </w:t>
+      </w:r>
+      <w:proofErr w:type="spellStart"/>
+      <w:r>
+        <w:t>dụ</w:t>
+      </w:r>
+      <w:proofErr w:type="spellEnd"/>
+      <w:r>
+        <w:t>:</w:t>
+      </w:r>
+    </w:p>
+    <w:p>
+      <w:r>
+        <w:t>"Beginner Full Body – 3 Days"</w:t>
+      </w:r>
+    </w:p>
+    <w:p>
+      <w:r>
+        <w:t xml:space="preserve">→ User </w:t>
+      </w:r>
+      <w:proofErr w:type="spellStart"/>
+      <w:r>
+        <w:t>chọn</w:t>
+      </w:r>
+      <w:proofErr w:type="spellEnd"/>
+      <w:r>
+        <w:t xml:space="preserve"> </w:t>
+      </w:r>
+      <w:proofErr w:type="spellStart"/>
+      <w:r>
+        <w:rPr>
+          <w:b/>
+          <w:bCs/>
+        </w:rPr>
+        <w:t>Sử</w:t>
+      </w:r>
+      <w:proofErr w:type="spellEnd"/>
+      <w:r>
+        <w:rPr>
+          <w:b/>
+          <w:bCs/>
+        </w:rPr>
+        <w:t xml:space="preserve"> </w:t>
+      </w:r>
+      <w:proofErr w:type="spellStart"/>
+      <w:r>
+        <w:rPr>
+          <w:b/>
+          <w:bCs/>
+        </w:rPr>
+        <w:t>dụng</w:t>
+      </w:r>
+      <w:proofErr w:type="spellEnd"/>
+      <w:r>
+        <w:rPr>
+          <w:b/>
+          <w:bCs/>
+        </w:rPr>
+        <w:t xml:space="preserve"> </w:t>
+      </w:r>
+      <w:proofErr w:type="spellStart"/>
+      <w:r>
+        <w:rPr>
+          <w:b/>
+          <w:bCs/>
+        </w:rPr>
+        <w:t>lịch</w:t>
+      </w:r>
+      <w:proofErr w:type="spellEnd"/>
+      <w:r>
+        <w:rPr>
+          <w:b/>
+          <w:bCs/>
+        </w:rPr>
+        <w:t xml:space="preserve"> </w:t>
+      </w:r>
+      <w:proofErr w:type="spellStart"/>
+      <w:r>
+        <w:rPr>
+          <w:b/>
+          <w:bCs/>
+        </w:rPr>
+        <w:t>này</w:t>
+      </w:r>
+      <w:proofErr w:type="spellEnd"/>
+      <w:r>
+        <w:t>.</w:t>
+      </w:r>
+    </w:p>
+    <w:p/>
+    <w:p>
+      <w:pPr>
+        <w:rPr>
+          <w:b/>
+          <w:bCs/>
+        </w:rPr>
+      </w:pPr>
+      <w:r>
+        <w:rPr>
+          <w:b/>
+          <w:bCs/>
+        </w:rPr>
+        <w:t xml:space="preserve">UC06 — </w:t>
+      </w:r>
+      <w:proofErr w:type="spellStart"/>
+      <w:r>
+        <w:rPr>
+          <w:b/>
+          <w:bCs/>
+        </w:rPr>
+        <w:t>Thực</w:t>
+      </w:r>
+      <w:proofErr w:type="spellEnd"/>
+      <w:r>
+        <w:rPr>
+          <w:b/>
+          <w:bCs/>
+        </w:rPr>
+        <w:t xml:space="preserve"> </w:t>
+      </w:r>
+      <w:proofErr w:type="spellStart"/>
+      <w:r>
+        <w:rPr>
+          <w:b/>
+          <w:bCs/>
+        </w:rPr>
+        <w:t>hiện</w:t>
+      </w:r>
+      <w:proofErr w:type="spellEnd"/>
+      <w:r>
+        <w:rPr>
+          <w:b/>
+          <w:bCs/>
+        </w:rPr>
+        <w:t xml:space="preserve"> </w:t>
+      </w:r>
+      <w:proofErr w:type="spellStart"/>
+      <w:r>
+        <w:rPr>
+          <w:b/>
+          <w:bCs/>
+        </w:rPr>
+        <w:t>buổi</w:t>
+      </w:r>
+      <w:proofErr w:type="spellEnd"/>
+      <w:r>
+        <w:rPr>
+          <w:b/>
+          <w:bCs/>
+        </w:rPr>
+        <w:t xml:space="preserve"> </w:t>
+      </w:r>
+      <w:proofErr w:type="spellStart"/>
+      <w:r>
+        <w:rPr>
+          <w:b/>
+          <w:bCs/>
+        </w:rPr>
+        <w:t>tập</w:t>
+      </w:r>
+      <w:proofErr w:type="spellEnd"/>
+    </w:p>
+    <w:p>
+      <w:proofErr w:type="spellStart"/>
+      <w:r>
+        <w:t>Đây</w:t>
+      </w:r>
+      <w:proofErr w:type="spellEnd"/>
+      <w:r>
+        <w:t xml:space="preserve"> </w:t>
+      </w:r>
+      <w:proofErr w:type="spellStart"/>
+      <w:r>
+        <w:t>là</w:t>
+      </w:r>
+      <w:proofErr w:type="spellEnd"/>
+      <w:r>
+        <w:t xml:space="preserve"> </w:t>
+      </w:r>
+      <w:r>
+        <w:rPr>
+          <w:b/>
+          <w:bCs/>
+        </w:rPr>
+        <w:t xml:space="preserve">UC </w:t>
+      </w:r>
+      <w:proofErr w:type="spellStart"/>
+      <w:r>
+        <w:rPr>
+          <w:b/>
+          <w:bCs/>
+        </w:rPr>
+        <w:t>quan</w:t>
+      </w:r>
+      <w:proofErr w:type="spellEnd"/>
+      <w:r>
+        <w:rPr>
+          <w:b/>
+          <w:bCs/>
+        </w:rPr>
+        <w:t xml:space="preserve"> </w:t>
+      </w:r>
+      <w:proofErr w:type="spellStart"/>
+      <w:r>
+        <w:rPr>
+          <w:b/>
+          <w:bCs/>
+        </w:rPr>
+        <w:t>trọng</w:t>
+      </w:r>
+      <w:proofErr w:type="spellEnd"/>
+      <w:r>
+        <w:rPr>
+          <w:b/>
+          <w:bCs/>
+        </w:rPr>
+        <w:t xml:space="preserve"> </w:t>
+      </w:r>
+      <w:proofErr w:type="spellStart"/>
+      <w:r>
+        <w:rPr>
+          <w:b/>
+          <w:bCs/>
+        </w:rPr>
+        <w:t>nhất</w:t>
+      </w:r>
+      <w:proofErr w:type="spellEnd"/>
+      <w:r>
+        <w:rPr>
+          <w:b/>
+          <w:bCs/>
+        </w:rPr>
+        <w:t xml:space="preserve"> </w:t>
+      </w:r>
+      <w:proofErr w:type="spellStart"/>
+      <w:r>
+        <w:rPr>
+          <w:b/>
+          <w:bCs/>
+        </w:rPr>
+        <w:t>của</w:t>
+      </w:r>
+      <w:proofErr w:type="spellEnd"/>
+      <w:r>
+        <w:rPr>
+          <w:b/>
+          <w:bCs/>
+        </w:rPr>
+        <w:t xml:space="preserve"> app</w:t>
+      </w:r>
+      <w:r>
+        <w:t>.</w:t>
+      </w:r>
+    </w:p>
+    <w:p>
+      <w:r>
+        <w:t xml:space="preserve">Bao </w:t>
+      </w:r>
+      <w:proofErr w:type="spellStart"/>
+      <w:r>
+        <w:t>gồm</w:t>
+      </w:r>
+      <w:proofErr w:type="spellEnd"/>
+      <w:r>
+        <w:t>:</w:t>
+      </w:r>
+    </w:p>
+    <w:p>
+      <w:r>
+        <w:t xml:space="preserve">Xem </w:t>
+      </w:r>
+      <w:proofErr w:type="spellStart"/>
+      <w:r>
+        <w:t>bài</w:t>
+      </w:r>
+      <w:proofErr w:type="spellEnd"/>
+      <w:r>
+        <w:t xml:space="preserve"> </w:t>
+      </w:r>
+      <w:proofErr w:type="spellStart"/>
+      <w:r>
+        <w:t>tập</w:t>
+      </w:r>
+      <w:proofErr w:type="spellEnd"/>
+      <w:r>
+        <w:t xml:space="preserve"> </w:t>
+      </w:r>
+      <w:proofErr w:type="spellStart"/>
+      <w:r>
+        <w:t>trong</w:t>
+      </w:r>
+      <w:proofErr w:type="spellEnd"/>
+      <w:r>
+        <w:t xml:space="preserve"> </w:t>
+      </w:r>
+      <w:proofErr w:type="spellStart"/>
+      <w:r>
+        <w:t>buổi</w:t>
+      </w:r>
+      <w:proofErr w:type="spellEnd"/>
+    </w:p>
+    <w:p>
+      <w:proofErr w:type="spellStart"/>
+      <w:r>
+        <w:t>Bắt</w:t>
+      </w:r>
+      <w:proofErr w:type="spellEnd"/>
+      <w:r>
+        <w:t xml:space="preserve"> </w:t>
+      </w:r>
+      <w:proofErr w:type="spellStart"/>
+      <w:r>
+        <w:t>đầu</w:t>
+      </w:r>
+      <w:proofErr w:type="spellEnd"/>
+      <w:r>
+        <w:t xml:space="preserve"> </w:t>
+      </w:r>
+      <w:proofErr w:type="spellStart"/>
+      <w:r>
+        <w:t>buổi</w:t>
+      </w:r>
+      <w:proofErr w:type="spellEnd"/>
+      <w:r>
+        <w:t xml:space="preserve"> </w:t>
+      </w:r>
+      <w:proofErr w:type="spellStart"/>
+      <w:r>
+        <w:t>tập</w:t>
+      </w:r>
+      <w:proofErr w:type="spellEnd"/>
+    </w:p>
+    <w:p>
+      <w:proofErr w:type="spellStart"/>
+      <w:r>
+        <w:t>Ghi</w:t>
+      </w:r>
+      <w:proofErr w:type="spellEnd"/>
+      <w:r>
+        <w:t xml:space="preserve"> </w:t>
+      </w:r>
+      <w:proofErr w:type="spellStart"/>
+      <w:r>
+        <w:t>nhận</w:t>
+      </w:r>
+      <w:proofErr w:type="spellEnd"/>
+      <w:r>
+        <w:t xml:space="preserve"> sets/reps/weight</w:t>
+      </w:r>
+    </w:p>
+    <w:p>
+      <w:proofErr w:type="spellStart"/>
+      <w:r>
+        <w:t>Nghỉ</w:t>
+      </w:r>
+      <w:proofErr w:type="spellEnd"/>
+      <w:r>
+        <w:t xml:space="preserve"> </w:t>
+      </w:r>
+      <w:proofErr w:type="spellStart"/>
+      <w:r>
+        <w:t>giữa</w:t>
+      </w:r>
+      <w:proofErr w:type="spellEnd"/>
+      <w:r>
+        <w:t xml:space="preserve"> </w:t>
+      </w:r>
+      <w:proofErr w:type="spellStart"/>
+      <w:r>
+        <w:t>các</w:t>
+      </w:r>
+      <w:proofErr w:type="spellEnd"/>
+      <w:r>
+        <w:t xml:space="preserve"> set</w:t>
+      </w:r>
+    </w:p>
+    <w:p>
+      <w:r>
+        <w:t xml:space="preserve">Hoàn </w:t>
+      </w:r>
+      <w:proofErr w:type="spellStart"/>
+      <w:r>
+        <w:t>thành</w:t>
+      </w:r>
+      <w:proofErr w:type="spellEnd"/>
+      <w:r>
+        <w:t xml:space="preserve"> </w:t>
+      </w:r>
+      <w:proofErr w:type="spellStart"/>
+      <w:r>
+        <w:t>bài</w:t>
+      </w:r>
+      <w:proofErr w:type="spellEnd"/>
+      <w:r>
+        <w:t xml:space="preserve"> </w:t>
+      </w:r>
+      <w:proofErr w:type="spellStart"/>
+      <w:r>
+        <w:t>tập</w:t>
+      </w:r>
+      <w:proofErr w:type="spellEnd"/>
+    </w:p>
+    <w:p>
+      <w:proofErr w:type="spellStart"/>
+      <w:r>
+        <w:t>Kết</w:t>
+      </w:r>
+      <w:proofErr w:type="spellEnd"/>
+      <w:r>
+        <w:t xml:space="preserve"> </w:t>
+      </w:r>
+      <w:proofErr w:type="spellStart"/>
+      <w:r>
+        <w:t>thúc</w:t>
+      </w:r>
+      <w:proofErr w:type="spellEnd"/>
+      <w:r>
+        <w:t xml:space="preserve"> </w:t>
+      </w:r>
+      <w:proofErr w:type="spellStart"/>
+      <w:r>
+        <w:t>buổi</w:t>
+      </w:r>
+      <w:proofErr w:type="spellEnd"/>
+      <w:r>
+        <w:t xml:space="preserve"> </w:t>
+      </w:r>
+      <w:proofErr w:type="spellStart"/>
+      <w:r>
+        <w:t>tập</w:t>
+      </w:r>
+      <w:proofErr w:type="spellEnd"/>
+    </w:p>
+    <w:p>
+      <w:proofErr w:type="spellStart"/>
+      <w:r>
+        <w:t>Bạn</w:t>
+      </w:r>
+      <w:proofErr w:type="spellEnd"/>
+      <w:r>
+        <w:t xml:space="preserve"> </w:t>
+      </w:r>
+      <w:proofErr w:type="spellStart"/>
+      <w:r>
+        <w:t>không</w:t>
+      </w:r>
+      <w:proofErr w:type="spellEnd"/>
+      <w:r>
+        <w:t xml:space="preserve"> </w:t>
+      </w:r>
+      <w:proofErr w:type="spellStart"/>
+      <w:r>
+        <w:t>cần</w:t>
+      </w:r>
+      <w:proofErr w:type="spellEnd"/>
+      <w:r>
+        <w:t xml:space="preserve"> </w:t>
+      </w:r>
+      <w:proofErr w:type="spellStart"/>
+      <w:r>
+        <w:t>đưa</w:t>
+      </w:r>
+      <w:proofErr w:type="spellEnd"/>
+      <w:r>
+        <w:t xml:space="preserve"> </w:t>
+      </w:r>
+      <w:proofErr w:type="spellStart"/>
+      <w:r>
+        <w:t>từng</w:t>
+      </w:r>
+      <w:proofErr w:type="spellEnd"/>
+      <w:r>
+        <w:t xml:space="preserve"> </w:t>
+      </w:r>
+      <w:proofErr w:type="spellStart"/>
+      <w:r>
+        <w:t>cái</w:t>
+      </w:r>
+      <w:proofErr w:type="spellEnd"/>
+      <w:r>
+        <w:t xml:space="preserve"> </w:t>
+      </w:r>
+      <w:proofErr w:type="spellStart"/>
+      <w:r>
+        <w:t>thành</w:t>
+      </w:r>
+      <w:proofErr w:type="spellEnd"/>
+      <w:r>
+        <w:t xml:space="preserve"> UC </w:t>
+      </w:r>
+      <w:proofErr w:type="spellStart"/>
+      <w:r>
+        <w:t>riêng</w:t>
+      </w:r>
+      <w:proofErr w:type="spellEnd"/>
+      <w:r>
+        <w:t>.</w:t>
+      </w:r>
+    </w:p>
+    <w:p>
+      <w:proofErr w:type="spellStart"/>
+      <w:r>
+        <w:t>Có</w:t>
+      </w:r>
+      <w:proofErr w:type="spellEnd"/>
+      <w:r>
+        <w:t xml:space="preserve"> </w:t>
+      </w:r>
+      <w:proofErr w:type="spellStart"/>
+      <w:r>
+        <w:t>thể</w:t>
+      </w:r>
+      <w:proofErr w:type="spellEnd"/>
+      <w:r>
+        <w:t xml:space="preserve"> </w:t>
+      </w:r>
+      <w:proofErr w:type="spellStart"/>
+      <w:r>
+        <w:t>hiểu</w:t>
+      </w:r>
+      <w:proofErr w:type="spellEnd"/>
+      <w:r>
+        <w:t>:</w:t>
+      </w:r>
+    </w:p>
+    <w:p>
+      <w:proofErr w:type="spellStart"/>
+      <w:r>
+        <w:rPr>
+          <w:b/>
+          <w:bCs/>
+        </w:rPr>
+        <w:t>Thực</w:t>
+      </w:r>
+      <w:proofErr w:type="spellEnd"/>
+      <w:r>
+        <w:rPr>
+          <w:b/>
+          <w:bCs/>
+        </w:rPr>
+        <w:t xml:space="preserve"> </w:t>
+      </w:r>
+      <w:proofErr w:type="spellStart"/>
+      <w:r>
+        <w:rPr>
+          <w:b/>
+          <w:bCs/>
+        </w:rPr>
+        <w:t>hiện</w:t>
+      </w:r>
+      <w:proofErr w:type="spellEnd"/>
+      <w:r>
+        <w:rPr>
+          <w:b/>
+          <w:bCs/>
+        </w:rPr>
+        <w:t xml:space="preserve"> </w:t>
+      </w:r>
+      <w:proofErr w:type="spellStart"/>
+      <w:r>
+        <w:rPr>
+          <w:b/>
+          <w:bCs/>
+        </w:rPr>
+        <w:t>buổi</w:t>
+      </w:r>
+      <w:proofErr w:type="spellEnd"/>
+      <w:r>
+        <w:rPr>
+          <w:b/>
+          <w:bCs/>
+        </w:rPr>
+        <w:t xml:space="preserve"> </w:t>
+      </w:r>
+      <w:proofErr w:type="spellStart"/>
+      <w:r>
+        <w:rPr>
+          <w:b/>
+          <w:bCs/>
+        </w:rPr>
+        <w:t>tập</w:t>
+      </w:r>
+      <w:proofErr w:type="spellEnd"/>
+      <w:r>
+        <w:t xml:space="preserve"> = </w:t>
+      </w:r>
+      <w:proofErr w:type="spellStart"/>
+      <w:r>
+        <w:t>toàn</w:t>
+      </w:r>
+      <w:proofErr w:type="spellEnd"/>
+      <w:r>
+        <w:t xml:space="preserve"> </w:t>
+      </w:r>
+      <w:proofErr w:type="spellStart"/>
+      <w:r>
+        <w:t>bộ</w:t>
+      </w:r>
+      <w:proofErr w:type="spellEnd"/>
+      <w:r>
+        <w:t xml:space="preserve"> </w:t>
+      </w:r>
+      <w:proofErr w:type="spellStart"/>
+      <w:r>
+        <w:t>quá</w:t>
+      </w:r>
+      <w:proofErr w:type="spellEnd"/>
+      <w:r>
+        <w:t xml:space="preserve"> </w:t>
+      </w:r>
+      <w:proofErr w:type="spellStart"/>
+      <w:r>
+        <w:t>trình</w:t>
+      </w:r>
+      <w:proofErr w:type="spellEnd"/>
+      <w:r>
+        <w:t xml:space="preserve"> </w:t>
+      </w:r>
+      <w:proofErr w:type="spellStart"/>
+      <w:r>
+        <w:t>từ</w:t>
+      </w:r>
+      <w:proofErr w:type="spellEnd"/>
+      <w:r>
+        <w:t xml:space="preserve"> </w:t>
+      </w:r>
+      <w:proofErr w:type="spellStart"/>
+      <w:r>
+        <w:t>khi</w:t>
+      </w:r>
+      <w:proofErr w:type="spellEnd"/>
+      <w:r>
+        <w:t xml:space="preserve"> User </w:t>
+      </w:r>
+      <w:proofErr w:type="spellStart"/>
+      <w:r>
+        <w:t>bấm</w:t>
+      </w:r>
+      <w:proofErr w:type="spellEnd"/>
+      <w:r>
+        <w:t xml:space="preserve"> "Start Workout" </w:t>
+      </w:r>
+      <w:proofErr w:type="spellStart"/>
+      <w:r>
+        <w:t>đến</w:t>
+      </w:r>
+      <w:proofErr w:type="spellEnd"/>
+      <w:r>
+        <w:t xml:space="preserve"> </w:t>
+      </w:r>
+      <w:proofErr w:type="spellStart"/>
+      <w:r>
+        <w:t>khi</w:t>
+      </w:r>
+      <w:proofErr w:type="spellEnd"/>
+      <w:r>
+        <w:t xml:space="preserve"> </w:t>
+      </w:r>
+      <w:proofErr w:type="spellStart"/>
+      <w:r>
+        <w:t>hoàn</w:t>
+      </w:r>
+      <w:proofErr w:type="spellEnd"/>
+      <w:r>
+        <w:t xml:space="preserve"> </w:t>
+      </w:r>
+      <w:proofErr w:type="spellStart"/>
+      <w:r>
+        <w:t>thành</w:t>
+      </w:r>
+      <w:proofErr w:type="spellEnd"/>
+      <w:r>
+        <w:t>.</w:t>
+      </w:r>
+    </w:p>
+    <w:p/>
+    <w:p>
+      <w:pPr>
+        <w:rPr>
+          <w:b/>
+          <w:bCs/>
+        </w:rPr>
+      </w:pPr>
+      <w:r>
+        <w:rPr>
+          <w:b/>
+          <w:bCs/>
+        </w:rPr>
+        <w:t>UC07 —</w:t>
+      </w:r>
+      <w:r>
+        <w:rPr>
+          <w:b/>
+          <w:bCs/>
+        </w:rPr>
+        <w:t xml:space="preserve"> Xem </w:t>
+      </w:r>
+      <w:proofErr w:type="spellStart"/>
+      <w:r>
+        <w:rPr>
+          <w:b/>
+          <w:bCs/>
+        </w:rPr>
+        <w:t>lịch</w:t>
+      </w:r>
+      <w:proofErr w:type="spellEnd"/>
+      <w:r>
+        <w:rPr>
+          <w:b/>
+          <w:bCs/>
+        </w:rPr>
+        <w:t xml:space="preserve"> </w:t>
+      </w:r>
+      <w:proofErr w:type="spellStart"/>
+      <w:r>
+        <w:rPr>
+          <w:b/>
+          <w:bCs/>
+        </w:rPr>
+        <w:t>sử</w:t>
+      </w:r>
+      <w:proofErr w:type="spellEnd"/>
+      <w:r>
+        <w:rPr>
+          <w:b/>
+          <w:bCs/>
+        </w:rPr>
+        <w:t xml:space="preserve"> </w:t>
+      </w:r>
+      <w:proofErr w:type="spellStart"/>
+      <w:r>
+        <w:rPr>
+          <w:b/>
+          <w:bCs/>
+        </w:rPr>
+        <w:t>tập</w:t>
+      </w:r>
+      <w:proofErr w:type="spellEnd"/>
+      <w:r>
+        <w:rPr>
+          <w:b/>
+          <w:bCs/>
+        </w:rPr>
+        <w:t xml:space="preserve"> </w:t>
+      </w:r>
+      <w:proofErr w:type="spellStart"/>
+      <w:r>
+        <w:rPr>
+          <w:b/>
+          <w:bCs/>
+        </w:rPr>
+        <w:t>luyện</w:t>
+      </w:r>
+      <w:proofErr w:type="spellEnd"/>
+    </w:p>
+    <w:p>
+      <w:r>
+        <w:t>User:</w:t>
+      </w:r>
+    </w:p>
+    <w:p>
+      <w:r>
+        <w:t xml:space="preserve">Xem </w:t>
+      </w:r>
+      <w:proofErr w:type="spellStart"/>
+      <w:r>
+        <w:t>các</w:t>
+      </w:r>
+      <w:proofErr w:type="spellEnd"/>
+      <w:r>
+        <w:t xml:space="preserve"> </w:t>
+      </w:r>
+      <w:proofErr w:type="spellStart"/>
+      <w:r>
+        <w:t>buổi</w:t>
+      </w:r>
+      <w:proofErr w:type="spellEnd"/>
+      <w:r>
+        <w:t xml:space="preserve"> </w:t>
+      </w:r>
+      <w:proofErr w:type="spellStart"/>
+      <w:r>
+        <w:t>đã</w:t>
+      </w:r>
+      <w:proofErr w:type="spellEnd"/>
+      <w:r>
+        <w:t xml:space="preserve"> </w:t>
+      </w:r>
+      <w:proofErr w:type="spellStart"/>
+      <w:r>
+        <w:t>tập</w:t>
+      </w:r>
+      <w:proofErr w:type="spellEnd"/>
+      <w:r>
+        <w:t xml:space="preserve"> </w:t>
+      </w:r>
+    </w:p>
+    <w:p>
+      <w:r>
+        <w:lastRenderedPageBreak/>
+        <w:t xml:space="preserve">Xem chi </w:t>
+      </w:r>
+      <w:proofErr w:type="spellStart"/>
+      <w:r>
+        <w:t>tiết</w:t>
+      </w:r>
+      <w:proofErr w:type="spellEnd"/>
+      <w:r>
+        <w:t xml:space="preserve"> </w:t>
+      </w:r>
+      <w:proofErr w:type="spellStart"/>
+      <w:r>
+        <w:t>buổi</w:t>
+      </w:r>
+      <w:proofErr w:type="spellEnd"/>
+      <w:r>
+        <w:t xml:space="preserve"> </w:t>
+      </w:r>
+      <w:proofErr w:type="spellStart"/>
+      <w:r>
+        <w:t>tập</w:t>
+      </w:r>
+      <w:proofErr w:type="spellEnd"/>
+      <w:r>
+        <w:t xml:space="preserve"> </w:t>
+      </w:r>
+    </w:p>
+    <w:p>
+      <w:r>
+        <w:t xml:space="preserve">Xem </w:t>
+      </w:r>
+      <w:proofErr w:type="spellStart"/>
+      <w:r>
+        <w:t>kết</w:t>
+      </w:r>
+      <w:proofErr w:type="spellEnd"/>
+      <w:r>
+        <w:t xml:space="preserve"> </w:t>
+      </w:r>
+      <w:proofErr w:type="spellStart"/>
+      <w:r>
+        <w:t>quả</w:t>
+      </w:r>
+      <w:proofErr w:type="spellEnd"/>
+      <w:r>
+        <w:t xml:space="preserve"> </w:t>
+      </w:r>
+      <w:proofErr w:type="spellStart"/>
+      <w:r>
+        <w:t>từng</w:t>
+      </w:r>
+      <w:proofErr w:type="spellEnd"/>
+      <w:r>
+        <w:t xml:space="preserve"> </w:t>
+      </w:r>
+      <w:proofErr w:type="spellStart"/>
+      <w:r>
+        <w:t>bài</w:t>
+      </w:r>
+      <w:proofErr w:type="spellEnd"/>
+      <w:r>
+        <w:t xml:space="preserve"> </w:t>
+      </w:r>
+      <w:proofErr w:type="spellStart"/>
+      <w:r>
+        <w:t>tập</w:t>
+      </w:r>
+      <w:proofErr w:type="spellEnd"/>
+      <w:r>
+        <w:t xml:space="preserve"> </w:t>
+      </w:r>
+    </w:p>
+    <w:p>
+      <w:r>
+        <w:t xml:space="preserve">Xem </w:t>
+      </w:r>
+      <w:proofErr w:type="spellStart"/>
+      <w:r>
+        <w:t>thời</w:t>
+      </w:r>
+      <w:proofErr w:type="spellEnd"/>
+      <w:r>
+        <w:t xml:space="preserve"> </w:t>
+      </w:r>
+      <w:proofErr w:type="spellStart"/>
+      <w:r>
+        <w:t>gian</w:t>
+      </w:r>
+      <w:proofErr w:type="spellEnd"/>
+      <w:r>
+        <w:t xml:space="preserve"> </w:t>
+      </w:r>
+      <w:proofErr w:type="spellStart"/>
+      <w:r>
+        <w:t>tập</w:t>
+      </w:r>
+      <w:proofErr w:type="spellEnd"/>
+      <w:r>
+        <w:t xml:space="preserve"> </w:t>
+      </w:r>
+    </w:p>
+    <w:p>
+      <w:r>
+        <w:t xml:space="preserve">Xem volume </w:t>
+      </w:r>
+    </w:p>
+    <w:p/>
+    <w:p>
+      <w:pPr>
+        <w:rPr>
+          <w:b/>
+          <w:bCs/>
+        </w:rPr>
+      </w:pPr>
+      <w:r>
+        <w:rPr>
+          <w:b/>
+          <w:bCs/>
+        </w:rPr>
+        <w:t xml:space="preserve">UC08 — Theo </w:t>
+      </w:r>
+      <w:proofErr w:type="spellStart"/>
+      <w:r>
+        <w:rPr>
+          <w:b/>
+          <w:bCs/>
+        </w:rPr>
+        <w:t>dõi</w:t>
+      </w:r>
+      <w:proofErr w:type="spellEnd"/>
+      <w:r>
+        <w:rPr>
+          <w:b/>
+          <w:bCs/>
+        </w:rPr>
+        <w:t xml:space="preserve"> </w:t>
+      </w:r>
+      <w:proofErr w:type="spellStart"/>
+      <w:r>
+        <w:rPr>
+          <w:b/>
+          <w:bCs/>
+        </w:rPr>
+        <w:t>tiến</w:t>
+      </w:r>
+      <w:proofErr w:type="spellEnd"/>
+      <w:r>
+        <w:rPr>
+          <w:b/>
+          <w:bCs/>
+        </w:rPr>
+        <w:t xml:space="preserve"> </w:t>
+      </w:r>
+      <w:proofErr w:type="spellStart"/>
+      <w:r>
+        <w:rPr>
+          <w:b/>
+          <w:bCs/>
+        </w:rPr>
+        <w:t>độ</w:t>
+      </w:r>
+      <w:proofErr w:type="spellEnd"/>
+      <w:r>
+        <w:rPr>
+          <w:b/>
+          <w:bCs/>
+        </w:rPr>
+        <w:t xml:space="preserve"> </w:t>
+      </w:r>
+      <w:proofErr w:type="spellStart"/>
+      <w:r>
+        <w:rPr>
+          <w:b/>
+          <w:bCs/>
+        </w:rPr>
+        <w:t>tập</w:t>
+      </w:r>
+      <w:proofErr w:type="spellEnd"/>
+      <w:r>
+        <w:rPr>
+          <w:b/>
+          <w:bCs/>
+        </w:rPr>
+        <w:t xml:space="preserve"> </w:t>
+      </w:r>
+      <w:proofErr w:type="spellStart"/>
+      <w:r>
+        <w:rPr>
+          <w:b/>
+          <w:bCs/>
+        </w:rPr>
+        <w:t>luyện</w:t>
+      </w:r>
+      <w:proofErr w:type="spellEnd"/>
+    </w:p>
+    <w:p>
+      <w:proofErr w:type="spellStart"/>
+      <w:r>
+        <w:t>Gộp</w:t>
+      </w:r>
+      <w:proofErr w:type="spellEnd"/>
+      <w:r>
+        <w:t>:</w:t>
+      </w:r>
+    </w:p>
+    <w:p>
+      <w:r>
+        <w:t>Workout statistics</w:t>
+      </w:r>
+    </w:p>
+    <w:p>
+      <w:r>
+        <w:t>Progress chart</w:t>
+      </w:r>
+    </w:p>
+    <w:p>
+      <w:r>
+        <w:t>Personal Record</w:t>
+      </w:r>
+    </w:p>
+    <w:p>
+      <w:r>
+        <w:t>Training volume</w:t>
+      </w:r>
+    </w:p>
+    <w:p>
+      <w:r>
+        <w:t>Training frequency</w:t>
+      </w:r>
+    </w:p>
+    <w:p>
+      <w:proofErr w:type="spellStart"/>
+      <w:r>
+        <w:t>Ví</w:t>
+      </w:r>
+      <w:proofErr w:type="spellEnd"/>
+      <w:r>
+        <w:t xml:space="preserve"> </w:t>
+      </w:r>
+      <w:proofErr w:type="spellStart"/>
+      <w:r>
+        <w:t>dụ</w:t>
+      </w:r>
+      <w:proofErr w:type="spellEnd"/>
+      <w:r>
+        <w:t>:</w:t>
+      </w:r>
+    </w:p>
+    <w:p>
+      <w:r>
+        <w:t>Bench Press: 50kg → 55kg → 60kg.</w:t>
+      </w:r>
+    </w:p>
+    <w:p/>
+    <w:p>
+      <w:pPr>
+        <w:rPr>
+          <w:b/>
+          <w:bCs/>
+        </w:rPr>
+      </w:pPr>
+      <w:r>
+        <w:rPr>
+          <w:b/>
+          <w:bCs/>
+        </w:rPr>
+        <w:t xml:space="preserve">3. </w:t>
+      </w:r>
+      <w:proofErr w:type="spellStart"/>
+      <w:r>
+        <w:rPr>
+          <w:b/>
+          <w:bCs/>
+        </w:rPr>
+        <w:t>Phần</w:t>
+      </w:r>
+      <w:proofErr w:type="spellEnd"/>
+      <w:r>
+        <w:rPr>
+          <w:b/>
+          <w:bCs/>
+        </w:rPr>
+        <w:t xml:space="preserve"> Admin</w:t>
+      </w:r>
+    </w:p>
+    <w:p>
+      <w:pPr>
+        <w:rPr>
+          <w:b/>
+          <w:bCs/>
+        </w:rPr>
+      </w:pPr>
+      <w:r>
+        <w:rPr>
+          <w:b/>
+          <w:bCs/>
+        </w:rPr>
+        <w:t xml:space="preserve">UC09 — Quản </w:t>
+      </w:r>
+      <w:proofErr w:type="spellStart"/>
+      <w:r>
+        <w:rPr>
+          <w:b/>
+          <w:bCs/>
+        </w:rPr>
+        <w:t>lý</w:t>
+      </w:r>
+      <w:proofErr w:type="spellEnd"/>
+      <w:r>
+        <w:rPr>
+          <w:b/>
+          <w:bCs/>
+        </w:rPr>
+        <w:t xml:space="preserve"> </w:t>
+      </w:r>
+      <w:proofErr w:type="spellStart"/>
+      <w:r>
+        <w:rPr>
+          <w:b/>
+          <w:bCs/>
+        </w:rPr>
+        <w:t>người</w:t>
+      </w:r>
+      <w:proofErr w:type="spellEnd"/>
+      <w:r>
+        <w:rPr>
+          <w:b/>
+          <w:bCs/>
+        </w:rPr>
+        <w:t xml:space="preserve"> </w:t>
+      </w:r>
+      <w:proofErr w:type="spellStart"/>
+      <w:r>
+        <w:rPr>
+          <w:b/>
+          <w:bCs/>
+        </w:rPr>
+        <w:t>dùng</w:t>
+      </w:r>
+      <w:proofErr w:type="spellEnd"/>
+    </w:p>
+    <w:p>
+      <w:r>
+        <w:t>Admin:</w:t>
+      </w:r>
+    </w:p>
+    <w:p>
+      <w:r>
+        <w:t>Xem user</w:t>
+      </w:r>
+    </w:p>
+    <w:p>
+      <w:proofErr w:type="spellStart"/>
+      <w:r>
+        <w:t>Tìm</w:t>
+      </w:r>
+      <w:proofErr w:type="spellEnd"/>
+      <w:r>
+        <w:t xml:space="preserve"> </w:t>
+      </w:r>
+      <w:proofErr w:type="spellStart"/>
+      <w:r>
+        <w:t>kiếm</w:t>
+      </w:r>
+      <w:proofErr w:type="spellEnd"/>
+      <w:r>
+        <w:t xml:space="preserve"> user</w:t>
+      </w:r>
+    </w:p>
+    <w:p>
+      <w:r>
+        <w:t xml:space="preserve">Xem </w:t>
+      </w:r>
+      <w:proofErr w:type="spellStart"/>
+      <w:r>
+        <w:t>thông</w:t>
+      </w:r>
+      <w:proofErr w:type="spellEnd"/>
+      <w:r>
+        <w:t xml:space="preserve"> tin</w:t>
+      </w:r>
+    </w:p>
+    <w:p>
+      <w:proofErr w:type="spellStart"/>
+      <w:r>
+        <w:t>Khóa</w:t>
+      </w:r>
+      <w:proofErr w:type="spellEnd"/>
+      <w:r>
+        <w:t>/</w:t>
+      </w:r>
+      <w:proofErr w:type="spellStart"/>
+      <w:r>
+        <w:t>mở</w:t>
+      </w:r>
+      <w:proofErr w:type="spellEnd"/>
+      <w:r>
+        <w:t xml:space="preserve"> </w:t>
+      </w:r>
+      <w:proofErr w:type="spellStart"/>
+      <w:r>
+        <w:t>khóa</w:t>
+      </w:r>
+      <w:proofErr w:type="spellEnd"/>
+    </w:p>
+    <w:p>
+      <w:proofErr w:type="spellStart"/>
+      <w:r>
+        <w:t>Xóa</w:t>
+      </w:r>
+      <w:proofErr w:type="spellEnd"/>
+      <w:r>
+        <w:t xml:space="preserve"> </w:t>
+      </w:r>
+      <w:proofErr w:type="spellStart"/>
+      <w:r>
+        <w:t>tài</w:t>
+      </w:r>
+      <w:proofErr w:type="spellEnd"/>
+      <w:r>
+        <w:t xml:space="preserve"> </w:t>
+      </w:r>
+      <w:proofErr w:type="spellStart"/>
+      <w:r>
+        <w:t>khoản</w:t>
+      </w:r>
+      <w:proofErr w:type="spellEnd"/>
+    </w:p>
+    <w:p/>
+    <w:p>
+      <w:pPr>
+        <w:rPr>
+          <w:b/>
+          <w:bCs/>
+        </w:rPr>
+      </w:pPr>
+      <w:r>
+        <w:rPr>
+          <w:b/>
+          <w:bCs/>
+        </w:rPr>
+        <w:t xml:space="preserve">UC10 — Quản </w:t>
+      </w:r>
+      <w:proofErr w:type="spellStart"/>
+      <w:r>
+        <w:rPr>
+          <w:b/>
+          <w:bCs/>
+        </w:rPr>
+        <w:t>lý</w:t>
+      </w:r>
+      <w:proofErr w:type="spellEnd"/>
+      <w:r>
+        <w:rPr>
+          <w:b/>
+          <w:bCs/>
+        </w:rPr>
+        <w:t xml:space="preserve"> </w:t>
+      </w:r>
+      <w:proofErr w:type="spellStart"/>
+      <w:r>
+        <w:rPr>
+          <w:b/>
+          <w:bCs/>
+        </w:rPr>
+        <w:t>bài</w:t>
+      </w:r>
+      <w:proofErr w:type="spellEnd"/>
+      <w:r>
+        <w:rPr>
+          <w:b/>
+          <w:bCs/>
+        </w:rPr>
+        <w:t xml:space="preserve"> </w:t>
+      </w:r>
+      <w:proofErr w:type="spellStart"/>
+      <w:r>
+        <w:rPr>
+          <w:b/>
+          <w:bCs/>
+        </w:rPr>
+        <w:t>tập</w:t>
+      </w:r>
+      <w:proofErr w:type="spellEnd"/>
+    </w:p>
+    <w:p>
+      <w:r>
+        <w:t>Admin:</w:t>
+      </w:r>
+    </w:p>
+    <w:p>
+      <w:proofErr w:type="spellStart"/>
+      <w:r>
+        <w:t>Thêm</w:t>
+      </w:r>
+      <w:proofErr w:type="spellEnd"/>
+      <w:r>
+        <w:t xml:space="preserve"> </w:t>
+      </w:r>
+      <w:proofErr w:type="spellStart"/>
+      <w:r>
+        <w:t>bài</w:t>
+      </w:r>
+      <w:proofErr w:type="spellEnd"/>
+      <w:r>
+        <w:t xml:space="preserve"> </w:t>
+      </w:r>
+      <w:proofErr w:type="spellStart"/>
+      <w:r>
+        <w:t>tập</w:t>
+      </w:r>
+      <w:proofErr w:type="spellEnd"/>
+    </w:p>
+    <w:p>
+      <w:proofErr w:type="spellStart"/>
+      <w:r>
+        <w:lastRenderedPageBreak/>
+        <w:t>Sửa</w:t>
+      </w:r>
+      <w:proofErr w:type="spellEnd"/>
+      <w:r>
+        <w:t xml:space="preserve"> </w:t>
+      </w:r>
+      <w:proofErr w:type="spellStart"/>
+      <w:r>
+        <w:t>bài</w:t>
+      </w:r>
+      <w:proofErr w:type="spellEnd"/>
+      <w:r>
+        <w:t xml:space="preserve"> </w:t>
+      </w:r>
+      <w:proofErr w:type="spellStart"/>
+      <w:r>
+        <w:t>tập</w:t>
+      </w:r>
+      <w:proofErr w:type="spellEnd"/>
+    </w:p>
+    <w:p>
+      <w:proofErr w:type="spellStart"/>
+      <w:r>
+        <w:t>Xóa</w:t>
+      </w:r>
+      <w:proofErr w:type="spellEnd"/>
+      <w:r>
+        <w:t xml:space="preserve"> </w:t>
+      </w:r>
+      <w:proofErr w:type="spellStart"/>
+      <w:r>
+        <w:t>bài</w:t>
+      </w:r>
+      <w:proofErr w:type="spellEnd"/>
+      <w:r>
+        <w:t xml:space="preserve"> </w:t>
+      </w:r>
+      <w:proofErr w:type="spellStart"/>
+      <w:r>
+        <w:t>tập</w:t>
+      </w:r>
+      <w:proofErr w:type="spellEnd"/>
+    </w:p>
+    <w:p>
+      <w:proofErr w:type="spellStart"/>
+      <w:r>
+        <w:t>Cập</w:t>
+      </w:r>
+      <w:proofErr w:type="spellEnd"/>
+      <w:r>
+        <w:t xml:space="preserve"> </w:t>
+      </w:r>
+      <w:proofErr w:type="spellStart"/>
+      <w:r>
+        <w:t>nhật</w:t>
+      </w:r>
+      <w:proofErr w:type="spellEnd"/>
+      <w:r>
+        <w:t xml:space="preserve"> </w:t>
+      </w:r>
+      <w:proofErr w:type="spellStart"/>
+      <w:r>
+        <w:t>hình</w:t>
+      </w:r>
+      <w:proofErr w:type="spellEnd"/>
+      <w:r>
+        <w:t xml:space="preserve"> </w:t>
+      </w:r>
+      <w:proofErr w:type="spellStart"/>
+      <w:r>
+        <w:t>ảnh</w:t>
+      </w:r>
+      <w:proofErr w:type="spellEnd"/>
+      <w:r>
+        <w:t>/video</w:t>
+      </w:r>
+    </w:p>
+    <w:p>
+      <w:proofErr w:type="spellStart"/>
+      <w:r>
+        <w:t>Gán</w:t>
+      </w:r>
+      <w:proofErr w:type="spellEnd"/>
+      <w:r>
+        <w:t xml:space="preserve"> </w:t>
+      </w:r>
+      <w:proofErr w:type="spellStart"/>
+      <w:r>
+        <w:t>nhóm</w:t>
+      </w:r>
+      <w:proofErr w:type="spellEnd"/>
+      <w:r>
+        <w:t xml:space="preserve"> </w:t>
+      </w:r>
+      <w:proofErr w:type="spellStart"/>
+      <w:r>
+        <w:t>cơ</w:t>
+      </w:r>
+      <w:proofErr w:type="spellEnd"/>
+    </w:p>
+    <w:p>
+      <w:proofErr w:type="spellStart"/>
+      <w:r>
+        <w:t>Gán</w:t>
+      </w:r>
+      <w:proofErr w:type="spellEnd"/>
+      <w:r>
+        <w:t xml:space="preserve"> </w:t>
+      </w:r>
+      <w:proofErr w:type="spellStart"/>
+      <w:r>
+        <w:t>thiết</w:t>
+      </w:r>
+      <w:proofErr w:type="spellEnd"/>
+      <w:r>
+        <w:t xml:space="preserve"> </w:t>
+      </w:r>
+      <w:proofErr w:type="spellStart"/>
+      <w:r>
+        <w:t>bị</w:t>
+      </w:r>
+      <w:proofErr w:type="spellEnd"/>
+    </w:p>
+    <w:p>
+      <w:proofErr w:type="spellStart"/>
+      <w:r>
+        <w:t>Ví</w:t>
+      </w:r>
+      <w:proofErr w:type="spellEnd"/>
+      <w:r>
+        <w:t xml:space="preserve"> </w:t>
+      </w:r>
+      <w:proofErr w:type="spellStart"/>
+      <w:r>
+        <w:t>dụ</w:t>
+      </w:r>
+      <w:proofErr w:type="spellEnd"/>
+      <w:r>
+        <w:t>:</w:t>
+      </w:r>
+    </w:p>
+    <w:p>
+      <w:r>
+        <w:t>Bench Press → Chest → Barbell → Intermediate.</w:t>
+      </w:r>
+    </w:p>
+    <w:p/>
+    <w:p>
+      <w:pPr>
+        <w:rPr>
+          <w:b/>
+          <w:bCs/>
+        </w:rPr>
+      </w:pPr>
+      <w:r>
+        <w:rPr>
+          <w:b/>
+          <w:bCs/>
+        </w:rPr>
+        <w:t xml:space="preserve">UC11 — Quản </w:t>
+      </w:r>
+      <w:proofErr w:type="spellStart"/>
+      <w:r>
+        <w:rPr>
+          <w:b/>
+          <w:bCs/>
+        </w:rPr>
+        <w:t>lý</w:t>
+      </w:r>
+      <w:proofErr w:type="spellEnd"/>
+      <w:r>
+        <w:rPr>
+          <w:b/>
+          <w:bCs/>
+        </w:rPr>
+        <w:t xml:space="preserve"> </w:t>
+      </w:r>
+      <w:proofErr w:type="spellStart"/>
+      <w:r>
+        <w:rPr>
+          <w:b/>
+          <w:bCs/>
+        </w:rPr>
+        <w:t>lịch</w:t>
+      </w:r>
+      <w:proofErr w:type="spellEnd"/>
+      <w:r>
+        <w:rPr>
+          <w:b/>
+          <w:bCs/>
+        </w:rPr>
+        <w:t xml:space="preserve"> </w:t>
+      </w:r>
+      <w:proofErr w:type="spellStart"/>
+      <w:r>
+        <w:rPr>
+          <w:b/>
+          <w:bCs/>
+        </w:rPr>
+        <w:t>tập</w:t>
+      </w:r>
+      <w:proofErr w:type="spellEnd"/>
+      <w:r>
+        <w:rPr>
+          <w:b/>
+          <w:bCs/>
+        </w:rPr>
+        <w:t xml:space="preserve"> </w:t>
+      </w:r>
+      <w:proofErr w:type="spellStart"/>
+      <w:r>
+        <w:rPr>
+          <w:b/>
+          <w:bCs/>
+        </w:rPr>
+        <w:t>mẫu</w:t>
+      </w:r>
+      <w:proofErr w:type="spellEnd"/>
+    </w:p>
+    <w:p>
+      <w:r>
+        <w:t xml:space="preserve">Admin </w:t>
+      </w:r>
+      <w:proofErr w:type="spellStart"/>
+      <w:r>
+        <w:t>tạo</w:t>
+      </w:r>
+      <w:proofErr w:type="spellEnd"/>
+      <w:r>
+        <w:t xml:space="preserve"> </w:t>
+      </w:r>
+      <w:proofErr w:type="spellStart"/>
+      <w:r>
+        <w:t>các</w:t>
+      </w:r>
+      <w:proofErr w:type="spellEnd"/>
+      <w:r>
+        <w:t xml:space="preserve"> </w:t>
+      </w:r>
+      <w:proofErr w:type="spellStart"/>
+      <w:r>
+        <w:t>chương</w:t>
+      </w:r>
+      <w:proofErr w:type="spellEnd"/>
+      <w:r>
+        <w:t xml:space="preserve"> </w:t>
+      </w:r>
+      <w:proofErr w:type="spellStart"/>
+      <w:r>
+        <w:t>trình</w:t>
+      </w:r>
+      <w:proofErr w:type="spellEnd"/>
+      <w:r>
+        <w:t>:</w:t>
+      </w:r>
+    </w:p>
+    <w:p>
+      <w:r>
+        <w:t>Beginner Full Body</w:t>
+      </w:r>
+    </w:p>
+    <w:p>
+      <w:r>
+        <w:t>Push Pull Legs</w:t>
+      </w:r>
+    </w:p>
+    <w:p>
+      <w:r>
+        <w:t>Upper / Lower</w:t>
+      </w:r>
+    </w:p>
+    <w:p>
+      <w:r>
+        <w:t>Muscle Building</w:t>
+      </w:r>
+    </w:p>
+    <w:p>
+      <w:r>
+        <w:t xml:space="preserve">Bao </w:t>
+      </w:r>
+      <w:proofErr w:type="spellStart"/>
+      <w:r>
+        <w:t>gồm</w:t>
+      </w:r>
+      <w:proofErr w:type="spellEnd"/>
+      <w:r>
+        <w:t>:</w:t>
+      </w:r>
+    </w:p>
+    <w:p>
+      <w:proofErr w:type="spellStart"/>
+      <w:r>
+        <w:t>Tạo</w:t>
+      </w:r>
+      <w:proofErr w:type="spellEnd"/>
+      <w:r>
+        <w:t xml:space="preserve"> </w:t>
+      </w:r>
+      <w:proofErr w:type="spellStart"/>
+      <w:r>
+        <w:t>lịch</w:t>
+      </w:r>
+      <w:proofErr w:type="spellEnd"/>
+    </w:p>
+    <w:p>
+      <w:proofErr w:type="spellStart"/>
+      <w:r>
+        <w:t>Sửa</w:t>
+      </w:r>
+      <w:proofErr w:type="spellEnd"/>
+      <w:r>
+        <w:t xml:space="preserve"> </w:t>
+      </w:r>
+      <w:proofErr w:type="spellStart"/>
+      <w:r>
+        <w:t>lịch</w:t>
+      </w:r>
+      <w:proofErr w:type="spellEnd"/>
+    </w:p>
+    <w:p>
+      <w:proofErr w:type="spellStart"/>
+      <w:r>
+        <w:t>Xóa</w:t>
+      </w:r>
+      <w:proofErr w:type="spellEnd"/>
+      <w:r>
+        <w:t xml:space="preserve"> </w:t>
+      </w:r>
+      <w:proofErr w:type="spellStart"/>
+      <w:r>
+        <w:t>lịch</w:t>
+      </w:r>
+      <w:proofErr w:type="spellEnd"/>
+    </w:p>
+    <w:p>
+      <w:proofErr w:type="spellStart"/>
+      <w:r>
+        <w:t>Thêm</w:t>
+      </w:r>
+      <w:proofErr w:type="spellEnd"/>
+      <w:r>
+        <w:t xml:space="preserve"> </w:t>
+      </w:r>
+      <w:proofErr w:type="spellStart"/>
+      <w:r>
+        <w:t>bài</w:t>
+      </w:r>
+      <w:proofErr w:type="spellEnd"/>
+      <w:r>
+        <w:t xml:space="preserve"> </w:t>
+      </w:r>
+      <w:proofErr w:type="spellStart"/>
+      <w:r>
+        <w:t>tập</w:t>
+      </w:r>
+      <w:proofErr w:type="spellEnd"/>
+    </w:p>
+    <w:p>
+      <w:proofErr w:type="spellStart"/>
+      <w:r>
+        <w:t>Cấu</w:t>
+      </w:r>
+      <w:proofErr w:type="spellEnd"/>
+      <w:r>
+        <w:t xml:space="preserve"> </w:t>
+      </w:r>
+      <w:proofErr w:type="spellStart"/>
+      <w:r>
+        <w:t>hình</w:t>
+      </w:r>
+      <w:proofErr w:type="spellEnd"/>
+      <w:r>
+        <w:t xml:space="preserve"> sets/reps/rest</w:t>
+      </w:r>
+    </w:p>
+    <w:p/>
     <w:sectPr>
       <w:pgSz w:w="12240" w:h="15840"/>
       <w:pgMar w:top="1134" w:right="851" w:bottom="1134" w:left="1701" w:header="720" w:footer="720" w:gutter="0"/>
@@ -68,6 +5539,409 @@
     </w:sectPr>
   </w:body>
 </w:document>
+</file>
+
+<file path=word/numbering.xml><?xml version="1.0" encoding="utf-8"?>
+<w:numbering xmlns:wpc="http://schemas.microsoft.com/office/word/2010/wordprocessingCanvas" xmlns:cx="http://schemas.microsoft.com/office/drawing/2014/chartex" xmlns:cx1="http://schemas.microsoft.com/office/drawing/2015/9/8/chartex" xmlns:cx2="http://schemas.microsoft.com/office/drawing/2015/10/21/chartex" xmlns:cx3="http://schemas.microsoft.com/office/drawing/2016/5/9/chartex" xmlns:cx4="http://schemas.microsoft.com/office/drawing/2016/5/10/chartex" xmlns:cx5="http://schemas.microsoft.com/office/drawing/2016/5/11/chartex" xmlns:cx6="http://schemas.microsoft.com/office/drawing/2016/5/12/chartex" xmlns:cx7="http://schemas.microsoft.com/office/drawing/2016/5/13/chartex" xmlns:cx8="http://schemas.microsoft.com/office/drawing/2016/5/14/chartex" xmlns:mc="http://schemas.openxmlformats.org/markup-compatibility/2006" xmlns:aink="http://schemas.microsoft.com/office/drawing/2016/ink" xmlns:am3d="http://schemas.microsoft.com/office/drawing/2017/model3d" xmlns:o="urn:schemas-microsoft-com:office:office" xmlns:oel="http://schemas.microsoft.com/office/2019/extlst" xmlns:r="http://schemas.openxmlformats.org/officeDocument/2006/relationships" xmlns:m="http://schemas.openxmlformats.org/officeDocument/2006/math" xmlns:v="urn:schemas-microsoft-com:vml" xmlns:wp14="http://schemas.microsoft.com/office/word/2010/wordprocessingDrawing" xmlns:wp="http://schemas.openxmlformats.org/drawingml/2006/wordprocessingDrawing" xmlns:w10="urn:schemas-microsoft-com:office:word" xmlns:w="http://schemas.openxmlformats.org/wordprocessingml/2006/main" xmlns:w14="http://schemas.microsoft.com/office/word/2010/wordml" xmlns:w15="http://schemas.microsoft.com/office/word/2012/wordml" xmlns:w16cex="http://schemas.microsoft.com/office/word/2018/wordml/cex" xmlns:w16cid="http://schemas.microsoft.com/office/word/2016/wordml/cid" xmlns:w16="http://schemas.microsoft.com/office/word/2018/wordml" xmlns:w16du="http://schemas.microsoft.com/office/word/2023/wordml/word16du" xmlns:w16sdtdh="http://schemas.microsoft.com/office/word/2020/wordml/sdtdatahash" xmlns:w16sdtfl="http://schemas.microsoft.com/office/word/2024/wordml/sdtformatlock" xmlns:w16se="http://schemas.microsoft.com/office/word/2015/wordml/symex" xmlns:wpg="http://schemas.microsoft.com/office/word/2010/wordprocessingGroup" xmlns:wpi="http://schemas.microsoft.com/office/word/2010/wordprocessingInk" xmlns:wne="http://schemas.microsoft.com/office/word/2006/wordml" xmlns:wps="http://schemas.microsoft.com/office/word/2010/wordprocessingShape" mc:Ignorable="w14 w15 w16se w16cid w16 w16cex w16sdtdh w16sdtfl w16du wp14">
+  <w:abstractNum w:abstractNumId="0" w15:restartNumberingAfterBreak="0">
+    <w:nsid w:val="214916E9"/>
+    <w:multiLevelType w:val="multilevel"/>
+    <w:tmpl w:val="55BC6794"/>
+    <w:lvl w:ilvl="0">
+      <w:start w:val="1"/>
+      <w:numFmt w:val="bullet"/>
+      <w:lvlText w:val=""/>
+      <w:lvlJc w:val="left"/>
+      <w:pPr>
+        <w:tabs>
+          <w:tab w:val="num" w:pos="720"/>
+        </w:tabs>
+        <w:ind w:left="720" w:hanging="360"/>
+      </w:pPr>
+      <w:rPr>
+        <w:rFonts w:ascii="Symbol" w:hAnsi="Symbol" w:hint="default"/>
+        <w:sz w:val="20"/>
+      </w:rPr>
+    </w:lvl>
+    <w:lvl w:ilvl="1" w:tentative="1">
+      <w:start w:val="1"/>
+      <w:numFmt w:val="bullet"/>
+      <w:lvlText w:val="o"/>
+      <w:lvlJc w:val="left"/>
+      <w:pPr>
+        <w:tabs>
+          <w:tab w:val="num" w:pos="1440"/>
+        </w:tabs>
+        <w:ind w:left="1440" w:hanging="360"/>
+      </w:pPr>
+      <w:rPr>
+        <w:rFonts w:ascii="Courier New" w:hAnsi="Courier New" w:hint="default"/>
+        <w:sz w:val="20"/>
+      </w:rPr>
+    </w:lvl>
+    <w:lvl w:ilvl="2" w:tentative="1">
+      <w:start w:val="1"/>
+      <w:numFmt w:val="bullet"/>
+      <w:lvlText w:val=""/>
+      <w:lvlJc w:val="left"/>
+      <w:pPr>
+        <w:tabs>
+          <w:tab w:val="num" w:pos="2160"/>
+        </w:tabs>
+        <w:ind w:left="2160" w:hanging="360"/>
+      </w:pPr>
+      <w:rPr>
+        <w:rFonts w:ascii="Wingdings" w:hAnsi="Wingdings" w:hint="default"/>
+        <w:sz w:val="20"/>
+      </w:rPr>
+    </w:lvl>
+    <w:lvl w:ilvl="3" w:tentative="1">
+      <w:start w:val="1"/>
+      <w:numFmt w:val="bullet"/>
+      <w:lvlText w:val=""/>
+      <w:lvlJc w:val="left"/>
+      <w:pPr>
+        <w:tabs>
+          <w:tab w:val="num" w:pos="2880"/>
+        </w:tabs>
+        <w:ind w:left="2880" w:hanging="360"/>
+      </w:pPr>
+      <w:rPr>
+        <w:rFonts w:ascii="Wingdings" w:hAnsi="Wingdings" w:hint="default"/>
+        <w:sz w:val="20"/>
+      </w:rPr>
+    </w:lvl>
+    <w:lvl w:ilvl="4" w:tentative="1">
+      <w:start w:val="1"/>
+      <w:numFmt w:val="bullet"/>
+      <w:lvlText w:val=""/>
+      <w:lvlJc w:val="left"/>
+      <w:pPr>
+        <w:tabs>
+          <w:tab w:val="num" w:pos="3600"/>
+        </w:tabs>
+        <w:ind w:left="3600" w:hanging="360"/>
+      </w:pPr>
+      <w:rPr>
+        <w:rFonts w:ascii="Wingdings" w:hAnsi="Wingdings" w:hint="default"/>
+        <w:sz w:val="20"/>
+      </w:rPr>
+    </w:lvl>
+    <w:lvl w:ilvl="5" w:tentative="1">
+      <w:start w:val="1"/>
+      <w:numFmt w:val="bullet"/>
+      <w:lvlText w:val=""/>
+      <w:lvlJc w:val="left"/>
+      <w:pPr>
+        <w:tabs>
+          <w:tab w:val="num" w:pos="4320"/>
+        </w:tabs>
+        <w:ind w:left="4320" w:hanging="360"/>
+      </w:pPr>
+      <w:rPr>
+        <w:rFonts w:ascii="Wingdings" w:hAnsi="Wingdings" w:hint="default"/>
+        <w:sz w:val="20"/>
+      </w:rPr>
+    </w:lvl>
+    <w:lvl w:ilvl="6" w:tentative="1">
+      <w:start w:val="1"/>
+      <w:numFmt w:val="bullet"/>
+      <w:lvlText w:val=""/>
+      <w:lvlJc w:val="left"/>
+      <w:pPr>
+        <w:tabs>
+          <w:tab w:val="num" w:pos="5040"/>
+        </w:tabs>
+        <w:ind w:left="5040" w:hanging="360"/>
+      </w:pPr>
+      <w:rPr>
+        <w:rFonts w:ascii="Wingdings" w:hAnsi="Wingdings" w:hint="default"/>
+        <w:sz w:val="20"/>
+      </w:rPr>
+    </w:lvl>
+    <w:lvl w:ilvl="7" w:tentative="1">
+      <w:start w:val="1"/>
+      <w:numFmt w:val="bullet"/>
+      <w:lvlText w:val=""/>
+      <w:lvlJc w:val="left"/>
+      <w:pPr>
+        <w:tabs>
+          <w:tab w:val="num" w:pos="5760"/>
+        </w:tabs>
+        <w:ind w:left="5760" w:hanging="360"/>
+      </w:pPr>
+      <w:rPr>
+        <w:rFonts w:ascii="Wingdings" w:hAnsi="Wingdings" w:hint="default"/>
+        <w:sz w:val="20"/>
+      </w:rPr>
+    </w:lvl>
+    <w:lvl w:ilvl="8" w:tentative="1">
+      <w:start w:val="1"/>
+      <w:numFmt w:val="bullet"/>
+      <w:lvlText w:val=""/>
+      <w:lvlJc w:val="left"/>
+      <w:pPr>
+        <w:tabs>
+          <w:tab w:val="num" w:pos="6480"/>
+        </w:tabs>
+        <w:ind w:left="6480" w:hanging="360"/>
+      </w:pPr>
+      <w:rPr>
+        <w:rFonts w:ascii="Wingdings" w:hAnsi="Wingdings" w:hint="default"/>
+        <w:sz w:val="20"/>
+      </w:rPr>
+    </w:lvl>
+  </w:abstractNum>
+  <w:abstractNum w:abstractNumId="1" w15:restartNumberingAfterBreak="0">
+    <w:nsid w:val="3BBC62D5"/>
+    <w:multiLevelType w:val="multilevel"/>
+    <w:tmpl w:val="A4B2AEF0"/>
+    <w:lvl w:ilvl="0">
+      <w:start w:val="1"/>
+      <w:numFmt w:val="bullet"/>
+      <w:lvlText w:val=""/>
+      <w:lvlJc w:val="left"/>
+      <w:pPr>
+        <w:tabs>
+          <w:tab w:val="num" w:pos="720"/>
+        </w:tabs>
+        <w:ind w:left="720" w:hanging="360"/>
+      </w:pPr>
+      <w:rPr>
+        <w:rFonts w:ascii="Symbol" w:hAnsi="Symbol" w:hint="default"/>
+        <w:sz w:val="20"/>
+      </w:rPr>
+    </w:lvl>
+    <w:lvl w:ilvl="1" w:tentative="1">
+      <w:start w:val="1"/>
+      <w:numFmt w:val="bullet"/>
+      <w:lvlText w:val="o"/>
+      <w:lvlJc w:val="left"/>
+      <w:pPr>
+        <w:tabs>
+          <w:tab w:val="num" w:pos="1440"/>
+        </w:tabs>
+        <w:ind w:left="1440" w:hanging="360"/>
+      </w:pPr>
+      <w:rPr>
+        <w:rFonts w:ascii="Courier New" w:hAnsi="Courier New" w:hint="default"/>
+        <w:sz w:val="20"/>
+      </w:rPr>
+    </w:lvl>
+    <w:lvl w:ilvl="2" w:tentative="1">
+      <w:start w:val="1"/>
+      <w:numFmt w:val="bullet"/>
+      <w:lvlText w:val=""/>
+      <w:lvlJc w:val="left"/>
+      <w:pPr>
+        <w:tabs>
+          <w:tab w:val="num" w:pos="2160"/>
+        </w:tabs>
+        <w:ind w:left="2160" w:hanging="360"/>
+      </w:pPr>
+      <w:rPr>
+        <w:rFonts w:ascii="Wingdings" w:hAnsi="Wingdings" w:hint="default"/>
+        <w:sz w:val="20"/>
+      </w:rPr>
+    </w:lvl>
+    <w:lvl w:ilvl="3" w:tentative="1">
+      <w:start w:val="1"/>
+      <w:numFmt w:val="bullet"/>
+      <w:lvlText w:val=""/>
+      <w:lvlJc w:val="left"/>
+      <w:pPr>
+        <w:tabs>
+          <w:tab w:val="num" w:pos="2880"/>
+        </w:tabs>
+        <w:ind w:left="2880" w:hanging="360"/>
+      </w:pPr>
+      <w:rPr>
+        <w:rFonts w:ascii="Wingdings" w:hAnsi="Wingdings" w:hint="default"/>
+        <w:sz w:val="20"/>
+      </w:rPr>
+    </w:lvl>
+    <w:lvl w:ilvl="4" w:tentative="1">
+      <w:start w:val="1"/>
+      <w:numFmt w:val="bullet"/>
+      <w:lvlText w:val=""/>
+      <w:lvlJc w:val="left"/>
+      <w:pPr>
+        <w:tabs>
+          <w:tab w:val="num" w:pos="3600"/>
+        </w:tabs>
+        <w:ind w:left="3600" w:hanging="360"/>
+      </w:pPr>
+      <w:rPr>
+        <w:rFonts w:ascii="Wingdings" w:hAnsi="Wingdings" w:hint="default"/>
+        <w:sz w:val="20"/>
+      </w:rPr>
+    </w:lvl>
+    <w:lvl w:ilvl="5" w:tentative="1">
+      <w:start w:val="1"/>
+      <w:numFmt w:val="bullet"/>
+      <w:lvlText w:val=""/>
+      <w:lvlJc w:val="left"/>
+      <w:pPr>
+        <w:tabs>
+          <w:tab w:val="num" w:pos="4320"/>
+        </w:tabs>
+        <w:ind w:left="4320" w:hanging="360"/>
+      </w:pPr>
+      <w:rPr>
+        <w:rFonts w:ascii="Wingdings" w:hAnsi="Wingdings" w:hint="default"/>
+        <w:sz w:val="20"/>
+      </w:rPr>
+    </w:lvl>
+    <w:lvl w:ilvl="6" w:tentative="1">
+      <w:start w:val="1"/>
+      <w:numFmt w:val="bullet"/>
+      <w:lvlText w:val=""/>
+      <w:lvlJc w:val="left"/>
+      <w:pPr>
+        <w:tabs>
+          <w:tab w:val="num" w:pos="5040"/>
+        </w:tabs>
+        <w:ind w:left="5040" w:hanging="360"/>
+      </w:pPr>
+      <w:rPr>
+        <w:rFonts w:ascii="Wingdings" w:hAnsi="Wingdings" w:hint="default"/>
+        <w:sz w:val="20"/>
+      </w:rPr>
+    </w:lvl>
+    <w:lvl w:ilvl="7" w:tentative="1">
+      <w:start w:val="1"/>
+      <w:numFmt w:val="bullet"/>
+      <w:lvlText w:val=""/>
+      <w:lvlJc w:val="left"/>
+      <w:pPr>
+        <w:tabs>
+          <w:tab w:val="num" w:pos="5760"/>
+        </w:tabs>
+        <w:ind w:left="5760" w:hanging="360"/>
+      </w:pPr>
+      <w:rPr>
+        <w:rFonts w:ascii="Wingdings" w:hAnsi="Wingdings" w:hint="default"/>
+        <w:sz w:val="20"/>
+      </w:rPr>
+    </w:lvl>
+    <w:lvl w:ilvl="8" w:tentative="1">
+      <w:start w:val="1"/>
+      <w:numFmt w:val="bullet"/>
+      <w:lvlText w:val=""/>
+      <w:lvlJc w:val="left"/>
+      <w:pPr>
+        <w:tabs>
+          <w:tab w:val="num" w:pos="6480"/>
+        </w:tabs>
+        <w:ind w:left="6480" w:hanging="360"/>
+      </w:pPr>
+      <w:rPr>
+        <w:rFonts w:ascii="Wingdings" w:hAnsi="Wingdings" w:hint="default"/>
+        <w:sz w:val="20"/>
+      </w:rPr>
+    </w:lvl>
+  </w:abstractNum>
+  <w:abstractNum w:abstractNumId="2" w15:restartNumberingAfterBreak="0">
+    <w:nsid w:val="5A7B57E9"/>
+    <w:multiLevelType w:val="hybridMultilevel"/>
+    <w:tmpl w:val="9BBC05E2"/>
+    <w:lvl w:ilvl="0" w:tplc="479C9BC6">
+      <w:start w:val="1"/>
+      <w:numFmt w:val="decimal"/>
+      <w:lvlText w:val="%1."/>
+      <w:lvlJc w:val="left"/>
+      <w:pPr>
+        <w:ind w:left="720" w:hanging="360"/>
+      </w:pPr>
+      <w:rPr>
+        <w:rFonts w:hint="default"/>
+        <w:b/>
+        <w:i w:val="0"/>
+      </w:rPr>
+    </w:lvl>
+    <w:lvl w:ilvl="1" w:tplc="04090019" w:tentative="1">
+      <w:start w:val="1"/>
+      <w:numFmt w:val="lowerLetter"/>
+      <w:lvlText w:val="%2."/>
+      <w:lvlJc w:val="left"/>
+      <w:pPr>
+        <w:ind w:left="1440" w:hanging="360"/>
+      </w:pPr>
+    </w:lvl>
+    <w:lvl w:ilvl="2" w:tplc="0409001B" w:tentative="1">
+      <w:start w:val="1"/>
+      <w:numFmt w:val="lowerRoman"/>
+      <w:lvlText w:val="%3."/>
+      <w:lvlJc w:val="right"/>
+      <w:pPr>
+        <w:ind w:left="2160" w:hanging="180"/>
+      </w:pPr>
+    </w:lvl>
+    <w:lvl w:ilvl="3" w:tplc="0409000F" w:tentative="1">
+      <w:start w:val="1"/>
+      <w:numFmt w:val="decimal"/>
+      <w:lvlText w:val="%4."/>
+      <w:lvlJc w:val="left"/>
+      <w:pPr>
+        <w:ind w:left="2880" w:hanging="360"/>
+      </w:pPr>
+    </w:lvl>
+    <w:lvl w:ilvl="4" w:tplc="04090019" w:tentative="1">
+      <w:start w:val="1"/>
+      <w:numFmt w:val="lowerLetter"/>
+      <w:lvlText w:val="%5."/>
+      <w:lvlJc w:val="left"/>
+      <w:pPr>
+        <w:ind w:left="3600" w:hanging="360"/>
+      </w:pPr>
+    </w:lvl>
+    <w:lvl w:ilvl="5" w:tplc="0409001B" w:tentative="1">
+      <w:start w:val="1"/>
+      <w:numFmt w:val="lowerRoman"/>
+      <w:lvlText w:val="%6."/>
+      <w:lvlJc w:val="right"/>
+      <w:pPr>
+        <w:ind w:left="4320" w:hanging="180"/>
+      </w:pPr>
+    </w:lvl>
+    <w:lvl w:ilvl="6" w:tplc="0409000F" w:tentative="1">
+      <w:start w:val="1"/>
+      <w:numFmt w:val="decimal"/>
+      <w:lvlText w:val="%7."/>
+      <w:lvlJc w:val="left"/>
+      <w:pPr>
+        <w:ind w:left="5040" w:hanging="360"/>
+      </w:pPr>
+    </w:lvl>
+    <w:lvl w:ilvl="7" w:tplc="04090019" w:tentative="1">
+      <w:start w:val="1"/>
+      <w:numFmt w:val="lowerLetter"/>
+      <w:lvlText w:val="%8."/>
+      <w:lvlJc w:val="left"/>
+      <w:pPr>
+        <w:ind w:left="5760" w:hanging="360"/>
+      </w:pPr>
+    </w:lvl>
+    <w:lvl w:ilvl="8" w:tplc="0409001B" w:tentative="1">
+      <w:start w:val="1"/>
+      <w:numFmt w:val="lowerRoman"/>
+      <w:lvlText w:val="%9."/>
+      <w:lvlJc w:val="right"/>
+      <w:pPr>
+        <w:ind w:left="6480" w:hanging="180"/>
+      </w:pPr>
+    </w:lvl>
+  </w:abstractNum>
+  <w:num w:numId="1" w16cid:durableId="1893272942">
+    <w:abstractNumId w:val="2"/>
+  </w:num>
+  <w:num w:numId="2" w16cid:durableId="162475092">
+    <w:abstractNumId w:val="0"/>
+  </w:num>
+  <w:num w:numId="3" w16cid:durableId="1785340460">
+    <w:abstractNumId w:val="1"/>
+  </w:num>
+</w:numbering>
 </file>
 
 <file path=word/styles.xml><?xml version="1.0" encoding="utf-8"?>
@@ -672,7 +6546,6 @@
   <w:style w:type="character" w:default="1" w:styleId="DefaultParagraphFont">
     <w:name w:val="Default Paragraph Font"/>
     <w:uiPriority w:val="1"/>
-    <w:semiHidden/>
     <w:unhideWhenUsed/>
   </w:style>
   <w:style w:type="table" w:default="1" w:styleId="TableNormal">
@@ -983,6 +6856,36 @@
       <w:spacing w:val="5"/>
     </w:rPr>
   </w:style>
+  <w:style w:type="table" w:styleId="TableGrid">
+    <w:name w:val="Table Grid"/>
+    <w:basedOn w:val="TableNormal"/>
+    <w:uiPriority w:val="39"/>
+    <w:rsid w:val="00474D96"/>
+    <w:pPr>
+      <w:spacing w:after="0" w:line="240" w:lineRule="auto"/>
+    </w:pPr>
+    <w:tblPr>
+      <w:tblBorders>
+        <w:top w:val="single" w:sz="4" w:space="0" w:color="auto"/>
+        <w:left w:val="single" w:sz="4" w:space="0" w:color="auto"/>
+        <w:bottom w:val="single" w:sz="4" w:space="0" w:color="auto"/>
+        <w:right w:val="single" w:sz="4" w:space="0" w:color="auto"/>
+        <w:insideH w:val="single" w:sz="4" w:space="0" w:color="auto"/>
+        <w:insideV w:val="single" w:sz="4" w:space="0" w:color="auto"/>
+      </w:tblBorders>
+    </w:tblPr>
+  </w:style>
+  <w:style w:type="character" w:styleId="Strong">
+    <w:name w:val="Strong"/>
+    <w:basedOn w:val="DefaultParagraphFont"/>
+    <w:uiPriority w:val="22"/>
+    <w:qFormat/>
+    <w:rsid w:val="00474D96"/>
+    <w:rPr>
+      <w:b/>
+      <w:bCs/>
+    </w:rPr>
+  </w:style>
 </w:styles>
 </file>
 
